--- a/COMP3000 - Hook, Line, and Slinger final report.docx
+++ b/COMP3000 - Hook, Line, and Slinger final report.docx
@@ -256,7 +256,25 @@
         <w:t>First</w:t>
       </w:r>
       <w:r>
-        <w:t>, I would like to express gratitude to my supervisor, Dr Ji-Jian Chin for providing invaluable feedback and help with various aspects of this project. I am also grateful to the other lecturers at the University of Plymouth for helping with clarifying certain parts of the project brief and providing additional assistance when required.</w:t>
+        <w:t xml:space="preserve">, I would like to express gratitude to my supervisor, Dr Ji-Jian Chin for providing invaluable feedback and help with various aspects of this project. I am also grateful to the other lecturers at the University of Plymouth for helping with clarifying certain parts of the project brief and providing </w:t>
+      </w:r>
+      <w:r>
+        <w:t>other</w:t>
+      </w:r>
+      <w:r>
+        <w:t xml:space="preserve"> </w:t>
+      </w:r>
+      <w:r>
+        <w:t>help</w:t>
+      </w:r>
+      <w:r>
+        <w:t xml:space="preserve"> when </w:t>
+      </w:r>
+      <w:r>
+        <w:t>needed</w:t>
+      </w:r>
+      <w:r>
+        <w:t>.</w:t>
       </w:r>
     </w:p>
     <w:p>
@@ -402,7 +420,7 @@
           <w:r>
             <w:fldChar w:fldCharType="separate"/>
           </w:r>
-          <w:hyperlink w:anchor="_Toc227247054" w:history="1">
+          <w:hyperlink w:anchor="_Toc227766316" w:history="1">
             <w:r>
               <w:rPr>
                 <w:rStyle w:val="Hyperlink"/>
@@ -446,7 +464,7 @@
                 <w:noProof/>
                 <w:webHidden/>
               </w:rPr>
-              <w:instrText xml:space="preserve"> PAGEREF _Toc227247054 \h </w:instrText>
+              <w:instrText xml:space="preserve"> PAGEREF _Toc227766316 \h </w:instrText>
             </w:r>
             <w:r>
               <w:rPr>
@@ -492,7 +510,7 @@
               <w14:ligatures w14:val="standardContextual"/>
             </w:rPr>
           </w:pPr>
-          <w:hyperlink w:anchor="_Toc227247055" w:history="1">
+          <w:hyperlink w:anchor="_Toc227766317" w:history="1">
             <w:r>
               <w:rPr>
                 <w:rStyle w:val="Hyperlink"/>
@@ -536,7 +554,7 @@
                 <w:noProof/>
                 <w:webHidden/>
               </w:rPr>
-              <w:instrText xml:space="preserve"> PAGEREF _Toc227247055 \h </w:instrText>
+              <w:instrText xml:space="preserve"> PAGEREF _Toc227766317 \h </w:instrText>
             </w:r>
             <w:r>
               <w:rPr>
@@ -556,7 +574,7 @@
                 <w:noProof/>
                 <w:webHidden/>
               </w:rPr>
-              <w:t>3</w:t>
+              <w:t>4</w:t>
             </w:r>
             <w:r>
               <w:rPr>
@@ -582,7 +600,7 @@
               <w14:ligatures w14:val="standardContextual"/>
             </w:rPr>
           </w:pPr>
-          <w:hyperlink w:anchor="_Toc227247056" w:history="1">
+          <w:hyperlink w:anchor="_Toc227766318" w:history="1">
             <w:r>
               <w:rPr>
                 <w:rStyle w:val="Hyperlink"/>
@@ -626,7 +644,7 @@
                 <w:noProof/>
                 <w:webHidden/>
               </w:rPr>
-              <w:instrText xml:space="preserve"> PAGEREF _Toc227247056 \h </w:instrText>
+              <w:instrText xml:space="preserve"> PAGEREF _Toc227766318 \h </w:instrText>
             </w:r>
             <w:r>
               <w:rPr>
@@ -646,7 +664,7 @@
                 <w:noProof/>
                 <w:webHidden/>
               </w:rPr>
-              <w:t>3</w:t>
+              <w:t>4</w:t>
             </w:r>
             <w:r>
               <w:rPr>
@@ -672,7 +690,7 @@
               <w14:ligatures w14:val="standardContextual"/>
             </w:rPr>
           </w:pPr>
-          <w:hyperlink w:anchor="_Toc227247057" w:history="1">
+          <w:hyperlink w:anchor="_Toc227766319" w:history="1">
             <w:r>
               <w:rPr>
                 <w:rStyle w:val="Hyperlink"/>
@@ -716,7 +734,7 @@
                 <w:noProof/>
                 <w:webHidden/>
               </w:rPr>
-              <w:instrText xml:space="preserve"> PAGEREF _Toc227247057 \h </w:instrText>
+              <w:instrText xml:space="preserve"> PAGEREF _Toc227766319 \h </w:instrText>
             </w:r>
             <w:r>
               <w:rPr>
@@ -736,7 +754,7 @@
                 <w:noProof/>
                 <w:webHidden/>
               </w:rPr>
-              <w:t>4</w:t>
+              <w:t>5</w:t>
             </w:r>
             <w:r>
               <w:rPr>
@@ -762,7 +780,7 @@
               <w14:ligatures w14:val="standardContextual"/>
             </w:rPr>
           </w:pPr>
-          <w:hyperlink w:anchor="_Toc227247058" w:history="1">
+          <w:hyperlink w:anchor="_Toc227766320" w:history="1">
             <w:r>
               <w:rPr>
                 <w:rStyle w:val="Hyperlink"/>
@@ -806,7 +824,7 @@
                 <w:noProof/>
                 <w:webHidden/>
               </w:rPr>
-              <w:instrText xml:space="preserve"> PAGEREF _Toc227247058 \h </w:instrText>
+              <w:instrText xml:space="preserve"> PAGEREF _Toc227766320 \h </w:instrText>
             </w:r>
             <w:r>
               <w:rPr>
@@ -826,7 +844,7 @@
                 <w:noProof/>
                 <w:webHidden/>
               </w:rPr>
-              <w:t>4</w:t>
+              <w:t>6</w:t>
             </w:r>
             <w:r>
               <w:rPr>
@@ -852,7 +870,7 @@
               <w14:ligatures w14:val="standardContextual"/>
             </w:rPr>
           </w:pPr>
-          <w:hyperlink w:anchor="_Toc227247059" w:history="1">
+          <w:hyperlink w:anchor="_Toc227766321" w:history="1">
             <w:r>
               <w:rPr>
                 <w:rStyle w:val="Hyperlink"/>
@@ -896,7 +914,7 @@
                 <w:noProof/>
                 <w:webHidden/>
               </w:rPr>
-              <w:instrText xml:space="preserve"> PAGEREF _Toc227247059 \h </w:instrText>
+              <w:instrText xml:space="preserve"> PAGEREF _Toc227766321 \h </w:instrText>
             </w:r>
             <w:r>
               <w:rPr>
@@ -916,7 +934,7 @@
                 <w:noProof/>
                 <w:webHidden/>
               </w:rPr>
-              <w:t>4</w:t>
+              <w:t>6</w:t>
             </w:r>
             <w:r>
               <w:rPr>
@@ -942,7 +960,7 @@
               <w14:ligatures w14:val="standardContextual"/>
             </w:rPr>
           </w:pPr>
-          <w:hyperlink w:anchor="_Toc227247060" w:history="1">
+          <w:hyperlink w:anchor="_Toc227766322" w:history="1">
             <w:r>
               <w:rPr>
                 <w:rStyle w:val="Hyperlink"/>
@@ -986,7 +1004,7 @@
                 <w:noProof/>
                 <w:webHidden/>
               </w:rPr>
-              <w:instrText xml:space="preserve"> PAGEREF _Toc227247060 \h </w:instrText>
+              <w:instrText xml:space="preserve"> PAGEREF _Toc227766322 \h </w:instrText>
             </w:r>
             <w:r>
               <w:rPr>
@@ -1006,7 +1024,7 @@
                 <w:noProof/>
                 <w:webHidden/>
               </w:rPr>
-              <w:t>6</w:t>
+              <w:t>13</w:t>
             </w:r>
             <w:r>
               <w:rPr>
@@ -1032,7 +1050,7 @@
               <w14:ligatures w14:val="standardContextual"/>
             </w:rPr>
           </w:pPr>
-          <w:hyperlink w:anchor="_Toc227247061" w:history="1">
+          <w:hyperlink w:anchor="_Toc227766323" w:history="1">
             <w:r>
               <w:rPr>
                 <w:rStyle w:val="Hyperlink"/>
@@ -1076,7 +1094,7 @@
                 <w:noProof/>
                 <w:webHidden/>
               </w:rPr>
-              <w:instrText xml:space="preserve"> PAGEREF _Toc227247061 \h </w:instrText>
+              <w:instrText xml:space="preserve"> PAGEREF _Toc227766323 \h </w:instrText>
             </w:r>
             <w:r>
               <w:rPr>
@@ -1096,7 +1114,547 @@
                 <w:noProof/>
                 <w:webHidden/>
               </w:rPr>
-              <w:t>7</w:t>
+              <w:t>14</w:t>
+            </w:r>
+            <w:r>
+              <w:rPr>
+                <w:noProof/>
+                <w:webHidden/>
+              </w:rPr>
+              <w:fldChar w:fldCharType="end"/>
+            </w:r>
+          </w:hyperlink>
+        </w:p>
+        <w:p>
+          <w:pPr>
+            <w:pStyle w:val="TOC2"/>
+            <w:tabs>
+              <w:tab w:val="left" w:pos="960"/>
+              <w:tab w:val="right" w:leader="dot" w:pos="9016"/>
+            </w:tabs>
+            <w:rPr>
+              <w:rFonts w:asciiTheme="minorHAnsi" w:eastAsiaTheme="minorEastAsia" w:hAnsiTheme="minorHAnsi" w:cstheme="minorBidi"/>
+              <w:noProof/>
+              <w:kern w:val="2"/>
+              <w:lang w:eastAsia="en-GB"/>
+              <w14:ligatures w14:val="standardContextual"/>
+            </w:rPr>
+          </w:pPr>
+          <w:hyperlink w:anchor="_Toc227766324" w:history="1">
+            <w:r>
+              <w:rPr>
+                <w:rStyle w:val="Hyperlink"/>
+                <w:noProof/>
+              </w:rPr>
+              <w:t>5.1</w:t>
+            </w:r>
+            <w:r>
+              <w:rPr>
+                <w:rFonts w:asciiTheme="minorHAnsi" w:eastAsiaTheme="minorEastAsia" w:hAnsiTheme="minorHAnsi" w:cstheme="minorBidi"/>
+                <w:noProof/>
+                <w:kern w:val="2"/>
+                <w:lang w:eastAsia="en-GB"/>
+                <w14:ligatures w14:val="standardContextual"/>
+              </w:rPr>
+              <w:tab/>
+            </w:r>
+            <w:r>
+              <w:rPr>
+                <w:rStyle w:val="Hyperlink"/>
+                <w:noProof/>
+              </w:rPr>
+              <w:t>Development Methodology</w:t>
+            </w:r>
+            <w:r>
+              <w:rPr>
+                <w:noProof/>
+                <w:webHidden/>
+              </w:rPr>
+              <w:tab/>
+            </w:r>
+            <w:r>
+              <w:rPr>
+                <w:noProof/>
+                <w:webHidden/>
+              </w:rPr>
+              <w:fldChar w:fldCharType="begin"/>
+            </w:r>
+            <w:r>
+              <w:rPr>
+                <w:noProof/>
+                <w:webHidden/>
+              </w:rPr>
+              <w:instrText xml:space="preserve"> PAGEREF _Toc227766324 \h </w:instrText>
+            </w:r>
+            <w:r>
+              <w:rPr>
+                <w:noProof/>
+                <w:webHidden/>
+              </w:rPr>
+            </w:r>
+            <w:r>
+              <w:rPr>
+                <w:noProof/>
+                <w:webHidden/>
+              </w:rPr>
+              <w:fldChar w:fldCharType="separate"/>
+            </w:r>
+            <w:r>
+              <w:rPr>
+                <w:noProof/>
+                <w:webHidden/>
+              </w:rPr>
+              <w:t>14</w:t>
+            </w:r>
+            <w:r>
+              <w:rPr>
+                <w:noProof/>
+                <w:webHidden/>
+              </w:rPr>
+              <w:fldChar w:fldCharType="end"/>
+            </w:r>
+          </w:hyperlink>
+        </w:p>
+        <w:p>
+          <w:pPr>
+            <w:pStyle w:val="TOC2"/>
+            <w:tabs>
+              <w:tab w:val="left" w:pos="960"/>
+              <w:tab w:val="right" w:leader="dot" w:pos="9016"/>
+            </w:tabs>
+            <w:rPr>
+              <w:rFonts w:asciiTheme="minorHAnsi" w:eastAsiaTheme="minorEastAsia" w:hAnsiTheme="minorHAnsi" w:cstheme="minorBidi"/>
+              <w:noProof/>
+              <w:kern w:val="2"/>
+              <w:lang w:eastAsia="en-GB"/>
+              <w14:ligatures w14:val="standardContextual"/>
+            </w:rPr>
+          </w:pPr>
+          <w:hyperlink w:anchor="_Toc227766325" w:history="1">
+            <w:r>
+              <w:rPr>
+                <w:rStyle w:val="Hyperlink"/>
+                <w:noProof/>
+              </w:rPr>
+              <w:t>5.2</w:t>
+            </w:r>
+            <w:r>
+              <w:rPr>
+                <w:rFonts w:asciiTheme="minorHAnsi" w:eastAsiaTheme="minorEastAsia" w:hAnsiTheme="minorHAnsi" w:cstheme="minorBidi"/>
+                <w:noProof/>
+                <w:kern w:val="2"/>
+                <w:lang w:eastAsia="en-GB"/>
+                <w14:ligatures w14:val="standardContextual"/>
+              </w:rPr>
+              <w:tab/>
+            </w:r>
+            <w:r>
+              <w:rPr>
+                <w:rStyle w:val="Hyperlink"/>
+                <w:noProof/>
+              </w:rPr>
+              <w:t>System Architecture</w:t>
+            </w:r>
+            <w:r>
+              <w:rPr>
+                <w:noProof/>
+                <w:webHidden/>
+              </w:rPr>
+              <w:tab/>
+            </w:r>
+            <w:r>
+              <w:rPr>
+                <w:noProof/>
+                <w:webHidden/>
+              </w:rPr>
+              <w:fldChar w:fldCharType="begin"/>
+            </w:r>
+            <w:r>
+              <w:rPr>
+                <w:noProof/>
+                <w:webHidden/>
+              </w:rPr>
+              <w:instrText xml:space="preserve"> PAGEREF _Toc227766325 \h </w:instrText>
+            </w:r>
+            <w:r>
+              <w:rPr>
+                <w:noProof/>
+                <w:webHidden/>
+              </w:rPr>
+            </w:r>
+            <w:r>
+              <w:rPr>
+                <w:noProof/>
+                <w:webHidden/>
+              </w:rPr>
+              <w:fldChar w:fldCharType="separate"/>
+            </w:r>
+            <w:r>
+              <w:rPr>
+                <w:noProof/>
+                <w:webHidden/>
+              </w:rPr>
+              <w:t>15</w:t>
+            </w:r>
+            <w:r>
+              <w:rPr>
+                <w:noProof/>
+                <w:webHidden/>
+              </w:rPr>
+              <w:fldChar w:fldCharType="end"/>
+            </w:r>
+          </w:hyperlink>
+        </w:p>
+        <w:p>
+          <w:pPr>
+            <w:pStyle w:val="TOC2"/>
+            <w:tabs>
+              <w:tab w:val="left" w:pos="960"/>
+              <w:tab w:val="right" w:leader="dot" w:pos="9016"/>
+            </w:tabs>
+            <w:rPr>
+              <w:rFonts w:asciiTheme="minorHAnsi" w:eastAsiaTheme="minorEastAsia" w:hAnsiTheme="minorHAnsi" w:cstheme="minorBidi"/>
+              <w:noProof/>
+              <w:kern w:val="2"/>
+              <w:lang w:eastAsia="en-GB"/>
+              <w14:ligatures w14:val="standardContextual"/>
+            </w:rPr>
+          </w:pPr>
+          <w:hyperlink w:anchor="_Toc227766326" w:history="1">
+            <w:r>
+              <w:rPr>
+                <w:rStyle w:val="Hyperlink"/>
+                <w:noProof/>
+              </w:rPr>
+              <w:t>5.3</w:t>
+            </w:r>
+            <w:r>
+              <w:rPr>
+                <w:rFonts w:asciiTheme="minorHAnsi" w:eastAsiaTheme="minorEastAsia" w:hAnsiTheme="minorHAnsi" w:cstheme="minorBidi"/>
+                <w:noProof/>
+                <w:kern w:val="2"/>
+                <w:lang w:eastAsia="en-GB"/>
+                <w14:ligatures w14:val="standardContextual"/>
+              </w:rPr>
+              <w:tab/>
+            </w:r>
+            <w:r>
+              <w:rPr>
+                <w:rStyle w:val="Hyperlink"/>
+                <w:noProof/>
+              </w:rPr>
+              <w:t>Game Design</w:t>
+            </w:r>
+            <w:r>
+              <w:rPr>
+                <w:noProof/>
+                <w:webHidden/>
+              </w:rPr>
+              <w:tab/>
+            </w:r>
+            <w:r>
+              <w:rPr>
+                <w:noProof/>
+                <w:webHidden/>
+              </w:rPr>
+              <w:fldChar w:fldCharType="begin"/>
+            </w:r>
+            <w:r>
+              <w:rPr>
+                <w:noProof/>
+                <w:webHidden/>
+              </w:rPr>
+              <w:instrText xml:space="preserve"> PAGEREF _Toc227766326 \h </w:instrText>
+            </w:r>
+            <w:r>
+              <w:rPr>
+                <w:noProof/>
+                <w:webHidden/>
+              </w:rPr>
+            </w:r>
+            <w:r>
+              <w:rPr>
+                <w:noProof/>
+                <w:webHidden/>
+              </w:rPr>
+              <w:fldChar w:fldCharType="separate"/>
+            </w:r>
+            <w:r>
+              <w:rPr>
+                <w:noProof/>
+                <w:webHidden/>
+              </w:rPr>
+              <w:t>16</w:t>
+            </w:r>
+            <w:r>
+              <w:rPr>
+                <w:noProof/>
+                <w:webHidden/>
+              </w:rPr>
+              <w:fldChar w:fldCharType="end"/>
+            </w:r>
+          </w:hyperlink>
+        </w:p>
+        <w:p>
+          <w:pPr>
+            <w:pStyle w:val="TOC2"/>
+            <w:tabs>
+              <w:tab w:val="left" w:pos="960"/>
+              <w:tab w:val="right" w:leader="dot" w:pos="9016"/>
+            </w:tabs>
+            <w:rPr>
+              <w:rFonts w:asciiTheme="minorHAnsi" w:eastAsiaTheme="minorEastAsia" w:hAnsiTheme="minorHAnsi" w:cstheme="minorBidi"/>
+              <w:noProof/>
+              <w:kern w:val="2"/>
+              <w:lang w:eastAsia="en-GB"/>
+              <w14:ligatures w14:val="standardContextual"/>
+            </w:rPr>
+          </w:pPr>
+          <w:hyperlink w:anchor="_Toc227766327" w:history="1">
+            <w:r>
+              <w:rPr>
+                <w:rStyle w:val="Hyperlink"/>
+                <w:noProof/>
+              </w:rPr>
+              <w:t>5.4</w:t>
+            </w:r>
+            <w:r>
+              <w:rPr>
+                <w:rFonts w:asciiTheme="minorHAnsi" w:eastAsiaTheme="minorEastAsia" w:hAnsiTheme="minorHAnsi" w:cstheme="minorBidi"/>
+                <w:noProof/>
+                <w:kern w:val="2"/>
+                <w:lang w:eastAsia="en-GB"/>
+                <w14:ligatures w14:val="standardContextual"/>
+              </w:rPr>
+              <w:tab/>
+            </w:r>
+            <w:r>
+              <w:rPr>
+                <w:rStyle w:val="Hyperlink"/>
+                <w:noProof/>
+              </w:rPr>
+              <w:t>Tools and Technologies</w:t>
+            </w:r>
+            <w:r>
+              <w:rPr>
+                <w:noProof/>
+                <w:webHidden/>
+              </w:rPr>
+              <w:tab/>
+            </w:r>
+            <w:r>
+              <w:rPr>
+                <w:noProof/>
+                <w:webHidden/>
+              </w:rPr>
+              <w:fldChar w:fldCharType="begin"/>
+            </w:r>
+            <w:r>
+              <w:rPr>
+                <w:noProof/>
+                <w:webHidden/>
+              </w:rPr>
+              <w:instrText xml:space="preserve"> PAGEREF _Toc227766327 \h </w:instrText>
+            </w:r>
+            <w:r>
+              <w:rPr>
+                <w:noProof/>
+                <w:webHidden/>
+              </w:rPr>
+            </w:r>
+            <w:r>
+              <w:rPr>
+                <w:noProof/>
+                <w:webHidden/>
+              </w:rPr>
+              <w:fldChar w:fldCharType="separate"/>
+            </w:r>
+            <w:r>
+              <w:rPr>
+                <w:noProof/>
+                <w:webHidden/>
+              </w:rPr>
+              <w:t>16</w:t>
+            </w:r>
+            <w:r>
+              <w:rPr>
+                <w:noProof/>
+                <w:webHidden/>
+              </w:rPr>
+              <w:fldChar w:fldCharType="end"/>
+            </w:r>
+          </w:hyperlink>
+        </w:p>
+        <w:p>
+          <w:pPr>
+            <w:pStyle w:val="TOC2"/>
+            <w:tabs>
+              <w:tab w:val="left" w:pos="960"/>
+              <w:tab w:val="right" w:leader="dot" w:pos="9016"/>
+            </w:tabs>
+            <w:rPr>
+              <w:rFonts w:asciiTheme="minorHAnsi" w:eastAsiaTheme="minorEastAsia" w:hAnsiTheme="minorHAnsi" w:cstheme="minorBidi"/>
+              <w:noProof/>
+              <w:kern w:val="2"/>
+              <w:lang w:eastAsia="en-GB"/>
+              <w14:ligatures w14:val="standardContextual"/>
+            </w:rPr>
+          </w:pPr>
+          <w:hyperlink w:anchor="_Toc227766328" w:history="1">
+            <w:r>
+              <w:rPr>
+                <w:rStyle w:val="Hyperlink"/>
+                <w:noProof/>
+              </w:rPr>
+              <w:t>5.5</w:t>
+            </w:r>
+            <w:r>
+              <w:rPr>
+                <w:rFonts w:asciiTheme="minorHAnsi" w:eastAsiaTheme="minorEastAsia" w:hAnsiTheme="minorHAnsi" w:cstheme="minorBidi"/>
+                <w:noProof/>
+                <w:kern w:val="2"/>
+                <w:lang w:eastAsia="en-GB"/>
+                <w14:ligatures w14:val="standardContextual"/>
+              </w:rPr>
+              <w:tab/>
+            </w:r>
+            <w:r>
+              <w:rPr>
+                <w:rStyle w:val="Hyperlink"/>
+                <w:noProof/>
+              </w:rPr>
+              <w:t>Project Planning</w:t>
+            </w:r>
+            <w:r>
+              <w:rPr>
+                <w:noProof/>
+                <w:webHidden/>
+              </w:rPr>
+              <w:tab/>
+            </w:r>
+            <w:r>
+              <w:rPr>
+                <w:noProof/>
+                <w:webHidden/>
+              </w:rPr>
+              <w:fldChar w:fldCharType="begin"/>
+            </w:r>
+            <w:r>
+              <w:rPr>
+                <w:noProof/>
+                <w:webHidden/>
+              </w:rPr>
+              <w:instrText xml:space="preserve"> PAGEREF _Toc227766328 \h </w:instrText>
+            </w:r>
+            <w:r>
+              <w:rPr>
+                <w:noProof/>
+                <w:webHidden/>
+              </w:rPr>
+            </w:r>
+            <w:r>
+              <w:rPr>
+                <w:noProof/>
+                <w:webHidden/>
+              </w:rPr>
+              <w:fldChar w:fldCharType="separate"/>
+            </w:r>
+            <w:r>
+              <w:rPr>
+                <w:noProof/>
+                <w:webHidden/>
+              </w:rPr>
+              <w:t>17</w:t>
+            </w:r>
+            <w:r>
+              <w:rPr>
+                <w:noProof/>
+                <w:webHidden/>
+              </w:rPr>
+              <w:fldChar w:fldCharType="end"/>
+            </w:r>
+          </w:hyperlink>
+        </w:p>
+        <w:p>
+          <w:pPr>
+            <w:pStyle w:val="TOC2"/>
+            <w:tabs>
+              <w:tab w:val="left" w:pos="960"/>
+              <w:tab w:val="right" w:leader="dot" w:pos="9016"/>
+            </w:tabs>
+            <w:rPr>
+              <w:rFonts w:asciiTheme="minorHAnsi" w:eastAsiaTheme="minorEastAsia" w:hAnsiTheme="minorHAnsi" w:cstheme="minorBidi"/>
+              <w:noProof/>
+              <w:kern w:val="2"/>
+              <w:lang w:eastAsia="en-GB"/>
+              <w14:ligatures w14:val="standardContextual"/>
+            </w:rPr>
+          </w:pPr>
+          <w:hyperlink w:anchor="_Toc227766329" w:history="1">
+            <w:r>
+              <w:rPr>
+                <w:rStyle w:val="Hyperlink"/>
+                <w:noProof/>
+              </w:rPr>
+              <w:t>5.6</w:t>
+            </w:r>
+            <w:r>
+              <w:rPr>
+                <w:rFonts w:asciiTheme="minorHAnsi" w:eastAsiaTheme="minorEastAsia" w:hAnsiTheme="minorHAnsi" w:cstheme="minorBidi"/>
+                <w:noProof/>
+                <w:kern w:val="2"/>
+                <w:lang w:eastAsia="en-GB"/>
+                <w14:ligatures w14:val="standardContextual"/>
+              </w:rPr>
+              <w:tab/>
+            </w:r>
+            <w:r>
+              <w:rPr>
+                <w:rStyle w:val="Hyperlink"/>
+                <w:noProof/>
+              </w:rPr>
+              <w:t>Risk Management</w:t>
+            </w:r>
+            <w:r>
+              <w:rPr>
+                <w:noProof/>
+                <w:webHidden/>
+              </w:rPr>
+              <w:tab/>
+            </w:r>
+            <w:r>
+              <w:rPr>
+                <w:noProof/>
+                <w:webHidden/>
+              </w:rPr>
+              <w:fldChar w:fldCharType="begin"/>
+            </w:r>
+            <w:r>
+              <w:rPr>
+                <w:noProof/>
+                <w:webHidden/>
+              </w:rPr>
+              <w:instrText xml:space="preserve"> PAGEREF _Toc227766329 \h </w:instrText>
+            </w:r>
+            <w:r>
+              <w:rPr>
+                <w:noProof/>
+                <w:webHidden/>
+              </w:rPr>
+            </w:r>
+            <w:r>
+              <w:rPr>
+                <w:noProof/>
+                <w:webHidden/>
+              </w:rPr>
+              <w:fldChar w:fldCharType="separate"/>
+            </w:r>
+            <w:r>
+              <w:rPr>
+                <w:noProof/>
+                <w:webHidden/>
+              </w:rPr>
+              <w:t>17</w:t>
             </w:r>
             <w:r>
               <w:rPr>
@@ -1122,7 +1680,7 @@
               <w14:ligatures w14:val="standardContextual"/>
             </w:rPr>
           </w:pPr>
-          <w:hyperlink w:anchor="_Toc227247062" w:history="1">
+          <w:hyperlink w:anchor="_Toc227766330" w:history="1">
             <w:r>
               <w:rPr>
                 <w:rStyle w:val="Hyperlink"/>
@@ -1145,7 +1703,7 @@
                 <w:rStyle w:val="Hyperlink"/>
                 <w:noProof/>
               </w:rPr>
-              <w:t>End-project Report</w:t>
+              <w:t>End-project Report.</w:t>
             </w:r>
             <w:r>
               <w:rPr>
@@ -1166,7 +1724,7 @@
                 <w:noProof/>
                 <w:webHidden/>
               </w:rPr>
-              <w:instrText xml:space="preserve"> PAGEREF _Toc227247062 \h </w:instrText>
+              <w:instrText xml:space="preserve"> PAGEREF _Toc227766330 \h </w:instrText>
             </w:r>
             <w:r>
               <w:rPr>
@@ -1186,7 +1744,277 @@
                 <w:noProof/>
                 <w:webHidden/>
               </w:rPr>
-              <w:t>7</w:t>
+              <w:t>18</w:t>
+            </w:r>
+            <w:r>
+              <w:rPr>
+                <w:noProof/>
+                <w:webHidden/>
+              </w:rPr>
+              <w:fldChar w:fldCharType="end"/>
+            </w:r>
+          </w:hyperlink>
+        </w:p>
+        <w:p>
+          <w:pPr>
+            <w:pStyle w:val="TOC2"/>
+            <w:tabs>
+              <w:tab w:val="left" w:pos="960"/>
+              <w:tab w:val="right" w:leader="dot" w:pos="9016"/>
+            </w:tabs>
+            <w:rPr>
+              <w:rFonts w:asciiTheme="minorHAnsi" w:eastAsiaTheme="minorEastAsia" w:hAnsiTheme="minorHAnsi" w:cstheme="minorBidi"/>
+              <w:noProof/>
+              <w:kern w:val="2"/>
+              <w:lang w:eastAsia="en-GB"/>
+              <w14:ligatures w14:val="standardContextual"/>
+            </w:rPr>
+          </w:pPr>
+          <w:hyperlink w:anchor="_Toc227766331" w:history="1">
+            <w:r>
+              <w:rPr>
+                <w:rStyle w:val="Hyperlink"/>
+                <w:noProof/>
+              </w:rPr>
+              <w:t>6.1</w:t>
+            </w:r>
+            <w:r>
+              <w:rPr>
+                <w:rFonts w:asciiTheme="minorHAnsi" w:eastAsiaTheme="minorEastAsia" w:hAnsiTheme="minorHAnsi" w:cstheme="minorBidi"/>
+                <w:noProof/>
+                <w:kern w:val="2"/>
+                <w:lang w:eastAsia="en-GB"/>
+                <w14:ligatures w14:val="standardContextual"/>
+              </w:rPr>
+              <w:tab/>
+            </w:r>
+            <w:r>
+              <w:rPr>
+                <w:rStyle w:val="Hyperlink"/>
+                <w:noProof/>
+              </w:rPr>
+              <w:t>Evaluation of Objectives (CRITICAL SECTION)</w:t>
+            </w:r>
+            <w:r>
+              <w:rPr>
+                <w:noProof/>
+                <w:webHidden/>
+              </w:rPr>
+              <w:tab/>
+            </w:r>
+            <w:r>
+              <w:rPr>
+                <w:noProof/>
+                <w:webHidden/>
+              </w:rPr>
+              <w:fldChar w:fldCharType="begin"/>
+            </w:r>
+            <w:r>
+              <w:rPr>
+                <w:noProof/>
+                <w:webHidden/>
+              </w:rPr>
+              <w:instrText xml:space="preserve"> PAGEREF _Toc227766331 \h </w:instrText>
+            </w:r>
+            <w:r>
+              <w:rPr>
+                <w:noProof/>
+                <w:webHidden/>
+              </w:rPr>
+            </w:r>
+            <w:r>
+              <w:rPr>
+                <w:noProof/>
+                <w:webHidden/>
+              </w:rPr>
+              <w:fldChar w:fldCharType="separate"/>
+            </w:r>
+            <w:r>
+              <w:rPr>
+                <w:noProof/>
+                <w:webHidden/>
+              </w:rPr>
+              <w:t>18</w:t>
+            </w:r>
+            <w:r>
+              <w:rPr>
+                <w:noProof/>
+                <w:webHidden/>
+              </w:rPr>
+              <w:fldChar w:fldCharType="end"/>
+            </w:r>
+          </w:hyperlink>
+        </w:p>
+        <w:p>
+          <w:pPr>
+            <w:pStyle w:val="TOC2"/>
+            <w:tabs>
+              <w:tab w:val="left" w:pos="960"/>
+              <w:tab w:val="right" w:leader="dot" w:pos="9016"/>
+            </w:tabs>
+            <w:rPr>
+              <w:rFonts w:asciiTheme="minorHAnsi" w:eastAsiaTheme="minorEastAsia" w:hAnsiTheme="minorHAnsi" w:cstheme="minorBidi"/>
+              <w:noProof/>
+              <w:kern w:val="2"/>
+              <w:lang w:eastAsia="en-GB"/>
+              <w14:ligatures w14:val="standardContextual"/>
+            </w:rPr>
+          </w:pPr>
+          <w:hyperlink w:anchor="_Toc227766332" w:history="1">
+            <w:r>
+              <w:rPr>
+                <w:rStyle w:val="Hyperlink"/>
+                <w:noProof/>
+              </w:rPr>
+              <w:t>6.2</w:t>
+            </w:r>
+            <w:r>
+              <w:rPr>
+                <w:rFonts w:asciiTheme="minorHAnsi" w:eastAsiaTheme="minorEastAsia" w:hAnsiTheme="minorHAnsi" w:cstheme="minorBidi"/>
+                <w:noProof/>
+                <w:kern w:val="2"/>
+                <w:lang w:eastAsia="en-GB"/>
+                <w14:ligatures w14:val="standardContextual"/>
+              </w:rPr>
+              <w:tab/>
+            </w:r>
+            <w:r>
+              <w:rPr>
+                <w:rStyle w:val="Hyperlink"/>
+                <w:noProof/>
+              </w:rPr>
+              <w:t>Changes During the Project</w:t>
+            </w:r>
+            <w:r>
+              <w:rPr>
+                <w:noProof/>
+                <w:webHidden/>
+              </w:rPr>
+              <w:tab/>
+            </w:r>
+            <w:r>
+              <w:rPr>
+                <w:noProof/>
+                <w:webHidden/>
+              </w:rPr>
+              <w:fldChar w:fldCharType="begin"/>
+            </w:r>
+            <w:r>
+              <w:rPr>
+                <w:noProof/>
+                <w:webHidden/>
+              </w:rPr>
+              <w:instrText xml:space="preserve"> PAGEREF _Toc227766332 \h </w:instrText>
+            </w:r>
+            <w:r>
+              <w:rPr>
+                <w:noProof/>
+                <w:webHidden/>
+              </w:rPr>
+            </w:r>
+            <w:r>
+              <w:rPr>
+                <w:noProof/>
+                <w:webHidden/>
+              </w:rPr>
+              <w:fldChar w:fldCharType="separate"/>
+            </w:r>
+            <w:r>
+              <w:rPr>
+                <w:noProof/>
+                <w:webHidden/>
+              </w:rPr>
+              <w:t>18</w:t>
+            </w:r>
+            <w:r>
+              <w:rPr>
+                <w:noProof/>
+                <w:webHidden/>
+              </w:rPr>
+              <w:fldChar w:fldCharType="end"/>
+            </w:r>
+          </w:hyperlink>
+        </w:p>
+        <w:p>
+          <w:pPr>
+            <w:pStyle w:val="TOC2"/>
+            <w:tabs>
+              <w:tab w:val="left" w:pos="960"/>
+              <w:tab w:val="right" w:leader="dot" w:pos="9016"/>
+            </w:tabs>
+            <w:rPr>
+              <w:rFonts w:asciiTheme="minorHAnsi" w:eastAsiaTheme="minorEastAsia" w:hAnsiTheme="minorHAnsi" w:cstheme="minorBidi"/>
+              <w:noProof/>
+              <w:kern w:val="2"/>
+              <w:lang w:eastAsia="en-GB"/>
+              <w14:ligatures w14:val="standardContextual"/>
+            </w:rPr>
+          </w:pPr>
+          <w:hyperlink w:anchor="_Toc227766333" w:history="1">
+            <w:r>
+              <w:rPr>
+                <w:rStyle w:val="Hyperlink"/>
+                <w:noProof/>
+              </w:rPr>
+              <w:t>6.3</w:t>
+            </w:r>
+            <w:r>
+              <w:rPr>
+                <w:rFonts w:asciiTheme="minorHAnsi" w:eastAsiaTheme="minorEastAsia" w:hAnsiTheme="minorHAnsi" w:cstheme="minorBidi"/>
+                <w:noProof/>
+                <w:kern w:val="2"/>
+                <w:lang w:eastAsia="en-GB"/>
+                <w14:ligatures w14:val="standardContextual"/>
+              </w:rPr>
+              <w:tab/>
+            </w:r>
+            <w:r>
+              <w:rPr>
+                <w:rStyle w:val="Hyperlink"/>
+                <w:noProof/>
+              </w:rPr>
+              <w:t>Testing</w:t>
+            </w:r>
+            <w:r>
+              <w:rPr>
+                <w:noProof/>
+                <w:webHidden/>
+              </w:rPr>
+              <w:tab/>
+            </w:r>
+            <w:r>
+              <w:rPr>
+                <w:noProof/>
+                <w:webHidden/>
+              </w:rPr>
+              <w:fldChar w:fldCharType="begin"/>
+            </w:r>
+            <w:r>
+              <w:rPr>
+                <w:noProof/>
+                <w:webHidden/>
+              </w:rPr>
+              <w:instrText xml:space="preserve"> PAGEREF _Toc227766333 \h </w:instrText>
+            </w:r>
+            <w:r>
+              <w:rPr>
+                <w:noProof/>
+                <w:webHidden/>
+              </w:rPr>
+            </w:r>
+            <w:r>
+              <w:rPr>
+                <w:noProof/>
+                <w:webHidden/>
+              </w:rPr>
+              <w:fldChar w:fldCharType="separate"/>
+            </w:r>
+            <w:r>
+              <w:rPr>
+                <w:noProof/>
+                <w:webHidden/>
+              </w:rPr>
+              <w:t>19</w:t>
             </w:r>
             <w:r>
               <w:rPr>
@@ -1212,7 +2040,7 @@
               <w14:ligatures w14:val="standardContextual"/>
             </w:rPr>
           </w:pPr>
-          <w:hyperlink w:anchor="_Toc227247063" w:history="1">
+          <w:hyperlink w:anchor="_Toc227766334" w:history="1">
             <w:r>
               <w:rPr>
                 <w:rStyle w:val="Hyperlink"/>
@@ -1256,7 +2084,7 @@
                 <w:noProof/>
                 <w:webHidden/>
               </w:rPr>
-              <w:instrText xml:space="preserve"> PAGEREF _Toc227247063 \h </w:instrText>
+              <w:instrText xml:space="preserve"> PAGEREF _Toc227766334 \h </w:instrText>
             </w:r>
             <w:r>
               <w:rPr>
@@ -1276,7 +2104,7 @@
                 <w:noProof/>
                 <w:webHidden/>
               </w:rPr>
-              <w:t>7</w:t>
+              <w:t>19</w:t>
             </w:r>
             <w:r>
               <w:rPr>
@@ -1302,7 +2130,7 @@
               <w14:ligatures w14:val="standardContextual"/>
             </w:rPr>
           </w:pPr>
-          <w:hyperlink w:anchor="_Toc227247064" w:history="1">
+          <w:hyperlink w:anchor="_Toc227766335" w:history="1">
             <w:r>
               <w:rPr>
                 <w:rStyle w:val="Hyperlink"/>
@@ -1346,7 +2174,7 @@
                 <w:noProof/>
                 <w:webHidden/>
               </w:rPr>
-              <w:instrText xml:space="preserve"> PAGEREF _Toc227247064 \h </w:instrText>
+              <w:instrText xml:space="preserve"> PAGEREF _Toc227766335 \h </w:instrText>
             </w:r>
             <w:r>
               <w:rPr>
@@ -1366,7 +2194,7 @@
                 <w:noProof/>
                 <w:webHidden/>
               </w:rPr>
-              <w:t>7</w:t>
+              <w:t>20</w:t>
             </w:r>
             <w:r>
               <w:rPr>
@@ -1392,7 +2220,7 @@
               <w14:ligatures w14:val="standardContextual"/>
             </w:rPr>
           </w:pPr>
-          <w:hyperlink w:anchor="_Toc227247065" w:history="1">
+          <w:hyperlink w:anchor="_Toc227766336" w:history="1">
             <w:r>
               <w:rPr>
                 <w:rStyle w:val="Hyperlink"/>
@@ -1436,7 +2264,7 @@
                 <w:noProof/>
                 <w:webHidden/>
               </w:rPr>
-              <w:instrText xml:space="preserve"> PAGEREF _Toc227247065 \h </w:instrText>
+              <w:instrText xml:space="preserve"> PAGEREF _Toc227766336 \h </w:instrText>
             </w:r>
             <w:r>
               <w:rPr>
@@ -1456,7 +2284,1371 @@
                 <w:noProof/>
                 <w:webHidden/>
               </w:rPr>
-              <w:t>8</w:t>
+              <w:t>21</w:t>
+            </w:r>
+            <w:r>
+              <w:rPr>
+                <w:noProof/>
+                <w:webHidden/>
+              </w:rPr>
+              <w:fldChar w:fldCharType="end"/>
+            </w:r>
+          </w:hyperlink>
+        </w:p>
+        <w:p>
+          <w:pPr>
+            <w:pStyle w:val="TOC3"/>
+            <w:tabs>
+              <w:tab w:val="left" w:pos="1440"/>
+              <w:tab w:val="right" w:leader="dot" w:pos="9016"/>
+            </w:tabs>
+            <w:rPr>
+              <w:rFonts w:asciiTheme="minorHAnsi" w:eastAsiaTheme="minorEastAsia" w:hAnsiTheme="minorHAnsi" w:cstheme="minorBidi"/>
+              <w:noProof/>
+              <w:kern w:val="2"/>
+              <w:lang w:eastAsia="en-GB"/>
+              <w14:ligatures w14:val="standardContextual"/>
+            </w:rPr>
+          </w:pPr>
+          <w:hyperlink w:anchor="_Toc227766337" w:history="1">
+            <w:r>
+              <w:rPr>
+                <w:rStyle w:val="Hyperlink"/>
+                <w:noProof/>
+              </w:rPr>
+              <w:t>9.1.1</w:t>
+            </w:r>
+            <w:r>
+              <w:rPr>
+                <w:rFonts w:asciiTheme="minorHAnsi" w:eastAsiaTheme="minorEastAsia" w:hAnsiTheme="minorHAnsi" w:cstheme="minorBidi"/>
+                <w:noProof/>
+                <w:kern w:val="2"/>
+                <w:lang w:eastAsia="en-GB"/>
+                <w14:ligatures w14:val="standardContextual"/>
+              </w:rPr>
+              <w:tab/>
+            </w:r>
+            <w:r>
+              <w:rPr>
+                <w:rStyle w:val="Hyperlink"/>
+                <w:noProof/>
+              </w:rPr>
+              <w:t>2D in Unreal Engine</w:t>
+            </w:r>
+            <w:r>
+              <w:rPr>
+                <w:noProof/>
+                <w:webHidden/>
+              </w:rPr>
+              <w:tab/>
+            </w:r>
+            <w:r>
+              <w:rPr>
+                <w:noProof/>
+                <w:webHidden/>
+              </w:rPr>
+              <w:fldChar w:fldCharType="begin"/>
+            </w:r>
+            <w:r>
+              <w:rPr>
+                <w:noProof/>
+                <w:webHidden/>
+              </w:rPr>
+              <w:instrText xml:space="preserve"> PAGEREF _Toc227766337 \h </w:instrText>
+            </w:r>
+            <w:r>
+              <w:rPr>
+                <w:noProof/>
+                <w:webHidden/>
+              </w:rPr>
+            </w:r>
+            <w:r>
+              <w:rPr>
+                <w:noProof/>
+                <w:webHidden/>
+              </w:rPr>
+              <w:fldChar w:fldCharType="separate"/>
+            </w:r>
+            <w:r>
+              <w:rPr>
+                <w:noProof/>
+                <w:webHidden/>
+              </w:rPr>
+              <w:t>21</w:t>
+            </w:r>
+            <w:r>
+              <w:rPr>
+                <w:noProof/>
+                <w:webHidden/>
+              </w:rPr>
+              <w:fldChar w:fldCharType="end"/>
+            </w:r>
+          </w:hyperlink>
+        </w:p>
+        <w:p>
+          <w:pPr>
+            <w:pStyle w:val="TOC3"/>
+            <w:tabs>
+              <w:tab w:val="left" w:pos="1440"/>
+              <w:tab w:val="right" w:leader="dot" w:pos="9016"/>
+            </w:tabs>
+            <w:rPr>
+              <w:rFonts w:asciiTheme="minorHAnsi" w:eastAsiaTheme="minorEastAsia" w:hAnsiTheme="minorHAnsi" w:cstheme="minorBidi"/>
+              <w:noProof/>
+              <w:kern w:val="2"/>
+              <w:lang w:eastAsia="en-GB"/>
+              <w14:ligatures w14:val="standardContextual"/>
+            </w:rPr>
+          </w:pPr>
+          <w:hyperlink w:anchor="_Toc227766338" w:history="1">
+            <w:r>
+              <w:rPr>
+                <w:rStyle w:val="Hyperlink"/>
+                <w:noProof/>
+              </w:rPr>
+              <w:t>9.1.2</w:t>
+            </w:r>
+            <w:r>
+              <w:rPr>
+                <w:rFonts w:asciiTheme="minorHAnsi" w:eastAsiaTheme="minorEastAsia" w:hAnsiTheme="minorHAnsi" w:cstheme="minorBidi"/>
+                <w:noProof/>
+                <w:kern w:val="2"/>
+                <w:lang w:eastAsia="en-GB"/>
+                <w14:ligatures w14:val="standardContextual"/>
+              </w:rPr>
+              <w:tab/>
+            </w:r>
+            <w:r>
+              <w:rPr>
+                <w:rStyle w:val="Hyperlink"/>
+                <w:noProof/>
+              </w:rPr>
+              <w:t>2D</w:t>
+            </w:r>
+            <w:r>
+              <w:rPr>
+                <w:rStyle w:val="Hyperlink"/>
+                <w:noProof/>
+              </w:rPr>
+              <w:t xml:space="preserve"> </w:t>
+            </w:r>
+            <w:r>
+              <w:rPr>
+                <w:rStyle w:val="Hyperlink"/>
+                <w:noProof/>
+              </w:rPr>
+              <w:t>in Godot</w:t>
+            </w:r>
+            <w:r>
+              <w:rPr>
+                <w:noProof/>
+                <w:webHidden/>
+              </w:rPr>
+              <w:tab/>
+            </w:r>
+            <w:r>
+              <w:rPr>
+                <w:noProof/>
+                <w:webHidden/>
+              </w:rPr>
+              <w:fldChar w:fldCharType="begin"/>
+            </w:r>
+            <w:r>
+              <w:rPr>
+                <w:noProof/>
+                <w:webHidden/>
+              </w:rPr>
+              <w:instrText xml:space="preserve"> PAGEREF _Toc227766338 \h </w:instrText>
+            </w:r>
+            <w:r>
+              <w:rPr>
+                <w:noProof/>
+                <w:webHidden/>
+              </w:rPr>
+            </w:r>
+            <w:r>
+              <w:rPr>
+                <w:noProof/>
+                <w:webHidden/>
+              </w:rPr>
+              <w:fldChar w:fldCharType="separate"/>
+            </w:r>
+            <w:r>
+              <w:rPr>
+                <w:noProof/>
+                <w:webHidden/>
+              </w:rPr>
+              <w:t>21</w:t>
+            </w:r>
+            <w:r>
+              <w:rPr>
+                <w:noProof/>
+                <w:webHidden/>
+              </w:rPr>
+              <w:fldChar w:fldCharType="end"/>
+            </w:r>
+          </w:hyperlink>
+        </w:p>
+        <w:p>
+          <w:pPr>
+            <w:pStyle w:val="TOC3"/>
+            <w:tabs>
+              <w:tab w:val="left" w:pos="1440"/>
+              <w:tab w:val="right" w:leader="dot" w:pos="9016"/>
+            </w:tabs>
+            <w:rPr>
+              <w:rFonts w:asciiTheme="minorHAnsi" w:eastAsiaTheme="minorEastAsia" w:hAnsiTheme="minorHAnsi" w:cstheme="minorBidi"/>
+              <w:noProof/>
+              <w:kern w:val="2"/>
+              <w:lang w:eastAsia="en-GB"/>
+              <w14:ligatures w14:val="standardContextual"/>
+            </w:rPr>
+          </w:pPr>
+          <w:hyperlink w:anchor="_Toc227766339" w:history="1">
+            <w:r>
+              <w:rPr>
+                <w:rStyle w:val="Hyperlink"/>
+                <w:noProof/>
+              </w:rPr>
+              <w:t>9.1.3</w:t>
+            </w:r>
+            <w:r>
+              <w:rPr>
+                <w:rFonts w:asciiTheme="minorHAnsi" w:eastAsiaTheme="minorEastAsia" w:hAnsiTheme="minorHAnsi" w:cstheme="minorBidi"/>
+                <w:noProof/>
+                <w:kern w:val="2"/>
+                <w:lang w:eastAsia="en-GB"/>
+                <w14:ligatures w14:val="standardContextual"/>
+              </w:rPr>
+              <w:tab/>
+            </w:r>
+            <w:r>
+              <w:rPr>
+                <w:rStyle w:val="Hyperlink"/>
+                <w:noProof/>
+              </w:rPr>
+              <w:t>Hollow Knight: Silksong</w:t>
+            </w:r>
+            <w:r>
+              <w:rPr>
+                <w:noProof/>
+                <w:webHidden/>
+              </w:rPr>
+              <w:tab/>
+            </w:r>
+            <w:r>
+              <w:rPr>
+                <w:noProof/>
+                <w:webHidden/>
+              </w:rPr>
+              <w:fldChar w:fldCharType="begin"/>
+            </w:r>
+            <w:r>
+              <w:rPr>
+                <w:noProof/>
+                <w:webHidden/>
+              </w:rPr>
+              <w:instrText xml:space="preserve"> PAGEREF _Toc227766339 \h </w:instrText>
+            </w:r>
+            <w:r>
+              <w:rPr>
+                <w:noProof/>
+                <w:webHidden/>
+              </w:rPr>
+            </w:r>
+            <w:r>
+              <w:rPr>
+                <w:noProof/>
+                <w:webHidden/>
+              </w:rPr>
+              <w:fldChar w:fldCharType="separate"/>
+            </w:r>
+            <w:r>
+              <w:rPr>
+                <w:noProof/>
+                <w:webHidden/>
+              </w:rPr>
+              <w:t>21</w:t>
+            </w:r>
+            <w:r>
+              <w:rPr>
+                <w:noProof/>
+                <w:webHidden/>
+              </w:rPr>
+              <w:fldChar w:fldCharType="end"/>
+            </w:r>
+          </w:hyperlink>
+        </w:p>
+        <w:p>
+          <w:pPr>
+            <w:pStyle w:val="TOC3"/>
+            <w:tabs>
+              <w:tab w:val="left" w:pos="1440"/>
+              <w:tab w:val="right" w:leader="dot" w:pos="9016"/>
+            </w:tabs>
+            <w:rPr>
+              <w:rFonts w:asciiTheme="minorHAnsi" w:eastAsiaTheme="minorEastAsia" w:hAnsiTheme="minorHAnsi" w:cstheme="minorBidi"/>
+              <w:noProof/>
+              <w:kern w:val="2"/>
+              <w:lang w:eastAsia="en-GB"/>
+              <w14:ligatures w14:val="standardContextual"/>
+            </w:rPr>
+          </w:pPr>
+          <w:hyperlink w:anchor="_Toc227766340" w:history="1">
+            <w:r>
+              <w:rPr>
+                <w:rStyle w:val="Hyperlink"/>
+                <w:noProof/>
+              </w:rPr>
+              <w:t>9.1.4</w:t>
+            </w:r>
+            <w:r>
+              <w:rPr>
+                <w:rFonts w:asciiTheme="minorHAnsi" w:eastAsiaTheme="minorEastAsia" w:hAnsiTheme="minorHAnsi" w:cstheme="minorBidi"/>
+                <w:noProof/>
+                <w:kern w:val="2"/>
+                <w:lang w:eastAsia="en-GB"/>
+                <w14:ligatures w14:val="standardContextual"/>
+              </w:rPr>
+              <w:tab/>
+            </w:r>
+            <w:r>
+              <w:rPr>
+                <w:rStyle w:val="Hyperlink"/>
+                <w:noProof/>
+              </w:rPr>
+              <w:t>Rusted Moss</w:t>
+            </w:r>
+            <w:r>
+              <w:rPr>
+                <w:noProof/>
+                <w:webHidden/>
+              </w:rPr>
+              <w:tab/>
+            </w:r>
+            <w:r>
+              <w:rPr>
+                <w:noProof/>
+                <w:webHidden/>
+              </w:rPr>
+              <w:fldChar w:fldCharType="begin"/>
+            </w:r>
+            <w:r>
+              <w:rPr>
+                <w:noProof/>
+                <w:webHidden/>
+              </w:rPr>
+              <w:instrText xml:space="preserve"> PAGEREF _Toc227766340 \h </w:instrText>
+            </w:r>
+            <w:r>
+              <w:rPr>
+                <w:noProof/>
+                <w:webHidden/>
+              </w:rPr>
+            </w:r>
+            <w:r>
+              <w:rPr>
+                <w:noProof/>
+                <w:webHidden/>
+              </w:rPr>
+              <w:fldChar w:fldCharType="separate"/>
+            </w:r>
+            <w:r>
+              <w:rPr>
+                <w:noProof/>
+                <w:webHidden/>
+              </w:rPr>
+              <w:t>21</w:t>
+            </w:r>
+            <w:r>
+              <w:rPr>
+                <w:noProof/>
+                <w:webHidden/>
+              </w:rPr>
+              <w:fldChar w:fldCharType="end"/>
+            </w:r>
+          </w:hyperlink>
+        </w:p>
+        <w:p>
+          <w:pPr>
+            <w:pStyle w:val="TOC3"/>
+            <w:tabs>
+              <w:tab w:val="left" w:pos="1440"/>
+              <w:tab w:val="right" w:leader="dot" w:pos="9016"/>
+            </w:tabs>
+            <w:rPr>
+              <w:rFonts w:asciiTheme="minorHAnsi" w:eastAsiaTheme="minorEastAsia" w:hAnsiTheme="minorHAnsi" w:cstheme="minorBidi"/>
+              <w:noProof/>
+              <w:kern w:val="2"/>
+              <w:lang w:eastAsia="en-GB"/>
+              <w14:ligatures w14:val="standardContextual"/>
+            </w:rPr>
+          </w:pPr>
+          <w:hyperlink w:anchor="_Toc227766341" w:history="1">
+            <w:r>
+              <w:rPr>
+                <w:rStyle w:val="Hyperlink"/>
+                <w:noProof/>
+              </w:rPr>
+              <w:t>9.1.5</w:t>
+            </w:r>
+            <w:r>
+              <w:rPr>
+                <w:rFonts w:asciiTheme="minorHAnsi" w:eastAsiaTheme="minorEastAsia" w:hAnsiTheme="minorHAnsi" w:cstheme="minorBidi"/>
+                <w:noProof/>
+                <w:kern w:val="2"/>
+                <w:lang w:eastAsia="en-GB"/>
+                <w14:ligatures w14:val="standardContextual"/>
+              </w:rPr>
+              <w:tab/>
+            </w:r>
+            <w:r>
+              <w:rPr>
+                <w:rStyle w:val="Hyperlink"/>
+                <w:noProof/>
+              </w:rPr>
+              <w:t>Flinthook</w:t>
+            </w:r>
+            <w:r>
+              <w:rPr>
+                <w:noProof/>
+                <w:webHidden/>
+              </w:rPr>
+              <w:tab/>
+            </w:r>
+            <w:r>
+              <w:rPr>
+                <w:noProof/>
+                <w:webHidden/>
+              </w:rPr>
+              <w:fldChar w:fldCharType="begin"/>
+            </w:r>
+            <w:r>
+              <w:rPr>
+                <w:noProof/>
+                <w:webHidden/>
+              </w:rPr>
+              <w:instrText xml:space="preserve"> PAGEREF _Toc227766341 \h </w:instrText>
+            </w:r>
+            <w:r>
+              <w:rPr>
+                <w:noProof/>
+                <w:webHidden/>
+              </w:rPr>
+            </w:r>
+            <w:r>
+              <w:rPr>
+                <w:noProof/>
+                <w:webHidden/>
+              </w:rPr>
+              <w:fldChar w:fldCharType="separate"/>
+            </w:r>
+            <w:r>
+              <w:rPr>
+                <w:noProof/>
+                <w:webHidden/>
+              </w:rPr>
+              <w:t>21</w:t>
+            </w:r>
+            <w:r>
+              <w:rPr>
+                <w:noProof/>
+                <w:webHidden/>
+              </w:rPr>
+              <w:fldChar w:fldCharType="end"/>
+            </w:r>
+          </w:hyperlink>
+        </w:p>
+        <w:p>
+          <w:pPr>
+            <w:pStyle w:val="TOC3"/>
+            <w:tabs>
+              <w:tab w:val="left" w:pos="1440"/>
+              <w:tab w:val="right" w:leader="dot" w:pos="9016"/>
+            </w:tabs>
+            <w:rPr>
+              <w:rFonts w:asciiTheme="minorHAnsi" w:eastAsiaTheme="minorEastAsia" w:hAnsiTheme="minorHAnsi" w:cstheme="minorBidi"/>
+              <w:noProof/>
+              <w:kern w:val="2"/>
+              <w:lang w:eastAsia="en-GB"/>
+              <w14:ligatures w14:val="standardContextual"/>
+            </w:rPr>
+          </w:pPr>
+          <w:hyperlink w:anchor="_Toc227766342" w:history="1">
+            <w:r>
+              <w:rPr>
+                <w:rStyle w:val="Hyperlink"/>
+                <w:noProof/>
+              </w:rPr>
+              <w:t>9.1.6</w:t>
+            </w:r>
+            <w:r>
+              <w:rPr>
+                <w:rFonts w:asciiTheme="minorHAnsi" w:eastAsiaTheme="minorEastAsia" w:hAnsiTheme="minorHAnsi" w:cstheme="minorBidi"/>
+                <w:noProof/>
+                <w:kern w:val="2"/>
+                <w:lang w:eastAsia="en-GB"/>
+                <w14:ligatures w14:val="standardContextual"/>
+              </w:rPr>
+              <w:tab/>
+            </w:r>
+            <w:r>
+              <w:rPr>
+                <w:rStyle w:val="Hyperlink"/>
+                <w:noProof/>
+              </w:rPr>
+              <w:t>The King’s Bird</w:t>
+            </w:r>
+            <w:r>
+              <w:rPr>
+                <w:noProof/>
+                <w:webHidden/>
+              </w:rPr>
+              <w:tab/>
+            </w:r>
+            <w:r>
+              <w:rPr>
+                <w:noProof/>
+                <w:webHidden/>
+              </w:rPr>
+              <w:fldChar w:fldCharType="begin"/>
+            </w:r>
+            <w:r>
+              <w:rPr>
+                <w:noProof/>
+                <w:webHidden/>
+              </w:rPr>
+              <w:instrText xml:space="preserve"> PAGEREF _Toc227766342 \h </w:instrText>
+            </w:r>
+            <w:r>
+              <w:rPr>
+                <w:noProof/>
+                <w:webHidden/>
+              </w:rPr>
+            </w:r>
+            <w:r>
+              <w:rPr>
+                <w:noProof/>
+                <w:webHidden/>
+              </w:rPr>
+              <w:fldChar w:fldCharType="separate"/>
+            </w:r>
+            <w:r>
+              <w:rPr>
+                <w:noProof/>
+                <w:webHidden/>
+              </w:rPr>
+              <w:t>21</w:t>
+            </w:r>
+            <w:r>
+              <w:rPr>
+                <w:noProof/>
+                <w:webHidden/>
+              </w:rPr>
+              <w:fldChar w:fldCharType="end"/>
+            </w:r>
+          </w:hyperlink>
+        </w:p>
+        <w:p>
+          <w:pPr>
+            <w:pStyle w:val="TOC3"/>
+            <w:tabs>
+              <w:tab w:val="left" w:pos="1440"/>
+              <w:tab w:val="right" w:leader="dot" w:pos="9016"/>
+            </w:tabs>
+            <w:rPr>
+              <w:rFonts w:asciiTheme="minorHAnsi" w:eastAsiaTheme="minorEastAsia" w:hAnsiTheme="minorHAnsi" w:cstheme="minorBidi"/>
+              <w:noProof/>
+              <w:kern w:val="2"/>
+              <w:lang w:eastAsia="en-GB"/>
+              <w14:ligatures w14:val="standardContextual"/>
+            </w:rPr>
+          </w:pPr>
+          <w:hyperlink w:anchor="_Toc227766343" w:history="1">
+            <w:r>
+              <w:rPr>
+                <w:rStyle w:val="Hyperlink"/>
+                <w:noProof/>
+              </w:rPr>
+              <w:t>9.1.7</w:t>
+            </w:r>
+            <w:r>
+              <w:rPr>
+                <w:rFonts w:asciiTheme="minorHAnsi" w:eastAsiaTheme="minorEastAsia" w:hAnsiTheme="minorHAnsi" w:cstheme="minorBidi"/>
+                <w:noProof/>
+                <w:kern w:val="2"/>
+                <w:lang w:eastAsia="en-GB"/>
+                <w14:ligatures w14:val="standardContextual"/>
+              </w:rPr>
+              <w:tab/>
+            </w:r>
+            <w:r>
+              <w:rPr>
+                <w:rStyle w:val="Hyperlink"/>
+                <w:noProof/>
+              </w:rPr>
+              <w:t>Cuphead</w:t>
+            </w:r>
+            <w:r>
+              <w:rPr>
+                <w:noProof/>
+                <w:webHidden/>
+              </w:rPr>
+              <w:tab/>
+            </w:r>
+            <w:r>
+              <w:rPr>
+                <w:noProof/>
+                <w:webHidden/>
+              </w:rPr>
+              <w:fldChar w:fldCharType="begin"/>
+            </w:r>
+            <w:r>
+              <w:rPr>
+                <w:noProof/>
+                <w:webHidden/>
+              </w:rPr>
+              <w:instrText xml:space="preserve"> PAGEREF _Toc227766343 \h </w:instrText>
+            </w:r>
+            <w:r>
+              <w:rPr>
+                <w:noProof/>
+                <w:webHidden/>
+              </w:rPr>
+            </w:r>
+            <w:r>
+              <w:rPr>
+                <w:noProof/>
+                <w:webHidden/>
+              </w:rPr>
+              <w:fldChar w:fldCharType="separate"/>
+            </w:r>
+            <w:r>
+              <w:rPr>
+                <w:noProof/>
+                <w:webHidden/>
+              </w:rPr>
+              <w:t>21</w:t>
+            </w:r>
+            <w:r>
+              <w:rPr>
+                <w:noProof/>
+                <w:webHidden/>
+              </w:rPr>
+              <w:fldChar w:fldCharType="end"/>
+            </w:r>
+          </w:hyperlink>
+        </w:p>
+        <w:p>
+          <w:pPr>
+            <w:pStyle w:val="TOC3"/>
+            <w:tabs>
+              <w:tab w:val="left" w:pos="1440"/>
+              <w:tab w:val="right" w:leader="dot" w:pos="9016"/>
+            </w:tabs>
+            <w:rPr>
+              <w:rFonts w:asciiTheme="minorHAnsi" w:eastAsiaTheme="minorEastAsia" w:hAnsiTheme="minorHAnsi" w:cstheme="minorBidi"/>
+              <w:noProof/>
+              <w:kern w:val="2"/>
+              <w:lang w:eastAsia="en-GB"/>
+              <w14:ligatures w14:val="standardContextual"/>
+            </w:rPr>
+          </w:pPr>
+          <w:hyperlink w:anchor="_Toc227766344" w:history="1">
+            <w:r>
+              <w:rPr>
+                <w:rStyle w:val="Hyperlink"/>
+                <w:noProof/>
+              </w:rPr>
+              <w:t>9.1.8</w:t>
+            </w:r>
+            <w:r>
+              <w:rPr>
+                <w:rFonts w:asciiTheme="minorHAnsi" w:eastAsiaTheme="minorEastAsia" w:hAnsiTheme="minorHAnsi" w:cstheme="minorBidi"/>
+                <w:noProof/>
+                <w:kern w:val="2"/>
+                <w:lang w:eastAsia="en-GB"/>
+                <w14:ligatures w14:val="standardContextual"/>
+              </w:rPr>
+              <w:tab/>
+            </w:r>
+            <w:r>
+              <w:rPr>
+                <w:rStyle w:val="Hyperlink"/>
+                <w:noProof/>
+              </w:rPr>
+              <w:t>Mega Man 11</w:t>
+            </w:r>
+            <w:r>
+              <w:rPr>
+                <w:noProof/>
+                <w:webHidden/>
+              </w:rPr>
+              <w:tab/>
+            </w:r>
+            <w:r>
+              <w:rPr>
+                <w:noProof/>
+                <w:webHidden/>
+              </w:rPr>
+              <w:fldChar w:fldCharType="begin"/>
+            </w:r>
+            <w:r>
+              <w:rPr>
+                <w:noProof/>
+                <w:webHidden/>
+              </w:rPr>
+              <w:instrText xml:space="preserve"> PAGEREF _Toc227766344 \h </w:instrText>
+            </w:r>
+            <w:r>
+              <w:rPr>
+                <w:noProof/>
+                <w:webHidden/>
+              </w:rPr>
+            </w:r>
+            <w:r>
+              <w:rPr>
+                <w:noProof/>
+                <w:webHidden/>
+              </w:rPr>
+              <w:fldChar w:fldCharType="separate"/>
+            </w:r>
+            <w:r>
+              <w:rPr>
+                <w:noProof/>
+                <w:webHidden/>
+              </w:rPr>
+              <w:t>21</w:t>
+            </w:r>
+            <w:r>
+              <w:rPr>
+                <w:noProof/>
+                <w:webHidden/>
+              </w:rPr>
+              <w:fldChar w:fldCharType="end"/>
+            </w:r>
+          </w:hyperlink>
+        </w:p>
+        <w:p>
+          <w:pPr>
+            <w:pStyle w:val="TOC3"/>
+            <w:tabs>
+              <w:tab w:val="left" w:pos="1440"/>
+              <w:tab w:val="right" w:leader="dot" w:pos="9016"/>
+            </w:tabs>
+            <w:rPr>
+              <w:rFonts w:asciiTheme="minorHAnsi" w:eastAsiaTheme="minorEastAsia" w:hAnsiTheme="minorHAnsi" w:cstheme="minorBidi"/>
+              <w:noProof/>
+              <w:kern w:val="2"/>
+              <w:lang w:eastAsia="en-GB"/>
+              <w14:ligatures w14:val="standardContextual"/>
+            </w:rPr>
+          </w:pPr>
+          <w:hyperlink w:anchor="_Toc227766345" w:history="1">
+            <w:r>
+              <w:rPr>
+                <w:rStyle w:val="Hyperlink"/>
+                <w:noProof/>
+              </w:rPr>
+              <w:t>9.1.9</w:t>
+            </w:r>
+            <w:r>
+              <w:rPr>
+                <w:rFonts w:asciiTheme="minorHAnsi" w:eastAsiaTheme="minorEastAsia" w:hAnsiTheme="minorHAnsi" w:cstheme="minorBidi"/>
+                <w:noProof/>
+                <w:kern w:val="2"/>
+                <w:lang w:eastAsia="en-GB"/>
+                <w14:ligatures w14:val="standardContextual"/>
+              </w:rPr>
+              <w:tab/>
+            </w:r>
+            <w:r>
+              <w:rPr>
+                <w:rStyle w:val="Hyperlink"/>
+                <w:noProof/>
+              </w:rPr>
+              <w:t>Using the Clawline in Hollow Knight Silksong</w:t>
+            </w:r>
+            <w:r>
+              <w:rPr>
+                <w:noProof/>
+                <w:webHidden/>
+              </w:rPr>
+              <w:tab/>
+            </w:r>
+            <w:r>
+              <w:rPr>
+                <w:noProof/>
+                <w:webHidden/>
+              </w:rPr>
+              <w:fldChar w:fldCharType="begin"/>
+            </w:r>
+            <w:r>
+              <w:rPr>
+                <w:noProof/>
+                <w:webHidden/>
+              </w:rPr>
+              <w:instrText xml:space="preserve"> PAGEREF _Toc227766345 \h </w:instrText>
+            </w:r>
+            <w:r>
+              <w:rPr>
+                <w:noProof/>
+                <w:webHidden/>
+              </w:rPr>
+            </w:r>
+            <w:r>
+              <w:rPr>
+                <w:noProof/>
+                <w:webHidden/>
+              </w:rPr>
+              <w:fldChar w:fldCharType="separate"/>
+            </w:r>
+            <w:r>
+              <w:rPr>
+                <w:noProof/>
+                <w:webHidden/>
+              </w:rPr>
+              <w:t>22</w:t>
+            </w:r>
+            <w:r>
+              <w:rPr>
+                <w:noProof/>
+                <w:webHidden/>
+              </w:rPr>
+              <w:fldChar w:fldCharType="end"/>
+            </w:r>
+          </w:hyperlink>
+        </w:p>
+        <w:p>
+          <w:pPr>
+            <w:pStyle w:val="TOC3"/>
+            <w:tabs>
+              <w:tab w:val="left" w:pos="1440"/>
+              <w:tab w:val="right" w:leader="dot" w:pos="9016"/>
+            </w:tabs>
+            <w:rPr>
+              <w:rFonts w:asciiTheme="minorHAnsi" w:eastAsiaTheme="minorEastAsia" w:hAnsiTheme="minorHAnsi" w:cstheme="minorBidi"/>
+              <w:noProof/>
+              <w:kern w:val="2"/>
+              <w:lang w:eastAsia="en-GB"/>
+              <w14:ligatures w14:val="standardContextual"/>
+            </w:rPr>
+          </w:pPr>
+          <w:hyperlink w:anchor="_Toc227766346" w:history="1">
+            <w:r>
+              <w:rPr>
+                <w:rStyle w:val="Hyperlink"/>
+                <w:noProof/>
+              </w:rPr>
+              <w:t>9.1.10</w:t>
+            </w:r>
+            <w:r>
+              <w:rPr>
+                <w:rFonts w:asciiTheme="minorHAnsi" w:eastAsiaTheme="minorEastAsia" w:hAnsiTheme="minorHAnsi" w:cstheme="minorBidi"/>
+                <w:noProof/>
+                <w:kern w:val="2"/>
+                <w:lang w:eastAsia="en-GB"/>
+                <w14:ligatures w14:val="standardContextual"/>
+              </w:rPr>
+              <w:tab/>
+            </w:r>
+            <w:r>
+              <w:rPr>
+                <w:rStyle w:val="Hyperlink"/>
+                <w:noProof/>
+              </w:rPr>
+              <w:t>Level select in Mega Man 11</w:t>
+            </w:r>
+            <w:r>
+              <w:rPr>
+                <w:noProof/>
+                <w:webHidden/>
+              </w:rPr>
+              <w:tab/>
+            </w:r>
+            <w:r>
+              <w:rPr>
+                <w:noProof/>
+                <w:webHidden/>
+              </w:rPr>
+              <w:fldChar w:fldCharType="begin"/>
+            </w:r>
+            <w:r>
+              <w:rPr>
+                <w:noProof/>
+                <w:webHidden/>
+              </w:rPr>
+              <w:instrText xml:space="preserve"> PAGEREF _Toc227766346 \h </w:instrText>
+            </w:r>
+            <w:r>
+              <w:rPr>
+                <w:noProof/>
+                <w:webHidden/>
+              </w:rPr>
+            </w:r>
+            <w:r>
+              <w:rPr>
+                <w:noProof/>
+                <w:webHidden/>
+              </w:rPr>
+              <w:fldChar w:fldCharType="separate"/>
+            </w:r>
+            <w:r>
+              <w:rPr>
+                <w:noProof/>
+                <w:webHidden/>
+              </w:rPr>
+              <w:t>22</w:t>
+            </w:r>
+            <w:r>
+              <w:rPr>
+                <w:noProof/>
+                <w:webHidden/>
+              </w:rPr>
+              <w:fldChar w:fldCharType="end"/>
+            </w:r>
+          </w:hyperlink>
+        </w:p>
+        <w:p>
+          <w:pPr>
+            <w:pStyle w:val="TOC3"/>
+            <w:tabs>
+              <w:tab w:val="left" w:pos="1440"/>
+              <w:tab w:val="right" w:leader="dot" w:pos="9016"/>
+            </w:tabs>
+            <w:rPr>
+              <w:rFonts w:asciiTheme="minorHAnsi" w:eastAsiaTheme="minorEastAsia" w:hAnsiTheme="minorHAnsi" w:cstheme="minorBidi"/>
+              <w:noProof/>
+              <w:kern w:val="2"/>
+              <w:lang w:eastAsia="en-GB"/>
+              <w14:ligatures w14:val="standardContextual"/>
+            </w:rPr>
+          </w:pPr>
+          <w:hyperlink w:anchor="_Toc227766347" w:history="1">
+            <w:r>
+              <w:rPr>
+                <w:rStyle w:val="Hyperlink"/>
+                <w:noProof/>
+              </w:rPr>
+              <w:t>9.1.11</w:t>
+            </w:r>
+            <w:r>
+              <w:rPr>
+                <w:rFonts w:asciiTheme="minorHAnsi" w:eastAsiaTheme="minorEastAsia" w:hAnsiTheme="minorHAnsi" w:cstheme="minorBidi"/>
+                <w:noProof/>
+                <w:kern w:val="2"/>
+                <w:lang w:eastAsia="en-GB"/>
+                <w14:ligatures w14:val="standardContextual"/>
+              </w:rPr>
+              <w:tab/>
+            </w:r>
+            <w:r>
+              <w:rPr>
+                <w:rStyle w:val="Hyperlink"/>
+                <w:noProof/>
+              </w:rPr>
+              <w:t>Steam’s player base</w:t>
+            </w:r>
+            <w:r>
+              <w:rPr>
+                <w:noProof/>
+                <w:webHidden/>
+              </w:rPr>
+              <w:tab/>
+            </w:r>
+            <w:r>
+              <w:rPr>
+                <w:noProof/>
+                <w:webHidden/>
+              </w:rPr>
+              <w:fldChar w:fldCharType="begin"/>
+            </w:r>
+            <w:r>
+              <w:rPr>
+                <w:noProof/>
+                <w:webHidden/>
+              </w:rPr>
+              <w:instrText xml:space="preserve"> PAGEREF _Toc227766347 \h </w:instrText>
+            </w:r>
+            <w:r>
+              <w:rPr>
+                <w:noProof/>
+                <w:webHidden/>
+              </w:rPr>
+            </w:r>
+            <w:r>
+              <w:rPr>
+                <w:noProof/>
+                <w:webHidden/>
+              </w:rPr>
+              <w:fldChar w:fldCharType="separate"/>
+            </w:r>
+            <w:r>
+              <w:rPr>
+                <w:noProof/>
+                <w:webHidden/>
+              </w:rPr>
+              <w:t>22</w:t>
+            </w:r>
+            <w:r>
+              <w:rPr>
+                <w:noProof/>
+                <w:webHidden/>
+              </w:rPr>
+              <w:fldChar w:fldCharType="end"/>
+            </w:r>
+          </w:hyperlink>
+        </w:p>
+        <w:p>
+          <w:pPr>
+            <w:pStyle w:val="TOC3"/>
+            <w:tabs>
+              <w:tab w:val="left" w:pos="1440"/>
+              <w:tab w:val="right" w:leader="dot" w:pos="9016"/>
+            </w:tabs>
+            <w:rPr>
+              <w:rFonts w:asciiTheme="minorHAnsi" w:eastAsiaTheme="minorEastAsia" w:hAnsiTheme="minorHAnsi" w:cstheme="minorBidi"/>
+              <w:noProof/>
+              <w:kern w:val="2"/>
+              <w:lang w:eastAsia="en-GB"/>
+              <w14:ligatures w14:val="standardContextual"/>
+            </w:rPr>
+          </w:pPr>
+          <w:hyperlink w:anchor="_Toc227766348" w:history="1">
+            <w:r>
+              <w:rPr>
+                <w:rStyle w:val="Hyperlink"/>
+                <w:noProof/>
+              </w:rPr>
+              <w:t>9.1.12</w:t>
+            </w:r>
+            <w:r>
+              <w:rPr>
+                <w:rFonts w:asciiTheme="minorHAnsi" w:eastAsiaTheme="minorEastAsia" w:hAnsiTheme="minorHAnsi" w:cstheme="minorBidi"/>
+                <w:noProof/>
+                <w:kern w:val="2"/>
+                <w:lang w:eastAsia="en-GB"/>
+                <w14:ligatures w14:val="standardContextual"/>
+              </w:rPr>
+              <w:tab/>
+            </w:r>
+            <w:r>
+              <w:rPr>
+                <w:rStyle w:val="Hyperlink"/>
+                <w:noProof/>
+              </w:rPr>
+              <w:t>Steam Partner Program</w:t>
+            </w:r>
+            <w:r>
+              <w:rPr>
+                <w:noProof/>
+                <w:webHidden/>
+              </w:rPr>
+              <w:tab/>
+            </w:r>
+            <w:r>
+              <w:rPr>
+                <w:noProof/>
+                <w:webHidden/>
+              </w:rPr>
+              <w:fldChar w:fldCharType="begin"/>
+            </w:r>
+            <w:r>
+              <w:rPr>
+                <w:noProof/>
+                <w:webHidden/>
+              </w:rPr>
+              <w:instrText xml:space="preserve"> PAGEREF _Toc227766348 \h </w:instrText>
+            </w:r>
+            <w:r>
+              <w:rPr>
+                <w:noProof/>
+                <w:webHidden/>
+              </w:rPr>
+            </w:r>
+            <w:r>
+              <w:rPr>
+                <w:noProof/>
+                <w:webHidden/>
+              </w:rPr>
+              <w:fldChar w:fldCharType="separate"/>
+            </w:r>
+            <w:r>
+              <w:rPr>
+                <w:noProof/>
+                <w:webHidden/>
+              </w:rPr>
+              <w:t>22</w:t>
+            </w:r>
+            <w:r>
+              <w:rPr>
+                <w:noProof/>
+                <w:webHidden/>
+              </w:rPr>
+              <w:fldChar w:fldCharType="end"/>
+            </w:r>
+          </w:hyperlink>
+        </w:p>
+        <w:p>
+          <w:pPr>
+            <w:pStyle w:val="TOC3"/>
+            <w:tabs>
+              <w:tab w:val="left" w:pos="1440"/>
+              <w:tab w:val="right" w:leader="dot" w:pos="9016"/>
+            </w:tabs>
+            <w:rPr>
+              <w:rFonts w:asciiTheme="minorHAnsi" w:eastAsiaTheme="minorEastAsia" w:hAnsiTheme="minorHAnsi" w:cstheme="minorBidi"/>
+              <w:noProof/>
+              <w:kern w:val="2"/>
+              <w:lang w:eastAsia="en-GB"/>
+              <w14:ligatures w14:val="standardContextual"/>
+            </w:rPr>
+          </w:pPr>
+          <w:hyperlink w:anchor="_Toc227766349" w:history="1">
+            <w:r>
+              <w:rPr>
+                <w:rStyle w:val="Hyperlink"/>
+                <w:noProof/>
+              </w:rPr>
+              <w:t>9.1.13</w:t>
+            </w:r>
+            <w:r>
+              <w:rPr>
+                <w:rFonts w:asciiTheme="minorHAnsi" w:eastAsiaTheme="minorEastAsia" w:hAnsiTheme="minorHAnsi" w:cstheme="minorBidi"/>
+                <w:noProof/>
+                <w:kern w:val="2"/>
+                <w:lang w:eastAsia="en-GB"/>
+                <w14:ligatures w14:val="standardContextual"/>
+              </w:rPr>
+              <w:tab/>
+            </w:r>
+            <w:r>
+              <w:rPr>
+                <w:rStyle w:val="Hyperlink"/>
+                <w:noProof/>
+              </w:rPr>
+              <w:t>Unity Pricing</w:t>
+            </w:r>
+            <w:r>
+              <w:rPr>
+                <w:noProof/>
+                <w:webHidden/>
+              </w:rPr>
+              <w:tab/>
+            </w:r>
+            <w:r>
+              <w:rPr>
+                <w:noProof/>
+                <w:webHidden/>
+              </w:rPr>
+              <w:fldChar w:fldCharType="begin"/>
+            </w:r>
+            <w:r>
+              <w:rPr>
+                <w:noProof/>
+                <w:webHidden/>
+              </w:rPr>
+              <w:instrText xml:space="preserve"> PAGEREF _Toc227766349 \h </w:instrText>
+            </w:r>
+            <w:r>
+              <w:rPr>
+                <w:noProof/>
+                <w:webHidden/>
+              </w:rPr>
+            </w:r>
+            <w:r>
+              <w:rPr>
+                <w:noProof/>
+                <w:webHidden/>
+              </w:rPr>
+              <w:fldChar w:fldCharType="separate"/>
+            </w:r>
+            <w:r>
+              <w:rPr>
+                <w:noProof/>
+                <w:webHidden/>
+              </w:rPr>
+              <w:t>22</w:t>
+            </w:r>
+            <w:r>
+              <w:rPr>
+                <w:noProof/>
+                <w:webHidden/>
+              </w:rPr>
+              <w:fldChar w:fldCharType="end"/>
+            </w:r>
+          </w:hyperlink>
+        </w:p>
+        <w:p>
+          <w:pPr>
+            <w:pStyle w:val="TOC3"/>
+            <w:tabs>
+              <w:tab w:val="left" w:pos="1440"/>
+              <w:tab w:val="right" w:leader="dot" w:pos="9016"/>
+            </w:tabs>
+            <w:rPr>
+              <w:rFonts w:asciiTheme="minorHAnsi" w:eastAsiaTheme="minorEastAsia" w:hAnsiTheme="minorHAnsi" w:cstheme="minorBidi"/>
+              <w:noProof/>
+              <w:kern w:val="2"/>
+              <w:lang w:eastAsia="en-GB"/>
+              <w14:ligatures w14:val="standardContextual"/>
+            </w:rPr>
+          </w:pPr>
+          <w:hyperlink w:anchor="_Toc227766350" w:history="1">
+            <w:r>
+              <w:rPr>
+                <w:rStyle w:val="Hyperlink"/>
+                <w:noProof/>
+              </w:rPr>
+              <w:t>9.1.14</w:t>
+            </w:r>
+            <w:r>
+              <w:rPr>
+                <w:rFonts w:asciiTheme="minorHAnsi" w:eastAsiaTheme="minorEastAsia" w:hAnsiTheme="minorHAnsi" w:cstheme="minorBidi"/>
+                <w:noProof/>
+                <w:kern w:val="2"/>
+                <w:lang w:eastAsia="en-GB"/>
+                <w14:ligatures w14:val="standardContextual"/>
+              </w:rPr>
+              <w:tab/>
+            </w:r>
+            <w:r>
+              <w:rPr>
+                <w:rStyle w:val="Hyperlink"/>
+                <w:noProof/>
+              </w:rPr>
+              <w:t>PEGI ratings</w:t>
+            </w:r>
+            <w:r>
+              <w:rPr>
+                <w:noProof/>
+                <w:webHidden/>
+              </w:rPr>
+              <w:tab/>
+            </w:r>
+            <w:r>
+              <w:rPr>
+                <w:noProof/>
+                <w:webHidden/>
+              </w:rPr>
+              <w:fldChar w:fldCharType="begin"/>
+            </w:r>
+            <w:r>
+              <w:rPr>
+                <w:noProof/>
+                <w:webHidden/>
+              </w:rPr>
+              <w:instrText xml:space="preserve"> PAGEREF _Toc227766350 \h </w:instrText>
+            </w:r>
+            <w:r>
+              <w:rPr>
+                <w:noProof/>
+                <w:webHidden/>
+              </w:rPr>
+            </w:r>
+            <w:r>
+              <w:rPr>
+                <w:noProof/>
+                <w:webHidden/>
+              </w:rPr>
+              <w:fldChar w:fldCharType="separate"/>
+            </w:r>
+            <w:r>
+              <w:rPr>
+                <w:noProof/>
+                <w:webHidden/>
+              </w:rPr>
+              <w:t>22</w:t>
+            </w:r>
+            <w:r>
+              <w:rPr>
+                <w:noProof/>
+                <w:webHidden/>
+              </w:rPr>
+              <w:fldChar w:fldCharType="end"/>
+            </w:r>
+          </w:hyperlink>
+        </w:p>
+        <w:p>
+          <w:pPr>
+            <w:pStyle w:val="TOC3"/>
+            <w:tabs>
+              <w:tab w:val="left" w:pos="1440"/>
+              <w:tab w:val="right" w:leader="dot" w:pos="9016"/>
+            </w:tabs>
+            <w:rPr>
+              <w:rFonts w:asciiTheme="minorHAnsi" w:eastAsiaTheme="minorEastAsia" w:hAnsiTheme="minorHAnsi" w:cstheme="minorBidi"/>
+              <w:noProof/>
+              <w:kern w:val="2"/>
+              <w:lang w:eastAsia="en-GB"/>
+              <w14:ligatures w14:val="standardContextual"/>
+            </w:rPr>
+          </w:pPr>
+          <w:hyperlink w:anchor="_Toc227766351" w:history="1">
+            <w:r>
+              <w:rPr>
+                <w:rStyle w:val="Hyperlink"/>
+                <w:noProof/>
+              </w:rPr>
+              <w:t>9.1.15</w:t>
+            </w:r>
+            <w:r>
+              <w:rPr>
+                <w:rFonts w:asciiTheme="minorHAnsi" w:eastAsiaTheme="minorEastAsia" w:hAnsiTheme="minorHAnsi" w:cstheme="minorBidi"/>
+                <w:noProof/>
+                <w:kern w:val="2"/>
+                <w:lang w:eastAsia="en-GB"/>
+                <w14:ligatures w14:val="standardContextual"/>
+              </w:rPr>
+              <w:tab/>
+            </w:r>
+            <w:r>
+              <w:rPr>
+                <w:rStyle w:val="Hyperlink"/>
+                <w:noProof/>
+              </w:rPr>
+              <w:t>Piskel</w:t>
+            </w:r>
+            <w:r>
+              <w:rPr>
+                <w:noProof/>
+                <w:webHidden/>
+              </w:rPr>
+              <w:tab/>
+            </w:r>
+            <w:r>
+              <w:rPr>
+                <w:noProof/>
+                <w:webHidden/>
+              </w:rPr>
+              <w:fldChar w:fldCharType="begin"/>
+            </w:r>
+            <w:r>
+              <w:rPr>
+                <w:noProof/>
+                <w:webHidden/>
+              </w:rPr>
+              <w:instrText xml:space="preserve"> PAGEREF _Toc227766351 \h </w:instrText>
+            </w:r>
+            <w:r>
+              <w:rPr>
+                <w:noProof/>
+                <w:webHidden/>
+              </w:rPr>
+            </w:r>
+            <w:r>
+              <w:rPr>
+                <w:noProof/>
+                <w:webHidden/>
+              </w:rPr>
+              <w:fldChar w:fldCharType="separate"/>
+            </w:r>
+            <w:r>
+              <w:rPr>
+                <w:noProof/>
+                <w:webHidden/>
+              </w:rPr>
+              <w:t>22</w:t>
             </w:r>
             <w:r>
               <w:rPr>
@@ -1482,7 +3674,7 @@
               <w14:ligatures w14:val="standardContextual"/>
             </w:rPr>
           </w:pPr>
-          <w:hyperlink w:anchor="_Toc227247066" w:history="1">
+          <w:hyperlink w:anchor="_Toc227766352" w:history="1">
             <w:r>
               <w:rPr>
                 <w:rStyle w:val="Hyperlink"/>
@@ -1526,7 +3718,7 @@
                 <w:noProof/>
                 <w:webHidden/>
               </w:rPr>
-              <w:instrText xml:space="preserve"> PAGEREF _Toc227247066 \h </w:instrText>
+              <w:instrText xml:space="preserve"> PAGEREF _Toc227766352 \h </w:instrText>
             </w:r>
             <w:r>
               <w:rPr>
@@ -1546,7 +3738,7 @@
                 <w:noProof/>
                 <w:webHidden/>
               </w:rPr>
-              <w:t>8</w:t>
+              <w:t>22</w:t>
             </w:r>
             <w:r>
               <w:rPr>
@@ -1572,7 +3764,7 @@
               <w14:ligatures w14:val="standardContextual"/>
             </w:rPr>
           </w:pPr>
-          <w:hyperlink w:anchor="_Toc227247067" w:history="1">
+          <w:hyperlink w:anchor="_Toc227766353" w:history="1">
             <w:r>
               <w:rPr>
                 <w:rStyle w:val="Hyperlink"/>
@@ -1616,7 +3808,7 @@
                 <w:noProof/>
                 <w:webHidden/>
               </w:rPr>
-              <w:instrText xml:space="preserve"> PAGEREF _Toc227247067 \h </w:instrText>
+              <w:instrText xml:space="preserve"> PAGEREF _Toc227766353 \h </w:instrText>
             </w:r>
             <w:r>
               <w:rPr>
@@ -1636,7 +3828,7 @@
                 <w:noProof/>
                 <w:webHidden/>
               </w:rPr>
-              <w:t>8</w:t>
+              <w:t>22</w:t>
             </w:r>
             <w:r>
               <w:rPr>
@@ -1662,7 +3854,7 @@
               <w14:ligatures w14:val="standardContextual"/>
             </w:rPr>
           </w:pPr>
-          <w:hyperlink w:anchor="_Toc227247068" w:history="1">
+          <w:hyperlink w:anchor="_Toc227766354" w:history="1">
             <w:r>
               <w:rPr>
                 <w:rStyle w:val="Hyperlink"/>
@@ -1685,7 +3877,7 @@
                 <w:rStyle w:val="Hyperlink"/>
                 <w:noProof/>
               </w:rPr>
-              <w:t>Project Management</w:t>
+              <w:t>Project Planning &amp; Agile Evidence</w:t>
             </w:r>
             <w:r>
               <w:rPr>
@@ -1706,7 +3898,7 @@
                 <w:noProof/>
                 <w:webHidden/>
               </w:rPr>
-              <w:instrText xml:space="preserve"> PAGEREF _Toc227247068 \h </w:instrText>
+              <w:instrText xml:space="preserve"> PAGEREF _Toc227766354 \h </w:instrText>
             </w:r>
             <w:r>
               <w:rPr>
@@ -1726,7 +3918,637 @@
                 <w:noProof/>
                 <w:webHidden/>
               </w:rPr>
-              <w:t>9</w:t>
+              <w:t>22</w:t>
+            </w:r>
+            <w:r>
+              <w:rPr>
+                <w:noProof/>
+                <w:webHidden/>
+              </w:rPr>
+              <w:fldChar w:fldCharType="end"/>
+            </w:r>
+          </w:hyperlink>
+        </w:p>
+        <w:p>
+          <w:pPr>
+            <w:pStyle w:val="TOC2"/>
+            <w:tabs>
+              <w:tab w:val="left" w:pos="960"/>
+              <w:tab w:val="right" w:leader="dot" w:pos="9016"/>
+            </w:tabs>
+            <w:rPr>
+              <w:rFonts w:asciiTheme="minorHAnsi" w:eastAsiaTheme="minorEastAsia" w:hAnsiTheme="minorHAnsi" w:cstheme="minorBidi"/>
+              <w:noProof/>
+              <w:kern w:val="2"/>
+              <w:lang w:eastAsia="en-GB"/>
+              <w14:ligatures w14:val="standardContextual"/>
+            </w:rPr>
+          </w:pPr>
+          <w:hyperlink w:anchor="_Toc227766355" w:history="1">
+            <w:r>
+              <w:rPr>
+                <w:rStyle w:val="Hyperlink"/>
+                <w:noProof/>
+              </w:rPr>
+              <w:t>10.3</w:t>
+            </w:r>
+            <w:r>
+              <w:rPr>
+                <w:rFonts w:asciiTheme="minorHAnsi" w:eastAsiaTheme="minorEastAsia" w:hAnsiTheme="minorHAnsi" w:cstheme="minorBidi"/>
+                <w:noProof/>
+                <w:kern w:val="2"/>
+                <w:lang w:eastAsia="en-GB"/>
+                <w14:ligatures w14:val="standardContextual"/>
+              </w:rPr>
+              <w:tab/>
+            </w:r>
+            <w:r>
+              <w:rPr>
+                <w:rStyle w:val="Hyperlink"/>
+                <w:noProof/>
+              </w:rPr>
+              <w:t>Technical Design &amp; Architecture</w:t>
+            </w:r>
+            <w:r>
+              <w:rPr>
+                <w:noProof/>
+                <w:webHidden/>
+              </w:rPr>
+              <w:tab/>
+            </w:r>
+            <w:r>
+              <w:rPr>
+                <w:noProof/>
+                <w:webHidden/>
+              </w:rPr>
+              <w:fldChar w:fldCharType="begin"/>
+            </w:r>
+            <w:r>
+              <w:rPr>
+                <w:noProof/>
+                <w:webHidden/>
+              </w:rPr>
+              <w:instrText xml:space="preserve"> PAGEREF _Toc227766355 \h </w:instrText>
+            </w:r>
+            <w:r>
+              <w:rPr>
+                <w:noProof/>
+                <w:webHidden/>
+              </w:rPr>
+            </w:r>
+            <w:r>
+              <w:rPr>
+                <w:noProof/>
+                <w:webHidden/>
+              </w:rPr>
+              <w:fldChar w:fldCharType="separate"/>
+            </w:r>
+            <w:r>
+              <w:rPr>
+                <w:noProof/>
+                <w:webHidden/>
+              </w:rPr>
+              <w:t>23</w:t>
+            </w:r>
+            <w:r>
+              <w:rPr>
+                <w:noProof/>
+                <w:webHidden/>
+              </w:rPr>
+              <w:fldChar w:fldCharType="end"/>
+            </w:r>
+          </w:hyperlink>
+        </w:p>
+        <w:p>
+          <w:pPr>
+            <w:pStyle w:val="TOC2"/>
+            <w:tabs>
+              <w:tab w:val="left" w:pos="960"/>
+              <w:tab w:val="right" w:leader="dot" w:pos="9016"/>
+            </w:tabs>
+            <w:rPr>
+              <w:rFonts w:asciiTheme="minorHAnsi" w:eastAsiaTheme="minorEastAsia" w:hAnsiTheme="minorHAnsi" w:cstheme="minorBidi"/>
+              <w:noProof/>
+              <w:kern w:val="2"/>
+              <w:lang w:eastAsia="en-GB"/>
+              <w14:ligatures w14:val="standardContextual"/>
+            </w:rPr>
+          </w:pPr>
+          <w:hyperlink w:anchor="_Toc227766356" w:history="1">
+            <w:r>
+              <w:rPr>
+                <w:rStyle w:val="Hyperlink"/>
+                <w:noProof/>
+              </w:rPr>
+              <w:t>10.4</w:t>
+            </w:r>
+            <w:r>
+              <w:rPr>
+                <w:rFonts w:asciiTheme="minorHAnsi" w:eastAsiaTheme="minorEastAsia" w:hAnsiTheme="minorHAnsi" w:cstheme="minorBidi"/>
+                <w:noProof/>
+                <w:kern w:val="2"/>
+                <w:lang w:eastAsia="en-GB"/>
+                <w14:ligatures w14:val="standardContextual"/>
+              </w:rPr>
+              <w:tab/>
+            </w:r>
+            <w:r>
+              <w:rPr>
+                <w:rStyle w:val="Hyperlink"/>
+                <w:noProof/>
+              </w:rPr>
+              <w:t>Code Samples</w:t>
+            </w:r>
+            <w:r>
+              <w:rPr>
+                <w:noProof/>
+                <w:webHidden/>
+              </w:rPr>
+              <w:tab/>
+            </w:r>
+            <w:r>
+              <w:rPr>
+                <w:noProof/>
+                <w:webHidden/>
+              </w:rPr>
+              <w:fldChar w:fldCharType="begin"/>
+            </w:r>
+            <w:r>
+              <w:rPr>
+                <w:noProof/>
+                <w:webHidden/>
+              </w:rPr>
+              <w:instrText xml:space="preserve"> PAGEREF _Toc227766356 \h </w:instrText>
+            </w:r>
+            <w:r>
+              <w:rPr>
+                <w:noProof/>
+                <w:webHidden/>
+              </w:rPr>
+            </w:r>
+            <w:r>
+              <w:rPr>
+                <w:noProof/>
+                <w:webHidden/>
+              </w:rPr>
+              <w:fldChar w:fldCharType="separate"/>
+            </w:r>
+            <w:r>
+              <w:rPr>
+                <w:noProof/>
+                <w:webHidden/>
+              </w:rPr>
+              <w:t>23</w:t>
+            </w:r>
+            <w:r>
+              <w:rPr>
+                <w:noProof/>
+                <w:webHidden/>
+              </w:rPr>
+              <w:fldChar w:fldCharType="end"/>
+            </w:r>
+          </w:hyperlink>
+        </w:p>
+        <w:p>
+          <w:pPr>
+            <w:pStyle w:val="TOC2"/>
+            <w:tabs>
+              <w:tab w:val="left" w:pos="960"/>
+              <w:tab w:val="right" w:leader="dot" w:pos="9016"/>
+            </w:tabs>
+            <w:rPr>
+              <w:rFonts w:asciiTheme="minorHAnsi" w:eastAsiaTheme="minorEastAsia" w:hAnsiTheme="minorHAnsi" w:cstheme="minorBidi"/>
+              <w:noProof/>
+              <w:kern w:val="2"/>
+              <w:lang w:eastAsia="en-GB"/>
+              <w14:ligatures w14:val="standardContextual"/>
+            </w:rPr>
+          </w:pPr>
+          <w:hyperlink w:anchor="_Toc227766357" w:history="1">
+            <w:r>
+              <w:rPr>
+                <w:rStyle w:val="Hyperlink"/>
+                <w:noProof/>
+              </w:rPr>
+              <w:t>10.5</w:t>
+            </w:r>
+            <w:r>
+              <w:rPr>
+                <w:rFonts w:asciiTheme="minorHAnsi" w:eastAsiaTheme="minorEastAsia" w:hAnsiTheme="minorHAnsi" w:cstheme="minorBidi"/>
+                <w:noProof/>
+                <w:kern w:val="2"/>
+                <w:lang w:eastAsia="en-GB"/>
+                <w14:ligatures w14:val="standardContextual"/>
+              </w:rPr>
+              <w:tab/>
+            </w:r>
+            <w:r>
+              <w:rPr>
+                <w:rStyle w:val="Hyperlink"/>
+                <w:noProof/>
+              </w:rPr>
+              <w:t>Testing Documentation</w:t>
+            </w:r>
+            <w:r>
+              <w:rPr>
+                <w:noProof/>
+                <w:webHidden/>
+              </w:rPr>
+              <w:tab/>
+            </w:r>
+            <w:r>
+              <w:rPr>
+                <w:noProof/>
+                <w:webHidden/>
+              </w:rPr>
+              <w:fldChar w:fldCharType="begin"/>
+            </w:r>
+            <w:r>
+              <w:rPr>
+                <w:noProof/>
+                <w:webHidden/>
+              </w:rPr>
+              <w:instrText xml:space="preserve"> PAGEREF _Toc227766357 \h </w:instrText>
+            </w:r>
+            <w:r>
+              <w:rPr>
+                <w:noProof/>
+                <w:webHidden/>
+              </w:rPr>
+            </w:r>
+            <w:r>
+              <w:rPr>
+                <w:noProof/>
+                <w:webHidden/>
+              </w:rPr>
+              <w:fldChar w:fldCharType="separate"/>
+            </w:r>
+            <w:r>
+              <w:rPr>
+                <w:noProof/>
+                <w:webHidden/>
+              </w:rPr>
+              <w:t>24</w:t>
+            </w:r>
+            <w:r>
+              <w:rPr>
+                <w:noProof/>
+                <w:webHidden/>
+              </w:rPr>
+              <w:fldChar w:fldCharType="end"/>
+            </w:r>
+          </w:hyperlink>
+        </w:p>
+        <w:p>
+          <w:pPr>
+            <w:pStyle w:val="TOC2"/>
+            <w:tabs>
+              <w:tab w:val="left" w:pos="960"/>
+              <w:tab w:val="right" w:leader="dot" w:pos="9016"/>
+            </w:tabs>
+            <w:rPr>
+              <w:rFonts w:asciiTheme="minorHAnsi" w:eastAsiaTheme="minorEastAsia" w:hAnsiTheme="minorHAnsi" w:cstheme="minorBidi"/>
+              <w:noProof/>
+              <w:kern w:val="2"/>
+              <w:lang w:eastAsia="en-GB"/>
+              <w14:ligatures w14:val="standardContextual"/>
+            </w:rPr>
+          </w:pPr>
+          <w:hyperlink w:anchor="_Toc227766358" w:history="1">
+            <w:r>
+              <w:rPr>
+                <w:rStyle w:val="Hyperlink"/>
+                <w:noProof/>
+              </w:rPr>
+              <w:t>10.6</w:t>
+            </w:r>
+            <w:r>
+              <w:rPr>
+                <w:rFonts w:asciiTheme="minorHAnsi" w:eastAsiaTheme="minorEastAsia" w:hAnsiTheme="minorHAnsi" w:cstheme="minorBidi"/>
+                <w:noProof/>
+                <w:kern w:val="2"/>
+                <w:lang w:eastAsia="en-GB"/>
+                <w14:ligatures w14:val="standardContextual"/>
+              </w:rPr>
+              <w:tab/>
+            </w:r>
+            <w:r>
+              <w:rPr>
+                <w:rStyle w:val="Hyperlink"/>
+                <w:noProof/>
+              </w:rPr>
+              <w:t>User Testing / Feedback</w:t>
+            </w:r>
+            <w:r>
+              <w:rPr>
+                <w:noProof/>
+                <w:webHidden/>
+              </w:rPr>
+              <w:tab/>
+            </w:r>
+            <w:r>
+              <w:rPr>
+                <w:noProof/>
+                <w:webHidden/>
+              </w:rPr>
+              <w:fldChar w:fldCharType="begin"/>
+            </w:r>
+            <w:r>
+              <w:rPr>
+                <w:noProof/>
+                <w:webHidden/>
+              </w:rPr>
+              <w:instrText xml:space="preserve"> PAGEREF _Toc227766358 \h </w:instrText>
+            </w:r>
+            <w:r>
+              <w:rPr>
+                <w:noProof/>
+                <w:webHidden/>
+              </w:rPr>
+            </w:r>
+            <w:r>
+              <w:rPr>
+                <w:noProof/>
+                <w:webHidden/>
+              </w:rPr>
+              <w:fldChar w:fldCharType="separate"/>
+            </w:r>
+            <w:r>
+              <w:rPr>
+                <w:noProof/>
+                <w:webHidden/>
+              </w:rPr>
+              <w:t>28</w:t>
+            </w:r>
+            <w:r>
+              <w:rPr>
+                <w:noProof/>
+                <w:webHidden/>
+              </w:rPr>
+              <w:fldChar w:fldCharType="end"/>
+            </w:r>
+          </w:hyperlink>
+        </w:p>
+        <w:p>
+          <w:pPr>
+            <w:pStyle w:val="TOC2"/>
+            <w:tabs>
+              <w:tab w:val="left" w:pos="960"/>
+              <w:tab w:val="right" w:leader="dot" w:pos="9016"/>
+            </w:tabs>
+            <w:rPr>
+              <w:rFonts w:asciiTheme="minorHAnsi" w:eastAsiaTheme="minorEastAsia" w:hAnsiTheme="minorHAnsi" w:cstheme="minorBidi"/>
+              <w:noProof/>
+              <w:kern w:val="2"/>
+              <w:lang w:eastAsia="en-GB"/>
+              <w14:ligatures w14:val="standardContextual"/>
+            </w:rPr>
+          </w:pPr>
+          <w:hyperlink w:anchor="_Toc227766359" w:history="1">
+            <w:r>
+              <w:rPr>
+                <w:rStyle w:val="Hyperlink"/>
+                <w:noProof/>
+              </w:rPr>
+              <w:t>10.7</w:t>
+            </w:r>
+            <w:r>
+              <w:rPr>
+                <w:rFonts w:asciiTheme="minorHAnsi" w:eastAsiaTheme="minorEastAsia" w:hAnsiTheme="minorHAnsi" w:cstheme="minorBidi"/>
+                <w:noProof/>
+                <w:kern w:val="2"/>
+                <w:lang w:eastAsia="en-GB"/>
+                <w14:ligatures w14:val="standardContextual"/>
+              </w:rPr>
+              <w:tab/>
+            </w:r>
+            <w:r>
+              <w:rPr>
+                <w:rStyle w:val="Hyperlink"/>
+                <w:noProof/>
+              </w:rPr>
+              <w:t>Asset &amp; Resource List</w:t>
+            </w:r>
+            <w:r>
+              <w:rPr>
+                <w:noProof/>
+                <w:webHidden/>
+              </w:rPr>
+              <w:tab/>
+            </w:r>
+            <w:r>
+              <w:rPr>
+                <w:noProof/>
+                <w:webHidden/>
+              </w:rPr>
+              <w:fldChar w:fldCharType="begin"/>
+            </w:r>
+            <w:r>
+              <w:rPr>
+                <w:noProof/>
+                <w:webHidden/>
+              </w:rPr>
+              <w:instrText xml:space="preserve"> PAGEREF _Toc227766359 \h </w:instrText>
+            </w:r>
+            <w:r>
+              <w:rPr>
+                <w:noProof/>
+                <w:webHidden/>
+              </w:rPr>
+            </w:r>
+            <w:r>
+              <w:rPr>
+                <w:noProof/>
+                <w:webHidden/>
+              </w:rPr>
+              <w:fldChar w:fldCharType="separate"/>
+            </w:r>
+            <w:r>
+              <w:rPr>
+                <w:noProof/>
+                <w:webHidden/>
+              </w:rPr>
+              <w:t>28</w:t>
+            </w:r>
+            <w:r>
+              <w:rPr>
+                <w:noProof/>
+                <w:webHidden/>
+              </w:rPr>
+              <w:fldChar w:fldCharType="end"/>
+            </w:r>
+          </w:hyperlink>
+        </w:p>
+        <w:p>
+          <w:pPr>
+            <w:pStyle w:val="TOC2"/>
+            <w:tabs>
+              <w:tab w:val="left" w:pos="960"/>
+              <w:tab w:val="right" w:leader="dot" w:pos="9016"/>
+            </w:tabs>
+            <w:rPr>
+              <w:rFonts w:asciiTheme="minorHAnsi" w:eastAsiaTheme="minorEastAsia" w:hAnsiTheme="minorHAnsi" w:cstheme="minorBidi"/>
+              <w:noProof/>
+              <w:kern w:val="2"/>
+              <w:lang w:eastAsia="en-GB"/>
+              <w14:ligatures w14:val="standardContextual"/>
+            </w:rPr>
+          </w:pPr>
+          <w:hyperlink w:anchor="_Toc227766360" w:history="1">
+            <w:r>
+              <w:rPr>
+                <w:rStyle w:val="Hyperlink"/>
+                <w:noProof/>
+              </w:rPr>
+              <w:t>10.8</w:t>
+            </w:r>
+            <w:r>
+              <w:rPr>
+                <w:rFonts w:asciiTheme="minorHAnsi" w:eastAsiaTheme="minorEastAsia" w:hAnsiTheme="minorHAnsi" w:cstheme="minorBidi"/>
+                <w:noProof/>
+                <w:kern w:val="2"/>
+                <w:lang w:eastAsia="en-GB"/>
+                <w14:ligatures w14:val="standardContextual"/>
+              </w:rPr>
+              <w:tab/>
+            </w:r>
+            <w:r>
+              <w:rPr>
+                <w:rStyle w:val="Hyperlink"/>
+                <w:noProof/>
+              </w:rPr>
+              <w:t>Risk Assessment</w:t>
+            </w:r>
+            <w:r>
+              <w:rPr>
+                <w:noProof/>
+                <w:webHidden/>
+              </w:rPr>
+              <w:tab/>
+            </w:r>
+            <w:r>
+              <w:rPr>
+                <w:noProof/>
+                <w:webHidden/>
+              </w:rPr>
+              <w:fldChar w:fldCharType="begin"/>
+            </w:r>
+            <w:r>
+              <w:rPr>
+                <w:noProof/>
+                <w:webHidden/>
+              </w:rPr>
+              <w:instrText xml:space="preserve"> PAGEREF _Toc227766360 \h </w:instrText>
+            </w:r>
+            <w:r>
+              <w:rPr>
+                <w:noProof/>
+                <w:webHidden/>
+              </w:rPr>
+            </w:r>
+            <w:r>
+              <w:rPr>
+                <w:noProof/>
+                <w:webHidden/>
+              </w:rPr>
+              <w:fldChar w:fldCharType="separate"/>
+            </w:r>
+            <w:r>
+              <w:rPr>
+                <w:noProof/>
+                <w:webHidden/>
+              </w:rPr>
+              <w:t>28</w:t>
+            </w:r>
+            <w:r>
+              <w:rPr>
+                <w:noProof/>
+                <w:webHidden/>
+              </w:rPr>
+              <w:fldChar w:fldCharType="end"/>
+            </w:r>
+          </w:hyperlink>
+        </w:p>
+        <w:p>
+          <w:pPr>
+            <w:pStyle w:val="TOC2"/>
+            <w:tabs>
+              <w:tab w:val="left" w:pos="960"/>
+              <w:tab w:val="right" w:leader="dot" w:pos="9016"/>
+            </w:tabs>
+            <w:rPr>
+              <w:rFonts w:asciiTheme="minorHAnsi" w:eastAsiaTheme="minorEastAsia" w:hAnsiTheme="minorHAnsi" w:cstheme="minorBidi"/>
+              <w:noProof/>
+              <w:kern w:val="2"/>
+              <w:lang w:eastAsia="en-GB"/>
+              <w14:ligatures w14:val="standardContextual"/>
+            </w:rPr>
+          </w:pPr>
+          <w:hyperlink w:anchor="_Toc227766361" w:history="1">
+            <w:r>
+              <w:rPr>
+                <w:rStyle w:val="Hyperlink"/>
+                <w:noProof/>
+              </w:rPr>
+              <w:t>10.9</w:t>
+            </w:r>
+            <w:r>
+              <w:rPr>
+                <w:rFonts w:asciiTheme="minorHAnsi" w:eastAsiaTheme="minorEastAsia" w:hAnsiTheme="minorHAnsi" w:cstheme="minorBidi"/>
+                <w:noProof/>
+                <w:kern w:val="2"/>
+                <w:lang w:eastAsia="en-GB"/>
+                <w14:ligatures w14:val="standardContextual"/>
+              </w:rPr>
+              <w:tab/>
+            </w:r>
+            <w:r>
+              <w:rPr>
+                <w:rStyle w:val="Hyperlink"/>
+                <w:noProof/>
+              </w:rPr>
+              <w:t>Additional Screenshots / Game Evidence</w:t>
+            </w:r>
+            <w:r>
+              <w:rPr>
+                <w:noProof/>
+                <w:webHidden/>
+              </w:rPr>
+              <w:tab/>
+            </w:r>
+            <w:r>
+              <w:rPr>
+                <w:noProof/>
+                <w:webHidden/>
+              </w:rPr>
+              <w:fldChar w:fldCharType="begin"/>
+            </w:r>
+            <w:r>
+              <w:rPr>
+                <w:noProof/>
+                <w:webHidden/>
+              </w:rPr>
+              <w:instrText xml:space="preserve"> PAGEREF _Toc227766361 \h </w:instrText>
+            </w:r>
+            <w:r>
+              <w:rPr>
+                <w:noProof/>
+                <w:webHidden/>
+              </w:rPr>
+            </w:r>
+            <w:r>
+              <w:rPr>
+                <w:noProof/>
+                <w:webHidden/>
+              </w:rPr>
+              <w:fldChar w:fldCharType="separate"/>
+            </w:r>
+            <w:r>
+              <w:rPr>
+                <w:noProof/>
+                <w:webHidden/>
+              </w:rPr>
+              <w:t>29</w:t>
             </w:r>
             <w:r>
               <w:rPr>
@@ -1752,7 +4574,7 @@
               <w14:ligatures w14:val="standardContextual"/>
             </w:rPr>
           </w:pPr>
-          <w:hyperlink w:anchor="_Toc227247069" w:history="1">
+          <w:hyperlink w:anchor="_Toc227766362" w:history="1">
             <w:r>
               <w:rPr>
                 <w:rStyle w:val="Hyperlink"/>
@@ -1796,7 +4618,7 @@
                 <w:noProof/>
                 <w:webHidden/>
               </w:rPr>
-              <w:instrText xml:space="preserve"> PAGEREF _Toc227247069 \h </w:instrText>
+              <w:instrText xml:space="preserve"> PAGEREF _Toc227766362 \h </w:instrText>
             </w:r>
             <w:r>
               <w:rPr>
@@ -1816,7 +4638,7 @@
                 <w:noProof/>
                 <w:webHidden/>
               </w:rPr>
-              <w:t>9</w:t>
+              <w:t>29</w:t>
             </w:r>
             <w:r>
               <w:rPr>
@@ -1842,7 +4664,7 @@
               <w14:ligatures w14:val="standardContextual"/>
             </w:rPr>
           </w:pPr>
-          <w:hyperlink w:anchor="_Toc227247070" w:history="1">
+          <w:hyperlink w:anchor="_Toc227766363" w:history="1">
             <w:r>
               <w:rPr>
                 <w:rStyle w:val="Hyperlink"/>
@@ -1886,7 +4708,7 @@
                 <w:noProof/>
                 <w:webHidden/>
               </w:rPr>
-              <w:instrText xml:space="preserve"> PAGEREF _Toc227247070 \h </w:instrText>
+              <w:instrText xml:space="preserve"> PAGEREF _Toc227766363 \h </w:instrText>
             </w:r>
             <w:r>
               <w:rPr>
@@ -1906,7 +4728,7 @@
                 <w:noProof/>
                 <w:webHidden/>
               </w:rPr>
-              <w:t>9</w:t>
+              <w:t>30</w:t>
             </w:r>
             <w:r>
               <w:rPr>
@@ -1932,7 +4754,7 @@
               <w14:ligatures w14:val="standardContextual"/>
             </w:rPr>
           </w:pPr>
-          <w:hyperlink w:anchor="_Toc227247071" w:history="1">
+          <w:hyperlink w:anchor="_Toc227766364" w:history="1">
             <w:r>
               <w:rPr>
                 <w:rStyle w:val="Hyperlink"/>
@@ -1976,7 +4798,7 @@
                 <w:noProof/>
                 <w:webHidden/>
               </w:rPr>
-              <w:instrText xml:space="preserve"> PAGEREF _Toc227247071 \h </w:instrText>
+              <w:instrText xml:space="preserve"> PAGEREF _Toc227766364 \h </w:instrText>
             </w:r>
             <w:r>
               <w:rPr>
@@ -1996,7 +4818,7 @@
                 <w:noProof/>
                 <w:webHidden/>
               </w:rPr>
-              <w:t>10</w:t>
+              <w:t>30</w:t>
             </w:r>
             <w:r>
               <w:rPr>
@@ -2022,7 +4844,7 @@
               <w14:ligatures w14:val="standardContextual"/>
             </w:rPr>
           </w:pPr>
-          <w:hyperlink w:anchor="_Toc227247072" w:history="1">
+          <w:hyperlink w:anchor="_Toc227766365" w:history="1">
             <w:r>
               <w:rPr>
                 <w:rStyle w:val="Hyperlink"/>
@@ -2066,7 +4888,7 @@
                 <w:noProof/>
                 <w:webHidden/>
               </w:rPr>
-              <w:instrText xml:space="preserve"> PAGEREF _Toc227247072 \h </w:instrText>
+              <w:instrText xml:space="preserve"> PAGEREF _Toc227766365 \h </w:instrText>
             </w:r>
             <w:r>
               <w:rPr>
@@ -2086,7 +4908,7 @@
                 <w:noProof/>
                 <w:webHidden/>
               </w:rPr>
-              <w:t>10</w:t>
+              <w:t>31</w:t>
             </w:r>
             <w:r>
               <w:rPr>
@@ -2112,7 +4934,7 @@
               <w14:ligatures w14:val="standardContextual"/>
             </w:rPr>
           </w:pPr>
-          <w:hyperlink w:anchor="_Toc227247073" w:history="1">
+          <w:hyperlink w:anchor="_Toc227766366" w:history="1">
             <w:r>
               <w:rPr>
                 <w:rStyle w:val="Hyperlink"/>
@@ -2156,7 +4978,7 @@
                 <w:noProof/>
                 <w:webHidden/>
               </w:rPr>
-              <w:instrText xml:space="preserve"> PAGEREF _Toc227247073 \h </w:instrText>
+              <w:instrText xml:space="preserve"> PAGEREF _Toc227766366 \h </w:instrText>
             </w:r>
             <w:r>
               <w:rPr>
@@ -2176,7 +4998,7 @@
                 <w:noProof/>
                 <w:webHidden/>
               </w:rPr>
-              <w:t>10</w:t>
+              <w:t>31</w:t>
             </w:r>
             <w:r>
               <w:rPr>
@@ -2202,7 +5024,7 @@
               <w14:ligatures w14:val="standardContextual"/>
             </w:rPr>
           </w:pPr>
-          <w:hyperlink w:anchor="_Toc227247074" w:history="1">
+          <w:hyperlink w:anchor="_Toc227766367" w:history="1">
             <w:r>
               <w:rPr>
                 <w:rStyle w:val="Hyperlink"/>
@@ -2246,7 +5068,7 @@
                 <w:noProof/>
                 <w:webHidden/>
               </w:rPr>
-              <w:instrText xml:space="preserve"> PAGEREF _Toc227247074 \h </w:instrText>
+              <w:instrText xml:space="preserve"> PAGEREF _Toc227766367 \h </w:instrText>
             </w:r>
             <w:r>
               <w:rPr>
@@ -2266,7 +5088,7 @@
                 <w:noProof/>
                 <w:webHidden/>
               </w:rPr>
-              <w:t>11</w:t>
+              <w:t>31</w:t>
             </w:r>
             <w:r>
               <w:rPr>
@@ -2292,7 +5114,7 @@
               <w14:ligatures w14:val="standardContextual"/>
             </w:rPr>
           </w:pPr>
-          <w:hyperlink w:anchor="_Toc227247075" w:history="1">
+          <w:hyperlink w:anchor="_Toc227766368" w:history="1">
             <w:r>
               <w:rPr>
                 <w:rStyle w:val="Hyperlink"/>
@@ -2315,7 +5137,7 @@
                 <w:rStyle w:val="Hyperlink"/>
                 <w:noProof/>
               </w:rPr>
-              <w:t>Suggested Appendices</w:t>
+              <w:t>Typical Use of Appendices</w:t>
             </w:r>
             <w:r>
               <w:rPr>
@@ -2336,7 +5158,7 @@
                 <w:noProof/>
                 <w:webHidden/>
               </w:rPr>
-              <w:instrText xml:space="preserve"> PAGEREF _Toc227247075 \h </w:instrText>
+              <w:instrText xml:space="preserve"> PAGEREF _Toc227766368 \h </w:instrText>
             </w:r>
             <w:r>
               <w:rPr>
@@ -2356,97 +5178,7 @@
                 <w:noProof/>
                 <w:webHidden/>
               </w:rPr>
-              <w:t>11</w:t>
-            </w:r>
-            <w:r>
-              <w:rPr>
-                <w:noProof/>
-                <w:webHidden/>
-              </w:rPr>
-              <w:fldChar w:fldCharType="end"/>
-            </w:r>
-          </w:hyperlink>
-        </w:p>
-        <w:p>
-          <w:pPr>
-            <w:pStyle w:val="TOC3"/>
-            <w:tabs>
-              <w:tab w:val="left" w:pos="1440"/>
-              <w:tab w:val="right" w:leader="dot" w:pos="9016"/>
-            </w:tabs>
-            <w:rPr>
-              <w:rFonts w:asciiTheme="minorHAnsi" w:eastAsiaTheme="minorEastAsia" w:hAnsiTheme="minorHAnsi" w:cstheme="minorBidi"/>
-              <w:noProof/>
-              <w:kern w:val="2"/>
-              <w:lang w:eastAsia="en-GB"/>
-              <w14:ligatures w14:val="standardContextual"/>
-            </w:rPr>
-          </w:pPr>
-          <w:hyperlink w:anchor="_Toc227247076" w:history="1">
-            <w:r>
-              <w:rPr>
-                <w:rStyle w:val="Hyperlink"/>
-                <w:noProof/>
-              </w:rPr>
-              <w:t>11.2.2</w:t>
-            </w:r>
-            <w:r>
-              <w:rPr>
-                <w:rFonts w:asciiTheme="minorHAnsi" w:eastAsiaTheme="minorEastAsia" w:hAnsiTheme="minorHAnsi" w:cstheme="minorBidi"/>
-                <w:noProof/>
-                <w:kern w:val="2"/>
-                <w:lang w:eastAsia="en-GB"/>
-                <w14:ligatures w14:val="standardContextual"/>
-              </w:rPr>
-              <w:tab/>
-            </w:r>
-            <w:r>
-              <w:rPr>
-                <w:rStyle w:val="Hyperlink"/>
-                <w:noProof/>
-              </w:rPr>
-              <w:t>Typical Use of Appendices</w:t>
-            </w:r>
-            <w:r>
-              <w:rPr>
-                <w:noProof/>
-                <w:webHidden/>
-              </w:rPr>
-              <w:tab/>
-            </w:r>
-            <w:r>
-              <w:rPr>
-                <w:noProof/>
-                <w:webHidden/>
-              </w:rPr>
-              <w:fldChar w:fldCharType="begin"/>
-            </w:r>
-            <w:r>
-              <w:rPr>
-                <w:noProof/>
-                <w:webHidden/>
-              </w:rPr>
-              <w:instrText xml:space="preserve"> PAGEREF _Toc227247076 \h </w:instrText>
-            </w:r>
-            <w:r>
-              <w:rPr>
-                <w:noProof/>
-                <w:webHidden/>
-              </w:rPr>
-            </w:r>
-            <w:r>
-              <w:rPr>
-                <w:noProof/>
-                <w:webHidden/>
-              </w:rPr>
-              <w:fldChar w:fldCharType="separate"/>
-            </w:r>
-            <w:r>
-              <w:rPr>
-                <w:noProof/>
-                <w:webHidden/>
-              </w:rPr>
-              <w:t>11</w:t>
+              <w:t>32</w:t>
             </w:r>
             <w:r>
               <w:rPr>
@@ -2472,7 +5204,7 @@
               <w14:ligatures w14:val="standardContextual"/>
             </w:rPr>
           </w:pPr>
-          <w:hyperlink w:anchor="_Toc227247077" w:history="1">
+          <w:hyperlink w:anchor="_Toc227766369" w:history="1">
             <w:r>
               <w:rPr>
                 <w:rStyle w:val="Hyperlink"/>
@@ -2516,7 +5248,7 @@
                 <w:noProof/>
                 <w:webHidden/>
               </w:rPr>
-              <w:instrText xml:space="preserve"> PAGEREF _Toc227247077 \h </w:instrText>
+              <w:instrText xml:space="preserve"> PAGEREF _Toc227766369 \h </w:instrText>
             </w:r>
             <w:r>
               <w:rPr>
@@ -2536,7 +5268,7 @@
                 <w:noProof/>
                 <w:webHidden/>
               </w:rPr>
-              <w:t>12</w:t>
+              <w:t>32</w:t>
             </w:r>
             <w:r>
               <w:rPr>
@@ -2562,7 +5294,7 @@
               <w14:ligatures w14:val="standardContextual"/>
             </w:rPr>
           </w:pPr>
-          <w:hyperlink w:anchor="_Toc227247078" w:history="1">
+          <w:hyperlink w:anchor="_Toc227766370" w:history="1">
             <w:r>
               <w:rPr>
                 <w:rStyle w:val="Hyperlink"/>
@@ -2606,7 +5338,7 @@
                 <w:noProof/>
                 <w:webHidden/>
               </w:rPr>
-              <w:instrText xml:space="preserve"> PAGEREF _Toc227247078 \h </w:instrText>
+              <w:instrText xml:space="preserve"> PAGEREF _Toc227766370 \h </w:instrText>
             </w:r>
             <w:r>
               <w:rPr>
@@ -2626,367 +5358,7 @@
                 <w:noProof/>
                 <w:webHidden/>
               </w:rPr>
-              <w:t>12</w:t>
-            </w:r>
-            <w:r>
-              <w:rPr>
-                <w:noProof/>
-                <w:webHidden/>
-              </w:rPr>
-              <w:fldChar w:fldCharType="end"/>
-            </w:r>
-          </w:hyperlink>
-        </w:p>
-        <w:p>
-          <w:pPr>
-            <w:pStyle w:val="TOC2"/>
-            <w:tabs>
-              <w:tab w:val="left" w:pos="960"/>
-              <w:tab w:val="right" w:leader="dot" w:pos="9016"/>
-            </w:tabs>
-            <w:rPr>
-              <w:rFonts w:asciiTheme="minorHAnsi" w:eastAsiaTheme="minorEastAsia" w:hAnsiTheme="minorHAnsi" w:cstheme="minorBidi"/>
-              <w:noProof/>
-              <w:kern w:val="2"/>
-              <w:lang w:eastAsia="en-GB"/>
-              <w14:ligatures w14:val="standardContextual"/>
-            </w:rPr>
-          </w:pPr>
-          <w:hyperlink w:anchor="_Toc227247079" w:history="1">
-            <w:r>
-              <w:rPr>
-                <w:rStyle w:val="Hyperlink"/>
-                <w:noProof/>
-              </w:rPr>
-              <w:t>12.2</w:t>
-            </w:r>
-            <w:r>
-              <w:rPr>
-                <w:rFonts w:asciiTheme="minorHAnsi" w:eastAsiaTheme="minorEastAsia" w:hAnsiTheme="minorHAnsi" w:cstheme="minorBidi"/>
-                <w:noProof/>
-                <w:kern w:val="2"/>
-                <w:lang w:eastAsia="en-GB"/>
-                <w14:ligatures w14:val="standardContextual"/>
-              </w:rPr>
-              <w:tab/>
-            </w:r>
-            <w:r>
-              <w:rPr>
-                <w:rStyle w:val="Hyperlink"/>
-                <w:noProof/>
-              </w:rPr>
-              <w:t>Professional Considerations</w:t>
-            </w:r>
-            <w:r>
-              <w:rPr>
-                <w:noProof/>
-                <w:webHidden/>
-              </w:rPr>
-              <w:tab/>
-            </w:r>
-            <w:r>
-              <w:rPr>
-                <w:noProof/>
-                <w:webHidden/>
-              </w:rPr>
-              <w:fldChar w:fldCharType="begin"/>
-            </w:r>
-            <w:r>
-              <w:rPr>
-                <w:noProof/>
-                <w:webHidden/>
-              </w:rPr>
-              <w:instrText xml:space="preserve"> PAGEREF _Toc227247079 \h </w:instrText>
-            </w:r>
-            <w:r>
-              <w:rPr>
-                <w:noProof/>
-                <w:webHidden/>
-              </w:rPr>
-            </w:r>
-            <w:r>
-              <w:rPr>
-                <w:noProof/>
-                <w:webHidden/>
-              </w:rPr>
-              <w:fldChar w:fldCharType="separate"/>
-            </w:r>
-            <w:r>
-              <w:rPr>
-                <w:noProof/>
-                <w:webHidden/>
-              </w:rPr>
-              <w:t>13</w:t>
-            </w:r>
-            <w:r>
-              <w:rPr>
-                <w:noProof/>
-                <w:webHidden/>
-              </w:rPr>
-              <w:fldChar w:fldCharType="end"/>
-            </w:r>
-          </w:hyperlink>
-        </w:p>
-        <w:p>
-          <w:pPr>
-            <w:pStyle w:val="TOC3"/>
-            <w:tabs>
-              <w:tab w:val="left" w:pos="1440"/>
-              <w:tab w:val="right" w:leader="dot" w:pos="9016"/>
-            </w:tabs>
-            <w:rPr>
-              <w:rFonts w:asciiTheme="minorHAnsi" w:eastAsiaTheme="minorEastAsia" w:hAnsiTheme="minorHAnsi" w:cstheme="minorBidi"/>
-              <w:noProof/>
-              <w:kern w:val="2"/>
-              <w:lang w:eastAsia="en-GB"/>
-              <w14:ligatures w14:val="standardContextual"/>
-            </w:rPr>
-          </w:pPr>
-          <w:hyperlink w:anchor="_Toc227247080" w:history="1">
-            <w:r>
-              <w:rPr>
-                <w:rStyle w:val="Hyperlink"/>
-                <w:noProof/>
-              </w:rPr>
-              <w:t>12.2.1</w:t>
-            </w:r>
-            <w:r>
-              <w:rPr>
-                <w:rFonts w:asciiTheme="minorHAnsi" w:eastAsiaTheme="minorEastAsia" w:hAnsiTheme="minorHAnsi" w:cstheme="minorBidi"/>
-                <w:noProof/>
-                <w:kern w:val="2"/>
-                <w:lang w:eastAsia="en-GB"/>
-                <w14:ligatures w14:val="standardContextual"/>
-              </w:rPr>
-              <w:tab/>
-            </w:r>
-            <w:r>
-              <w:rPr>
-                <w:rStyle w:val="Hyperlink"/>
-                <w:noProof/>
-              </w:rPr>
-              <w:t>Ethical considerations</w:t>
-            </w:r>
-            <w:r>
-              <w:rPr>
-                <w:noProof/>
-                <w:webHidden/>
-              </w:rPr>
-              <w:tab/>
-            </w:r>
-            <w:r>
-              <w:rPr>
-                <w:noProof/>
-                <w:webHidden/>
-              </w:rPr>
-              <w:fldChar w:fldCharType="begin"/>
-            </w:r>
-            <w:r>
-              <w:rPr>
-                <w:noProof/>
-                <w:webHidden/>
-              </w:rPr>
-              <w:instrText xml:space="preserve"> PAGEREF _Toc227247080 \h </w:instrText>
-            </w:r>
-            <w:r>
-              <w:rPr>
-                <w:noProof/>
-                <w:webHidden/>
-              </w:rPr>
-            </w:r>
-            <w:r>
-              <w:rPr>
-                <w:noProof/>
-                <w:webHidden/>
-              </w:rPr>
-              <w:fldChar w:fldCharType="separate"/>
-            </w:r>
-            <w:r>
-              <w:rPr>
-                <w:noProof/>
-                <w:webHidden/>
-              </w:rPr>
-              <w:t>13</w:t>
-            </w:r>
-            <w:r>
-              <w:rPr>
-                <w:noProof/>
-                <w:webHidden/>
-              </w:rPr>
-              <w:fldChar w:fldCharType="end"/>
-            </w:r>
-          </w:hyperlink>
-        </w:p>
-        <w:p>
-          <w:pPr>
-            <w:pStyle w:val="TOC3"/>
-            <w:tabs>
-              <w:tab w:val="left" w:pos="1440"/>
-              <w:tab w:val="right" w:leader="dot" w:pos="9016"/>
-            </w:tabs>
-            <w:rPr>
-              <w:rFonts w:asciiTheme="minorHAnsi" w:eastAsiaTheme="minorEastAsia" w:hAnsiTheme="minorHAnsi" w:cstheme="minorBidi"/>
-              <w:noProof/>
-              <w:kern w:val="2"/>
-              <w:lang w:eastAsia="en-GB"/>
-              <w14:ligatures w14:val="standardContextual"/>
-            </w:rPr>
-          </w:pPr>
-          <w:hyperlink w:anchor="_Toc227247081" w:history="1">
-            <w:r>
-              <w:rPr>
-                <w:rStyle w:val="Hyperlink"/>
-                <w:noProof/>
-              </w:rPr>
-              <w:t>12.2.2</w:t>
-            </w:r>
-            <w:r>
-              <w:rPr>
-                <w:rFonts w:asciiTheme="minorHAnsi" w:eastAsiaTheme="minorEastAsia" w:hAnsiTheme="minorHAnsi" w:cstheme="minorBidi"/>
-                <w:noProof/>
-                <w:kern w:val="2"/>
-                <w:lang w:eastAsia="en-GB"/>
-                <w14:ligatures w14:val="standardContextual"/>
-              </w:rPr>
-              <w:tab/>
-            </w:r>
-            <w:r>
-              <w:rPr>
-                <w:rStyle w:val="Hyperlink"/>
-                <w:noProof/>
-              </w:rPr>
-              <w:t>Plagiarism and referencing</w:t>
-            </w:r>
-            <w:r>
-              <w:rPr>
-                <w:noProof/>
-                <w:webHidden/>
-              </w:rPr>
-              <w:tab/>
-            </w:r>
-            <w:r>
-              <w:rPr>
-                <w:noProof/>
-                <w:webHidden/>
-              </w:rPr>
-              <w:fldChar w:fldCharType="begin"/>
-            </w:r>
-            <w:r>
-              <w:rPr>
-                <w:noProof/>
-                <w:webHidden/>
-              </w:rPr>
-              <w:instrText xml:space="preserve"> PAGEREF _Toc227247081 \h </w:instrText>
-            </w:r>
-            <w:r>
-              <w:rPr>
-                <w:noProof/>
-                <w:webHidden/>
-              </w:rPr>
-            </w:r>
-            <w:r>
-              <w:rPr>
-                <w:noProof/>
-                <w:webHidden/>
-              </w:rPr>
-              <w:fldChar w:fldCharType="separate"/>
-            </w:r>
-            <w:r>
-              <w:rPr>
-                <w:noProof/>
-                <w:webHidden/>
-              </w:rPr>
-              <w:t>13</w:t>
-            </w:r>
-            <w:r>
-              <w:rPr>
-                <w:noProof/>
-                <w:webHidden/>
-              </w:rPr>
-              <w:fldChar w:fldCharType="end"/>
-            </w:r>
-          </w:hyperlink>
-        </w:p>
-        <w:p>
-          <w:pPr>
-            <w:pStyle w:val="TOC3"/>
-            <w:tabs>
-              <w:tab w:val="left" w:pos="1440"/>
-              <w:tab w:val="right" w:leader="dot" w:pos="9016"/>
-            </w:tabs>
-            <w:rPr>
-              <w:rFonts w:asciiTheme="minorHAnsi" w:eastAsiaTheme="minorEastAsia" w:hAnsiTheme="minorHAnsi" w:cstheme="minorBidi"/>
-              <w:noProof/>
-              <w:kern w:val="2"/>
-              <w:lang w:eastAsia="en-GB"/>
-              <w14:ligatures w14:val="standardContextual"/>
-            </w:rPr>
-          </w:pPr>
-          <w:hyperlink w:anchor="_Toc227247082" w:history="1">
-            <w:r>
-              <w:rPr>
-                <w:rStyle w:val="Hyperlink"/>
-                <w:noProof/>
-              </w:rPr>
-              <w:t>12.2.3</w:t>
-            </w:r>
-            <w:r>
-              <w:rPr>
-                <w:rFonts w:asciiTheme="minorHAnsi" w:eastAsiaTheme="minorEastAsia" w:hAnsiTheme="minorHAnsi" w:cstheme="minorBidi"/>
-                <w:noProof/>
-                <w:kern w:val="2"/>
-                <w:lang w:eastAsia="en-GB"/>
-                <w14:ligatures w14:val="standardContextual"/>
-              </w:rPr>
-              <w:tab/>
-            </w:r>
-            <w:r>
-              <w:rPr>
-                <w:rStyle w:val="Hyperlink"/>
-                <w:noProof/>
-              </w:rPr>
-              <w:t>LSEP</w:t>
-            </w:r>
-            <w:r>
-              <w:rPr>
-                <w:noProof/>
-                <w:webHidden/>
-              </w:rPr>
-              <w:tab/>
-            </w:r>
-            <w:r>
-              <w:rPr>
-                <w:noProof/>
-                <w:webHidden/>
-              </w:rPr>
-              <w:fldChar w:fldCharType="begin"/>
-            </w:r>
-            <w:r>
-              <w:rPr>
-                <w:noProof/>
-                <w:webHidden/>
-              </w:rPr>
-              <w:instrText xml:space="preserve"> PAGEREF _Toc227247082 \h </w:instrText>
-            </w:r>
-            <w:r>
-              <w:rPr>
-                <w:noProof/>
-                <w:webHidden/>
-              </w:rPr>
-            </w:r>
-            <w:r>
-              <w:rPr>
-                <w:noProof/>
-                <w:webHidden/>
-              </w:rPr>
-              <w:fldChar w:fldCharType="separate"/>
-            </w:r>
-            <w:r>
-              <w:rPr>
-                <w:noProof/>
-                <w:webHidden/>
-              </w:rPr>
-              <w:t>13</w:t>
+              <w:t>32</w:t>
             </w:r>
             <w:r>
               <w:rPr>
@@ -3038,171 +5410,190 @@
       </w:hyperlink>
     </w:p>
     <w:p/>
+    <w:p>
+      <w:pPr>
+        <w:pStyle w:val="Heading1"/>
+      </w:pPr>
+      <w:bookmarkStart w:id="8" w:name="_Toc227766316"/>
+      <w:r>
+        <w:t>Introduction</w:t>
+      </w:r>
+      <w:bookmarkEnd w:id="8"/>
+    </w:p>
+    <w:p>
+      <w:r>
+        <w:t xml:space="preserve">In the world of 2d platformers, there </w:t>
+      </w:r>
+      <w:r>
+        <w:t>a substantial number</w:t>
+      </w:r>
+      <w:r>
+        <w:t xml:space="preserve"> that utilise various mechanics to make the player move quickly from one side of a map to the other and significantly fewer that utilise grappling hooks and other rope-based systems. Most of these can feel </w:t>
+      </w:r>
+      <w:r>
+        <w:t>floaty</w:t>
+      </w:r>
+      <w:r>
+        <w:t xml:space="preserve"> or are constrained to a small room and while they can feel fun to play through, none of them provide an experience that utilises physics in a unique or realistic way within the bounds of 2d.</w:t>
+      </w:r>
+    </w:p>
+    <w:p>
+      <w:r>
+        <w:t>Hook, Line, and Slinger is a physics-based 2d platformer shooter where users play as a sushi-chef-turned-fisherman on the hunt for the rarest and most delicious fish in the ocean. Users will be given the ability to move around linear levels of terrain using the character’s main body for running and its fishing rod as a grappling hook for grappling to specific points around each level.</w:t>
+      </w:r>
+      <w:r>
+        <w:t xml:space="preserve"> Additionally, there will be fish around the level that will </w:t>
+      </w:r>
+      <w:r>
+        <w:t>try</w:t>
+      </w:r>
+      <w:r>
+        <w:t xml:space="preserve"> to defeat the player unless they choose to fight back with their various bait.</w:t>
+      </w:r>
+    </w:p>
+    <w:p>
+      <w:r>
+        <w:t>In each level, there are multiple types of bait available to the player with different amounts of damage and ways of travelling in the air. These can be found from either hidden areas in each level or from defeating enough fish in a specific level.</w:t>
+      </w:r>
+    </w:p>
+    <w:p>
+      <w:r>
+        <w:t>At the end of each level, players will have the opportunity to test their skills against an elite or boss enemy that is designed to be significantly more difficult that the fish while also testing the players’ understanding of certain mechanics. If the player defeats the boss</w:t>
+      </w:r>
+      <w:r>
+        <w:t xml:space="preserve">, they will unlock the ability to </w:t>
+      </w:r>
+      <w:r>
+        <w:t>continue</w:t>
+      </w:r>
+      <w:r>
+        <w:t xml:space="preserve"> to the next level and repeat this cycle with new and exciting enemies and movement mechanics.</w:t>
+      </w:r>
+    </w:p>
+    <w:p>
+      <w:r>
+        <w:lastRenderedPageBreak/>
+        <w:t xml:space="preserve">This game will be primarily aimed at speed-runners or people who enjoy playing 2d shooters like Mega Man and Cuphead or people who enjoy 2d platformers like Hollow Knight; however, this game will be aimed for people of all ages and experience in games. The difficulty will be </w:t>
+      </w:r>
+      <w:r>
+        <w:t>medium</w:t>
+      </w:r>
+      <w:r>
+        <w:t xml:space="preserve"> and encourages trial and error</w:t>
+      </w:r>
+      <w:r>
+        <w:t xml:space="preserve"> so that newer players can complete levels with enough time spent in each level and then the more experienced players can </w:t>
+      </w:r>
+      <w:r>
+        <w:t>try</w:t>
+      </w:r>
+      <w:r>
+        <w:t xml:space="preserve"> to run through levels to get as fast a time as possible.</w:t>
+      </w:r>
+    </w:p>
+    <w:p>
+      <w:r>
+        <w:t xml:space="preserve">In this report, the following will be discussed: all </w:t>
+      </w:r>
+      <w:r>
+        <w:t xml:space="preserve">of the objectives and deliverables that need to be completed for the minimum viable product(mvp); market research </w:t>
+      </w:r>
+      <w:r>
+        <w:t xml:space="preserve">on other games </w:t>
+      </w:r>
+      <w:r>
+        <w:t>and how Hook, Line, and Slinger differs from these games in substantial ways;</w:t>
+      </w:r>
+      <w:r>
+        <w:t xml:space="preserve"> the legal, social, ethical, and professional issues that could appear with the production of this game; the methodology of how the game will be developed; and the report and reflections that come at the end of the project’s development.</w:t>
+      </w:r>
+    </w:p>
     <w:p/>
-    <w:p/>
-    <w:p/>
-    <w:p/>
-    <w:p/>
-    <w:p/>
-    <w:p/>
-    <w:p/>
-    <w:p/>
-    <w:p/>
     <w:p>
       <w:pPr>
         <w:pStyle w:val="Heading1"/>
       </w:pPr>
-      <w:bookmarkStart w:id="8" w:name="_Toc227247054"/>
+      <w:bookmarkStart w:id="9" w:name="_Toc227766317"/>
+      <w:r>
+        <w:t>Background, Objectives and Deliverables</w:t>
+      </w:r>
+      <w:bookmarkEnd w:id="9"/>
+    </w:p>
+    <w:p>
+      <w:pPr>
+        <w:pStyle w:val="Heading2"/>
+      </w:pPr>
+      <w:bookmarkStart w:id="10" w:name="_Toc227766318"/>
+      <w:r>
+        <w:t>Background</w:t>
+      </w:r>
+      <w:bookmarkEnd w:id="10"/>
+    </w:p>
+    <w:p>
+      <w:r>
+        <w:t>The main idea of Hook, Line, and Slinger is a 2d platformer with linear progression and exploration where the player moves the character from start to finish, defeating as many of the optional minor enemies as desired before defeating a boss at the end to unlock new mechanics and the ability to play the subsequent level.</w:t>
+      </w:r>
+    </w:p>
+    <w:p>
+      <w:r>
+        <w:t xml:space="preserve">The main loop and replay-ability of </w:t>
+      </w:r>
+      <w:r>
+        <w:t xml:space="preserve">Hook, Line, and Slinger comes from two main </w:t>
+      </w:r>
+      <w:r>
+        <w:t>aspects:</w:t>
+      </w:r>
+      <w:r>
+        <w:t xml:space="preserve"> the variety of bait and the timer for each level. In the game, the player character has bait which can be thrown at fish to damage them and reduce their health to zero. Each piece of bait should function differently to provide variety to gameplay, like a type of bait that moves in the air in a specific pattern</w:t>
+      </w:r>
+      <w:r>
+        <w:t xml:space="preserve"> or a type of bait that </w:t>
+      </w:r>
+      <w:r>
+        <w:t>offers</w:t>
+      </w:r>
+      <w:r>
+        <w:t xml:space="preserve"> extra movement abilities. In each level of Hook, Line, and Slinger there is a timer in the top right corner of the screen which stops when the boss is </w:t>
+      </w:r>
+      <w:r>
+        <w:t>defeated,</w:t>
+      </w:r>
+      <w:r>
+        <w:t xml:space="preserve"> and the best time will be saved on the level select screen. This will provide an incentive to replay levels so that players can obtain a faster time. After a player has obtained certain bait, they might be able to use that bait on earlier levels, providing a much faster time in some instances. This will help with the incentive of trying to become faster</w:t>
+      </w:r>
+      <w:r>
+        <w:t>, as the player will have new options to experiment with.</w:t>
+      </w:r>
+    </w:p>
+    <w:p>
+      <w:r>
+        <w:t>Because the main theme of the game is to do with fishing, most game mechanics will reflect this. For example, instead of a normal grappling hook, the player will have a fishing rod to swing between platforms with;</w:t>
+      </w:r>
+      <w:r>
+        <w:t xml:space="preserve"> instead of normal projectiles</w:t>
+      </w:r>
+      <w:r>
+        <w:t xml:space="preserve"> being fired at enemies, all of the projectiles will be different kinds of bait to simulate catching fish in real life, like a worm or other types of lure</w:t>
+      </w:r>
+      <w:r>
+        <w:t>;</w:t>
+      </w:r>
+      <w:r>
+        <w:t xml:space="preserve"> and instead of a normal pause menu, the buttons will also be structured to appear similarly to that of a restaurant’s menu.</w:t>
+      </w:r>
+      <w:r>
+        <w:t xml:space="preserve"> </w:t>
+      </w:r>
       <w:r>
         <w:lastRenderedPageBreak/>
-        <w:t>Introduction</w:t>
-      </w:r>
-      <w:bookmarkEnd w:id="8"/>
-    </w:p>
-    <w:p>
-      <w:r>
-        <w:t xml:space="preserve">In the world of 2d platformers, there </w:t>
-      </w:r>
-      <w:r>
-        <w:t>a substantial number</w:t>
-      </w:r>
-      <w:r>
-        <w:t xml:space="preserve"> that utilise various mechanics to make the player move quickly from one side of a map to the other and significantly fewer that utilise grappling hooks and other rope-based systems. Most of these can feel </w:t>
-      </w:r>
-      <w:r>
-        <w:t>floaty</w:t>
-      </w:r>
-      <w:r>
-        <w:t xml:space="preserve"> or are constrained to a small room and while they can feel fun to play through, none of them provide an experience that utilises physics in a unique or realistic way within the bounds of 2d.</w:t>
-      </w:r>
-    </w:p>
-    <w:p>
-      <w:r>
-        <w:t>Hook, Line, and Slinger is a physics-based 2d platformer shooter where users play as a sushi-chef-turned-fisherman on the hunt for the rarest and most delicious fish in the ocean. Users will be given the ability to move around linear levels of terrain using the character’s main body for running and its fishing rod as a grappling hook for grappling to specific points around each level.</w:t>
-      </w:r>
-      <w:r>
-        <w:t xml:space="preserve"> Additionally, there will be fish around the level that will attempt to defeat the player unless they choose to fight back with their various bait.</w:t>
-      </w:r>
-    </w:p>
-    <w:p>
-      <w:r>
-        <w:t>In each level, there are multiple types of bait available to the player with different amounts of damage and ways of travelling in the air. These can be found from either hidden areas in each level or from defeating enough fish in a specific level.</w:t>
-      </w:r>
-    </w:p>
-    <w:p>
-      <w:r>
-        <w:t>At the end of each level, players will have the opportunity to test their skills against an elite or boss enemy that is designed to be significantly more difficult that the fish while also testing the players’ understanding of certain mechanics. If the player defeats the boss</w:t>
-      </w:r>
-      <w:r>
-        <w:t>, they will unlock the ability to proceed to the next level and repeat this cycle with new and exciting enemies and movement mechanics.</w:t>
-      </w:r>
-    </w:p>
-    <w:p>
-      <w:r>
-        <w:t xml:space="preserve">This game will be primarily aimed at speed-runners or people who enjoy playing 2d shooters like Mega Man and Cuphead or people who enjoy 2d platformers like Hollow Knight; however, this game will be aimed for people of all ages and experience in games. The difficulty will be </w:t>
-      </w:r>
-      <w:r>
-        <w:t>medium</w:t>
-      </w:r>
-      <w:r>
-        <w:t xml:space="preserve"> and encourages trial and error</w:t>
-      </w:r>
-      <w:r>
-        <w:t xml:space="preserve"> so that newer players can complete levels with enough time spent in each level and then the more experienced players can attempt to run through levels to get as fast a time as possible.</w:t>
-      </w:r>
-    </w:p>
-    <w:p>
-      <w:r>
-        <w:t xml:space="preserve">In this report, the following will be discussed: all </w:t>
-      </w:r>
-      <w:r>
-        <w:t xml:space="preserve">of the objectives and deliverables that need to be completed for the minimum viable product(mvp); market research </w:t>
-      </w:r>
-      <w:r>
-        <w:t xml:space="preserve">on other games </w:t>
-      </w:r>
-      <w:r>
-        <w:t>and how Hook, Line, and Slinger differs from these games in substantial ways;</w:t>
-      </w:r>
-      <w:r>
-        <w:t xml:space="preserve"> the legal, social, ethical, and professional issues that could appear with the production of this game; the methodology of how the game will be developed; and the report and reflections that come at the end of the project’s development.</w:t>
-      </w:r>
-    </w:p>
-    <w:p/>
-    <w:p/>
-    <w:p>
-      <w:pPr>
-        <w:pStyle w:val="Heading1"/>
-      </w:pPr>
-      <w:bookmarkStart w:id="9" w:name="_Toc227247055"/>
-      <w:r>
-        <w:lastRenderedPageBreak/>
-        <w:t>Background, Objectives and Deliverables</w:t>
-      </w:r>
-      <w:bookmarkEnd w:id="9"/>
-    </w:p>
-    <w:p>
-      <w:pPr>
-        <w:pStyle w:val="Heading2"/>
-      </w:pPr>
-      <w:bookmarkStart w:id="10" w:name="_Toc227247056"/>
-      <w:r>
-        <w:t>Background</w:t>
-      </w:r>
-      <w:bookmarkEnd w:id="10"/>
-    </w:p>
-    <w:p>
-      <w:r>
-        <w:t>The main idea of Hook, Line, and Slinger is a 2d platformer with linear progression and exploration where the player moves the character from start to finish, defeating as many of the optional minor enemies as desired before defeating a boss at the end to unlock new mechanics and the ability to play the subsequent level.</w:t>
-      </w:r>
-    </w:p>
-    <w:p>
-      <w:r>
-        <w:t xml:space="preserve">The main loop and replay-ability of </w:t>
-      </w:r>
-      <w:r>
-        <w:t xml:space="preserve">Hook, Line, and Slinger comes from two main </w:t>
-      </w:r>
-      <w:r>
-        <w:t>aspects:</w:t>
-      </w:r>
-      <w:r>
-        <w:t xml:space="preserve"> the variety of bait and the timer for each level. In the game, the player character has bait which can be thrown at fish to damage them and reduce their health to zero. Each piece of bait should function differently to provide variety to gameplay, like a type of bait that moves in the air in a specific pattern</w:t>
-      </w:r>
-      <w:r>
-        <w:t xml:space="preserve"> or a type of bait that </w:t>
-      </w:r>
-      <w:r>
-        <w:t xml:space="preserve">provides extra movement abilities. In each level of Hook, Line, and Slinger there is a timer in the top right corner of the screen which stops when the boss is </w:t>
-      </w:r>
-      <w:r>
-        <w:t>defeated,</w:t>
-      </w:r>
-      <w:r>
-        <w:t xml:space="preserve"> and the best time will be saved on the level select screen. This will provide an incentive to replay levels so that players can obtain a faster time. After a player has obtained certain bait, they might be able to use that bait on earlier levels, providing a much faster time in some instances. This will help with the incentive of trying to become faster</w:t>
-      </w:r>
-      <w:r>
-        <w:t>, as the player will have new options to experiment with.</w:t>
-      </w:r>
-    </w:p>
-    <w:p>
-      <w:r>
-        <w:t>Because the main theme of the game is to do with fishing, most game mechanics will reflect this. For example, instead of a normal grappling hook, the player will have a fishing rod to swing between platforms with;</w:t>
-      </w:r>
-      <w:r>
-        <w:t xml:space="preserve"> instead of normal projectiles</w:t>
-      </w:r>
-      <w:r>
-        <w:t xml:space="preserve"> being fired at enemies, all of the projectiles will be different kinds of bait to simulate catching fish in real life, like a worm or other types of lure</w:t>
-      </w:r>
-      <w:r>
-        <w:t>;</w:t>
-      </w:r>
-      <w:r>
-        <w:t xml:space="preserve"> and instead of a normal pause menu, the buttons will also be structured to appear similarly to that of a restaurant’s menu.</w:t>
-      </w:r>
-      <w:r>
-        <w:t xml:space="preserve"> In each of these cases, further research will be required to correctly implement these themes.</w:t>
+        <w:t xml:space="preserve">In each of these cases, further research will be </w:t>
+      </w:r>
+      <w:r>
+        <w:t>needed</w:t>
+      </w:r>
+      <w:r>
+        <w:t xml:space="preserve"> to correctly implement these themes.</w:t>
       </w:r>
     </w:p>
     <w:p>
@@ -3243,20 +5634,17 @@
         <w:t>; however, it is a very unfamiliar system that the author has no experience in and so it would be significantly easier to use a game engine that is familiar, like Unity.</w:t>
       </w:r>
     </w:p>
-    <w:p/>
-    <w:p/>
     <w:p>
       <w:pPr>
         <w:pStyle w:val="Heading2"/>
       </w:pPr>
-      <w:bookmarkStart w:id="11" w:name="_Toc227247057"/>
-      <w:bookmarkStart w:id="12" w:name="_Objectives"/>
+      <w:bookmarkStart w:id="11" w:name="_Objectives"/>
+      <w:bookmarkStart w:id="12" w:name="_Toc227766319"/>
+      <w:bookmarkEnd w:id="11"/>
+      <w:r>
+        <w:t>Objectives</w:t>
+      </w:r>
       <w:bookmarkEnd w:id="12"/>
-      <w:r>
-        <w:lastRenderedPageBreak/>
-        <w:t>Objectives</w:t>
-      </w:r>
-      <w:bookmarkEnd w:id="11"/>
     </w:p>
     <w:p>
       <w:r>
@@ -3447,7 +5835,7 @@
       <w:pPr>
         <w:pStyle w:val="Heading2"/>
       </w:pPr>
-      <w:bookmarkStart w:id="13" w:name="_Toc227247058"/>
+      <w:bookmarkStart w:id="13" w:name="_Toc227766320"/>
       <w:r>
         <w:t>Deliverables</w:t>
       </w:r>
@@ -3464,7 +5852,11 @@
         <w:t xml:space="preserve"> are as follows: A fully playable first level and main menu as part of an executable file; </w:t>
       </w:r>
       <w:r>
-        <w:t xml:space="preserve">All source code categorised and available via the public GitHub repository, which contains an informative readme.md file; an academic poster illustrating the main features of the project for investors and others interested; </w:t>
+        <w:t xml:space="preserve">All source code categorised and available via the public GitHub repository, which contains an informative readme.md file; an academic poster illustrating the main features of the </w:t>
+      </w:r>
+      <w:r>
+        <w:lastRenderedPageBreak/>
+        <w:t xml:space="preserve">project for investors and others interested; </w:t>
       </w:r>
       <w:r>
         <w:t xml:space="preserve">and </w:t>
@@ -3479,12 +5871,21 @@
         <w:t>All</w:t>
       </w:r>
       <w:r>
-        <w:t xml:space="preserve"> these deliverables are essential and required for success.</w:t>
-      </w:r>
-    </w:p>
-    <w:p>
-      <w:r>
-        <w:t xml:space="preserve">Additional documentation deliverables will be inserted into this report. This </w:t>
+        <w:t xml:space="preserve"> these deliverables are essential and </w:t>
+      </w:r>
+      <w:r>
+        <w:t>needed</w:t>
+      </w:r>
+      <w:r>
+        <w:t xml:space="preserve"> for success.</w:t>
+      </w:r>
+    </w:p>
+    <w:p>
+      <w:r>
+        <w:t>More</w:t>
+      </w:r>
+      <w:r>
+        <w:t xml:space="preserve"> documentation deliverables will be inserted into this report. This </w:t>
       </w:r>
       <w:r>
         <w:t>includes but</w:t>
@@ -3496,7 +5897,13 @@
         <w:t>to</w:t>
       </w:r>
       <w:r>
-        <w:t xml:space="preserve"> a risk assessment table, flow charts for enemy AI, additional code screenshots, level designs, additional UML diagrams, sprint plans, and kanban boards. These deliverables are not necessarily required for </w:t>
+        <w:t xml:space="preserve"> a risk assessment table, flow charts for enemy AI, additional code screenshots, level designs, additional UML diagrams, sprint plans, and kanban boards. These deliverables are not necessarily </w:t>
+      </w:r>
+      <w:r>
+        <w:t>needed</w:t>
+      </w:r>
+      <w:r>
+        <w:t xml:space="preserve"> for </w:t>
       </w:r>
       <w:r>
         <w:t>success but</w:t>
@@ -3506,14 +5913,12 @@
       </w:r>
     </w:p>
     <w:p/>
-    <w:p/>
     <w:p>
       <w:pPr>
         <w:pStyle w:val="Heading1"/>
       </w:pPr>
-      <w:bookmarkStart w:id="14" w:name="_Toc227247059"/>
-      <w:r>
-        <w:lastRenderedPageBreak/>
+      <w:bookmarkStart w:id="14" w:name="_Toc227766321"/>
+      <w:r>
         <w:t>Literature Review</w:t>
       </w:r>
       <w:r>
@@ -3574,7 +5979,10 @@
         </w:r>
       </w:hyperlink>
       <w:r>
-        <w:t xml:space="preserve">, </w:t>
+        <w:t>,</w:t>
+      </w:r>
+      <w:r>
+        <w:t xml:space="preserve"> </w:t>
       </w:r>
       <w:r>
         <w:t>Cuphead</w:t>
@@ -3595,6 +6003,35 @@
         <w:t xml:space="preserve"> </w:t>
       </w:r>
       <w:r>
+        <w:t>The King’s Bird</w:t>
+      </w:r>
+      <w:hyperlink w:anchor="_The_King’s_Bird" w:history="1">
+        <w:r>
+          <w:rPr>
+            <w:rStyle w:val="Hyperlink"/>
+            <w:vertAlign w:val="superscript"/>
+          </w:rPr>
+          <w:t>[</w:t>
+        </w:r>
+        <w:r>
+          <w:rPr>
+            <w:rStyle w:val="Hyperlink"/>
+            <w:vertAlign w:val="superscript"/>
+          </w:rPr>
+          <w:t>?</w:t>
+        </w:r>
+        <w:r>
+          <w:rPr>
+            <w:rStyle w:val="Hyperlink"/>
+            <w:vertAlign w:val="superscript"/>
+          </w:rPr>
+          <w:t>]</w:t>
+        </w:r>
+      </w:hyperlink>
+      <w:r>
+        <w:t xml:space="preserve">, </w:t>
+      </w:r>
+      <w:r>
         <w:t xml:space="preserve">and </w:t>
       </w:r>
       <w:r>
@@ -3661,7 +6098,13 @@
         <w:t xml:space="preserve">In Hollow Knight: Silksong, there are </w:t>
       </w:r>
       <w:r>
-        <w:t xml:space="preserve">47 different bosses, including repeated fights, and some of which either test certain mechanics or become significantly easier to defeat if certain mechanics are utilized. For example, the Fourth Chorus, a boss in act one of the </w:t>
+        <w:t xml:space="preserve">47 different bosses, including repeated fights, and some of which either test certain mechanics or become significantly easier to defeat if certain mechanics are </w:t>
+      </w:r>
+      <w:r>
+        <w:t>used</w:t>
+      </w:r>
+      <w:r>
+        <w:t xml:space="preserve">. For example, the Fourth Chorus, a boss in act one of the </w:t>
       </w:r>
       <w:r>
         <w:t>game</w:t>
@@ -3672,10 +6115,17 @@
     </w:p>
     <w:p>
       <w:r>
+        <w:lastRenderedPageBreak/>
         <w:t>As another mechanic in Silksong, players gain access to a movement ability in act</w:t>
       </w:r>
       <w:r>
-        <w:t xml:space="preserve"> two known as the Clawline. When used, it launches a needle forward in a horizontal line from Hornet, before pulling her towards the stopping position of the needle. When the needle hits certain circular hoops, Hornet will be placed onto the hoop and players can remain suspended until deciding to jump off. Some of these hoops also act as levers to open doors or activate mechanisms if Hornet remains on the hoop for a long enough time. While the use of hoops as mechanism</w:t>
+        <w:t xml:space="preserve"> two known as the Clawline. When used, it launches a needle forward in a horizontal line from Hornet, before pulling her towards the stopping position of the needle. When the needle hits certain circular hoops, Hornet will be placed onto the hoop and players can remain suspended until deciding to jump off. Some of these hoops also act as levers to open doors or activate mechanisms if Hornet </w:t>
+      </w:r>
+      <w:r>
+        <w:t>stays</w:t>
+      </w:r>
+      <w:r>
+        <w:t xml:space="preserve"> on the hoop for a long enough time. While the use of hoops as mechanism</w:t>
       </w:r>
       <w:r>
         <w:t>s</w:t>
@@ -3699,9 +6149,8 @@
         <w:rPr>
           <w:noProof/>
         </w:rPr>
-        <w:lastRenderedPageBreak/>
         <w:drawing>
-          <wp:inline distT="0" distB="0" distL="0" distR="0" wp14:anchorId="63E50979" wp14:editId="4A47C622">
+          <wp:inline distT="0" distB="0" distL="0" distR="0" wp14:anchorId="63E50979" wp14:editId="72883755">
             <wp:extent cx="5731510" cy="3224530"/>
             <wp:effectExtent l="0" t="0" r="2540" b="0"/>
             <wp:docPr id="139892161" name="Picture 2" descr="Hornet using her needle to grapple to a ring in Silksong."/>
@@ -3774,21 +6223,11 @@
             <w:bCs/>
             <w:vertAlign w:val="superscript"/>
           </w:rPr>
-          <w:t>[?</w:t>
-        </w:r>
-        <w:r>
-          <w:rPr>
-            <w:rStyle w:val="Hyperlink"/>
-            <w:b/>
-            <w:bCs/>
-            <w:vertAlign w:val="superscript"/>
-          </w:rPr>
-          <w:t>]</w:t>
+          <w:t>[?]</w:t>
         </w:r>
       </w:hyperlink>
     </w:p>
     <w:p/>
-    <w:p/>
     <w:p>
       <w:r>
         <w:t>Rusted Moss is a twin-stick shooter Metroidvania where the player moves around the world and aims in the direction of the enemies they want to shoot and the walls and ceilings they want to grapple to.</w:t>
@@ -3820,13 +6259,23 @@
         <w:t>the player can obtain a rocket launcher</w:t>
       </w:r>
       <w:r>
-        <w:t xml:space="preserve"> as source of additional </w:t>
+        <w:t xml:space="preserve"> as source of </w:t>
+      </w:r>
+      <w:r>
+        <w:t>added</w:t>
+      </w:r>
+      <w:r>
+        <w:t xml:space="preserve"> </w:t>
       </w:r>
       <w:r>
         <w:t>movement but</w:t>
       </w:r>
       <w:r>
-        <w:t xml:space="preserve"> ends up becoming a replacement to the grappling hook in certain platforming instances. If any other movement abilities are added to Hook, Line, and Slinger, they </w:t>
+        <w:t xml:space="preserve"> ends up becoming a replacement to the grappling hook in certain platforming instances. If any other movement abilities are </w:t>
+      </w:r>
+      <w:r>
+        <w:lastRenderedPageBreak/>
+        <w:t xml:space="preserve">added to Hook, Line, and Slinger, they </w:t>
       </w:r>
       <w:r>
         <w:t>cannot</w:t>
@@ -3847,7 +6296,6 @@
         <w:rPr>
           <w:noProof/>
         </w:rPr>
-        <w:lastRenderedPageBreak/>
         <w:drawing>
           <wp:inline distT="0" distB="0" distL="0" distR="0" wp14:anchorId="3B0F0877" wp14:editId="6A9589F4">
             <wp:extent cx="5731510" cy="3223895"/>
@@ -3965,7 +6413,7 @@
         </w:rPr>
         <w:lastRenderedPageBreak/>
         <w:drawing>
-          <wp:inline distT="0" distB="0" distL="0" distR="0" wp14:anchorId="21DD2B0B" wp14:editId="6614E2A5">
+          <wp:inline distT="0" distB="0" distL="0" distR="0" wp14:anchorId="21DD2B0B" wp14:editId="110B1DF0">
             <wp:extent cx="5731510" cy="3223895"/>
             <wp:effectExtent l="0" t="0" r="2540" b="0"/>
             <wp:docPr id="597370197" name="Picture 3" descr="Screenshot #0"/>
@@ -4138,7 +6586,21 @@
           <w:b/>
           <w:bCs/>
         </w:rPr>
-        <w:t xml:space="preserve">Figure 4: The Cuphead boss, Beppi </w:t>
+        <w:t xml:space="preserve">Figure </w:t>
+      </w:r>
+      <w:r>
+        <w:rPr>
+          <w:b/>
+          <w:bCs/>
+        </w:rPr>
+        <w:t>5</w:t>
+      </w:r>
+      <w:r>
+        <w:rPr>
+          <w:b/>
+          <w:bCs/>
+        </w:rPr>
+        <w:t xml:space="preserve">: The Cuphead boss, Beppi </w:t>
       </w:r>
       <w:r>
         <w:rPr>
@@ -4169,75 +6631,10 @@
     <w:p/>
     <w:p>
       <w:r>
-        <w:t>In Mega Man 11, each of the main levels of the game before the final Dr. Wily levels can be completed in any order</w:t>
-      </w:r>
-      <w:r>
-        <w:t xml:space="preserve">, allowing the player to utilise </w:t>
-      </w:r>
-      <w:r>
-        <w:t>any upgrades they obtain in o</w:t>
-      </w:r>
-      <w:r>
-        <w:t>ne</w:t>
-      </w:r>
-      <w:r>
-        <w:t xml:space="preserve"> </w:t>
-      </w:r>
-      <w:r>
-        <w:t>level</w:t>
-      </w:r>
-      <w:r>
-        <w:t xml:space="preserve"> to make their playthrough of other levels easier. For example, Torch Man is weak to the ability gained from defeating Tundra Man, who is weak to the ability gained from defeating Fuse Man.</w:t>
-      </w:r>
-    </w:p>
-    <w:p>
-      <w:r>
-        <w:t xml:space="preserve">Hollow Knight: Silksong provides a series of sections that are designed to be completed in a certain order, determined by the order in which the player obtains upgrades. Mega Man provides a series of levels that can be completed in any order the player likes, but there is technically an optimal order </w:t>
-      </w:r>
-      <w:r>
-        <w:t xml:space="preserve">to complete the levels in, </w:t>
-      </w:r>
-      <w:r>
-        <w:t>to</w:t>
-      </w:r>
-      <w:r>
-        <w:t xml:space="preserve"> make certain levels easier from upgrades in previously completed levels. Giving the player a specific obstacle that is not easily surmountable with the players </w:t>
-      </w:r>
-      <w:r>
-        <w:t>current set of movement abilities, like in Silksong, is good because it gives player the freedom to explore the world but also subtly informs the player if they can go a certain way that moment or not. Like in the Mega Man Games, giving the player the freedom to choose which levels to play in which order is good and provides players with the ability to test different weapons against different foes to see what work well in each area.</w:t>
-      </w:r>
-      <w:r>
-        <w:t xml:space="preserve"> </w:t>
-      </w:r>
-    </w:p>
-    <w:p>
-      <w:r>
-        <w:t>Both</w:t>
-      </w:r>
-      <w:r>
-        <w:t xml:space="preserve"> concepts will be used for the creation of this </w:t>
-      </w:r>
-      <w:r>
-        <w:t>project’s</w:t>
-      </w:r>
-      <w:r>
-        <w:t xml:space="preserve"> levels. We will give the player the ability to choose which levels to play through first and during each level, there will be one or two sections that are difficult, if not impossible, to complete with the base movement to inform the player to come back later and then give the player the necessary bait in a different level so when they return to the first level, they can use the newly acquired bait to clear the section. In the meantime, there will be an </w:t>
-      </w:r>
-      <w:r>
-        <w:lastRenderedPageBreak/>
-        <w:t xml:space="preserve">alternative and slower path next to that section so that each of the levels can </w:t>
-      </w:r>
-      <w:r>
-        <w:t>be</w:t>
-      </w:r>
-      <w:r>
-        <w:t xml:space="preserve"> completed. C</w:t>
-      </w:r>
-      <w:r>
-        <w:t>onsidering that some bait is given to the player near the beginning of the level</w:t>
-      </w:r>
-      <w:r>
-        <w:t>, players should only be given the opportunity to take that bait into other levels if they successfully beat the level they obtain it in first.</w:t>
+        <w:t xml:space="preserve">In the King’s Bird, </w:t>
+      </w:r>
+      <w:r>
+        <w:t>each level is designed with a high level of verticality in mind, and the player constantly alternates between high and low sections of the levels. This is because when the player falls down, the character builds up momentum</w:t>
       </w:r>
     </w:p>
     <w:p/>
@@ -4246,6 +6643,176 @@
         <w:rPr>
           <w:noProof/>
         </w:rPr>
+        <w:drawing>
+          <wp:inline distT="0" distB="0" distL="0" distR="0" wp14:anchorId="30326E11" wp14:editId="19B5563F">
+            <wp:extent cx="5731510" cy="3226435"/>
+            <wp:effectExtent l="0" t="0" r="2540" b="0"/>
+            <wp:docPr id="1970967860" name="Picture 1" descr="Screenshot #2"/>
+            <wp:cNvGraphicFramePr>
+              <a:graphicFrameLocks xmlns:a="http://schemas.openxmlformats.org/drawingml/2006/main" noChangeAspect="1"/>
+            </wp:cNvGraphicFramePr>
+            <a:graphic xmlns:a="http://schemas.openxmlformats.org/drawingml/2006/main">
+              <a:graphicData uri="http://schemas.openxmlformats.org/drawingml/2006/picture">
+                <pic:pic xmlns:pic="http://schemas.openxmlformats.org/drawingml/2006/picture">
+                  <pic:nvPicPr>
+                    <pic:cNvPr id="0" name="Picture 49" descr="Screenshot #2"/>
+                    <pic:cNvPicPr>
+                      <a:picLocks noChangeAspect="1" noChangeArrowheads="1"/>
+                    </pic:cNvPicPr>
+                  </pic:nvPicPr>
+                  <pic:blipFill>
+                    <a:blip r:embed="rId13" cstate="print">
+                      <a:extLst>
+                        <a:ext uri="{28A0092B-C50C-407E-A947-70E740481C1C}">
+                          <a14:useLocalDpi xmlns:a14="http://schemas.microsoft.com/office/drawing/2010/main" val="0"/>
+                        </a:ext>
+                      </a:extLst>
+                    </a:blip>
+                    <a:srcRect/>
+                    <a:stretch>
+                      <a:fillRect/>
+                    </a:stretch>
+                  </pic:blipFill>
+                  <pic:spPr bwMode="auto">
+                    <a:xfrm>
+                      <a:off x="0" y="0"/>
+                      <a:ext cx="5731510" cy="3226435"/>
+                    </a:xfrm>
+                    <a:prstGeom prst="rect">
+                      <a:avLst/>
+                    </a:prstGeom>
+                    <a:noFill/>
+                    <a:ln>
+                      <a:noFill/>
+                    </a:ln>
+                  </pic:spPr>
+                </pic:pic>
+              </a:graphicData>
+            </a:graphic>
+          </wp:inline>
+        </w:drawing>
+      </w:r>
+    </w:p>
+    <w:p>
+      <w:pPr>
+        <w:jc w:val="center"/>
+        <w:rPr>
+          <w:b/>
+          <w:bCs/>
+        </w:rPr>
+      </w:pPr>
+      <w:r>
+        <w:rPr>
+          <w:b/>
+          <w:bCs/>
+        </w:rPr>
+        <w:t>Figure 4: Traveling through a level in The King’s Bird</w:t>
+      </w:r>
+      <w:hyperlink w:anchor="_The_King’s_Bird" w:history="1">
+        <w:r>
+          <w:rPr>
+            <w:rStyle w:val="Hyperlink"/>
+            <w:b/>
+            <w:bCs/>
+            <w:vertAlign w:val="superscript"/>
+          </w:rPr>
+          <w:t>[?</w:t>
+        </w:r>
+        <w:r>
+          <w:rPr>
+            <w:rStyle w:val="Hyperlink"/>
+            <w:b/>
+            <w:bCs/>
+            <w:vertAlign w:val="superscript"/>
+          </w:rPr>
+          <w:t>]</w:t>
+        </w:r>
+      </w:hyperlink>
+    </w:p>
+    <w:p/>
+    <w:p>
+      <w:r>
+        <w:lastRenderedPageBreak/>
+        <w:t>In Mega Man 11, each of the main levels of the game before the final Dr. Wily levels can be completed in any order</w:t>
+      </w:r>
+      <w:r>
+        <w:t xml:space="preserve">, allowing the player to utilise </w:t>
+      </w:r>
+      <w:r>
+        <w:t>any upgrades they obtain in o</w:t>
+      </w:r>
+      <w:r>
+        <w:t>ne</w:t>
+      </w:r>
+      <w:r>
+        <w:t xml:space="preserve"> </w:t>
+      </w:r>
+      <w:r>
+        <w:t>level</w:t>
+      </w:r>
+      <w:r>
+        <w:t xml:space="preserve"> to make their playthrough of other levels easier. For example, Torch Man is weak to the ability gained from defeating Tundra Man, who is weak to the ability gained from defeating Fuse Man.</w:t>
+      </w:r>
+    </w:p>
+    <w:p>
+      <w:r>
+        <w:t xml:space="preserve">Hollow Knight: Silksong provides a series of sections that are designed to be completed in a certain order, </w:t>
+      </w:r>
+      <w:r>
+        <w:t>decided</w:t>
+      </w:r>
+      <w:r>
+        <w:t xml:space="preserve"> by the order in which the player obtains upgrades. Mega Man provides a series of levels that can be completed in any order the player likes, but there is technically an optimal order </w:t>
+      </w:r>
+      <w:r>
+        <w:t xml:space="preserve">to complete the levels in, </w:t>
+      </w:r>
+      <w:r>
+        <w:t>to</w:t>
+      </w:r>
+      <w:r>
+        <w:t xml:space="preserve"> make certain levels easier from upgrades in previously completed levels. Giving the player a specific obstacle that is not easily surmountable with the players </w:t>
+      </w:r>
+      <w:r>
+        <w:t>current set of movement abilities, like in Silksong, is good because it gives player the freedom to explore the world but also subtly informs the player if they can go a certain way that moment or not. Like in the Mega Man Games, giving the player the freedom to choose which levels to play in which order is good and provides players with the ability to test different weapons against different foes to see what work well in each area.</w:t>
+      </w:r>
+      <w:r>
+        <w:t xml:space="preserve"> </w:t>
+      </w:r>
+    </w:p>
+    <w:p>
+      <w:r>
+        <w:t>Both</w:t>
+      </w:r>
+      <w:r>
+        <w:t xml:space="preserve"> concepts will be used for the creation of this </w:t>
+      </w:r>
+      <w:r>
+        <w:t>project’s</w:t>
+      </w:r>
+      <w:r>
+        <w:t xml:space="preserve"> levels. We will give the player the ability to choose which levels to play through first and during each level, there will be one or two sections that are difficult, if not impossible, to complete with the base movement to inform the player to come back later and then give the player the necessary bait in a different level so when they return to the first level, they can use the newly acquired bait to clear the section. In the meantime, there will be an alternative and slower path next to that section so that each of the levels can </w:t>
+      </w:r>
+      <w:r>
+        <w:t>be</w:t>
+      </w:r>
+      <w:r>
+        <w:t xml:space="preserve"> completed. C</w:t>
+      </w:r>
+      <w:r>
+        <w:t>onsidering that some bait is given to the player near the beginning of the level</w:t>
+      </w:r>
+      <w:r>
+        <w:t>, players should only be given the opportunity to take that bait into other levels if they successfully beat the level they obtain it in first.</w:t>
+      </w:r>
+    </w:p>
+    <w:p/>
+    <w:p>
+      <w:r>
+        <w:rPr>
+          <w:noProof/>
+        </w:rPr>
+        <w:lastRenderedPageBreak/>
         <w:drawing>
           <wp:inline distT="0" distB="0" distL="0" distR="0" wp14:anchorId="216FCB74" wp14:editId="4EFFF943">
             <wp:extent cx="5731510" cy="3223895"/>
@@ -4264,7 +6831,7 @@
                     </pic:cNvPicPr>
                   </pic:nvPicPr>
                   <pic:blipFill>
-                    <a:blip r:embed="rId13" cstate="print">
+                    <a:blip r:embed="rId14" cstate="print">
                       <a:extLst>
                         <a:ext uri="{28A0092B-C50C-407E-A947-70E740481C1C}">
                           <a14:useLocalDpi xmlns:a14="http://schemas.microsoft.com/office/drawing/2010/main" val="0"/>
@@ -4310,7 +6877,21 @@
           <w:b/>
           <w:bCs/>
         </w:rPr>
-        <w:t>Figure 5: The stage select screen in Mega Man 11</w:t>
+        <w:t xml:space="preserve">Figure </w:t>
+      </w:r>
+      <w:r>
+        <w:rPr>
+          <w:b/>
+          <w:bCs/>
+        </w:rPr>
+        <w:t>6</w:t>
+      </w:r>
+      <w:r>
+        <w:rPr>
+          <w:b/>
+          <w:bCs/>
+        </w:rPr>
+        <w:t>: The stage select screen in Mega Man 11</w:t>
       </w:r>
       <w:hyperlink w:anchor="_Fajardo,_M._(2018)." w:history="1">
         <w:r>
@@ -4339,7 +6920,13 @@
         </w:numPr>
       </w:pPr>
       <w:r>
-        <w:t>Two kinds of bait, those that are focused on doing damage to enemies and those that are focused on providing additional movement,</w:t>
+        <w:t xml:space="preserve">Two kinds of bait, those that are focused on doing damage to enemies and those that are focused on providing </w:t>
+      </w:r>
+      <w:r>
+        <w:t>added</w:t>
+      </w:r>
+      <w:r>
+        <w:t xml:space="preserve"> movement,</w:t>
       </w:r>
     </w:p>
     <w:p>
@@ -4396,7 +6983,13 @@
         </w:numPr>
       </w:pPr>
       <w:r>
-        <w:t>Any shortcuts and additional movement abilities should not be a substitute for the main grappling system,</w:t>
+        <w:t xml:space="preserve">Any shortcuts and </w:t>
+      </w:r>
+      <w:r>
+        <w:t>added</w:t>
+      </w:r>
+      <w:r>
+        <w:t xml:space="preserve"> movement abilities should not be a substitute for the main grappling system,</w:t>
       </w:r>
     </w:p>
     <w:p>
@@ -4420,7 +7013,6 @@
         </w:numPr>
       </w:pPr>
       <w:r>
-        <w:lastRenderedPageBreak/>
         <w:t>The grappling hook should be taut</w:t>
       </w:r>
       <w:r>
@@ -4463,8 +7055,9 @@
       <w:pPr>
         <w:pStyle w:val="Heading1"/>
       </w:pPr>
-      <w:bookmarkStart w:id="15" w:name="_Toc227247060"/>
-      <w:r>
+      <w:bookmarkStart w:id="15" w:name="_Toc227766322"/>
+      <w:r>
+        <w:lastRenderedPageBreak/>
         <w:t>Legal, Social, Ethical, and Professional Issues</w:t>
       </w:r>
       <w:bookmarkEnd w:id="15"/>
@@ -4585,6 +7178,9 @@
       <w:r>
         <w:t xml:space="preserve">accessibility to users of the game, all visual assets created for this project will have a clear black outline around them so users can easily discern where each object is in the game world. Additionally, </w:t>
       </w:r>
+      <w:r>
+        <w:t>colour blindness and text options are currently out of scope, but would be good features to implement in the future before a full commercial release.</w:t>
+      </w:r>
     </w:p>
     <w:p>
       <w:r>
@@ -4605,14 +7201,16 @@
         <w:t>As the demographic of Hook, Line, and Slinger is for all ages, the game will have to comply with the laws and regulations of rating systems like PEGI and the USK rating system in Germany among others</w:t>
       </w:r>
       <w:r>
-        <w:t xml:space="preserve"> so that the game is able to be distributed to all </w:t>
-      </w:r>
-      <w:r>
-        <w:lastRenderedPageBreak/>
-        <w:t xml:space="preserve">members of those countries that the requirements are for. For example, </w:t>
-      </w:r>
-      <w:r>
-        <w:t>the fisherman originally had a design in mind that included a pipe with tobacco smoke being produced. This would warrant a PEGI rating of at least a 16</w:t>
+        <w:t xml:space="preserve"> so that the game is able to be distributed to all members of those countries that the requirements are for. For example, </w:t>
+      </w:r>
+      <w:r>
+        <w:t xml:space="preserve">the fisherman originally had a design in mind that included a pipe with tobacco smoke being produced. This would </w:t>
+      </w:r>
+      <w:r>
+        <w:t>call for</w:t>
+      </w:r>
+      <w:r>
+        <w:t xml:space="preserve"> a PEGI rating of at least a 16</w:t>
       </w:r>
       <w:hyperlink w:anchor="_PEGI_(2017)._What" w:history="1">
         <w:r>
@@ -4629,7 +7227,14 @@
     </w:p>
     <w:p>
       <w:r>
-        <w:t xml:space="preserve">Considering that this project will be using various assets from other people, there is option for AI to be utilized </w:t>
+        <w:lastRenderedPageBreak/>
+        <w:t xml:space="preserve">Considering that this project will be using various assets from other people, there is option for AI to be </w:t>
+      </w:r>
+      <w:r>
+        <w:t>used</w:t>
+      </w:r>
+      <w:r>
+        <w:t xml:space="preserve"> </w:t>
       </w:r>
       <w:r>
         <w:t>to</w:t>
@@ -4649,7 +7254,13 @@
     </w:p>
     <w:p>
       <w:r>
-        <w:t>As a single player game that is designed to be a one-time purchase, Hook, Line, and Slinger will not contain any in-game purchases or other instances of monetisation outside of the initial purchase of the game, which will be free initially. If the game is continued after this project is over, then it will receive a price tag indicative of its quality that is also competitively priced for the genre in mind.</w:t>
+        <w:t xml:space="preserve">As a single player game that is designed to be a one-time purchase, Hook, Line, and Slinger will not </w:t>
+      </w:r>
+      <w:r>
+        <w:t>have</w:t>
+      </w:r>
+      <w:r>
+        <w:t xml:space="preserve"> any in-game purchases or other instances of monetisation outside of the initial purchase of the game, which will be free initially. If the game is continued after this project is over, then it will receive a price tag indicative of its quality that is also competitively priced for the genre in mind.</w:t>
       </w:r>
     </w:p>
     <w:p>
@@ -4660,7 +7271,13 @@
         <w:t>considered</w:t>
       </w:r>
       <w:r>
-        <w:t xml:space="preserve"> when marketing, communicating, and updating the game. To avoid any chance of false advertising, any trailers or additional pieces of advertisement will need to be as accurate as possible when describing the features and gameplay of Hook, Line, and Slinger.</w:t>
+        <w:t xml:space="preserve"> when marketing, communicating, and updating the game. To avoid any chance of false advertising, any trailers or </w:t>
+      </w:r>
+      <w:r>
+        <w:t>other</w:t>
+      </w:r>
+      <w:r>
+        <w:t xml:space="preserve"> pieces of advertisement will need to be as accurate as possible when describing the features and gameplay of Hook, Line, and Slinger.</w:t>
       </w:r>
       <w:r>
         <w:t xml:space="preserve"> The advertisement will avoid any profanity or other features that are against the terms of service for any of the sites it may appear on and it will accurately reflect the age rating of the official game.</w:t>
@@ -4692,54 +7309,27 @@
       </w:r>
     </w:p>
     <w:p/>
-    <w:p/>
-    <w:p/>
-    <w:p/>
-    <w:p/>
-    <w:p/>
     <w:p>
       <w:pPr>
         <w:pStyle w:val="Heading1"/>
       </w:pPr>
-      <w:bookmarkStart w:id="16" w:name="_Toc227247061"/>
-      <w:r>
-        <w:lastRenderedPageBreak/>
+      <w:bookmarkStart w:id="16" w:name="_Toc227766323"/>
+      <w:r>
         <w:t>Method of Approach</w:t>
       </w:r>
       <w:bookmarkEnd w:id="16"/>
     </w:p>
     <w:p>
       <w:pPr>
-        <w:numPr>
-          <w:ilvl w:val="0"/>
-          <w:numId w:val="35"/>
-        </w:numPr>
-        <w:rPr>
-          <w:b/>
-          <w:bCs/>
-        </w:rPr>
-      </w:pPr>
-      <w:r>
-        <w:rPr>
-          <w:b/>
-          <w:bCs/>
-        </w:rPr>
-        <w:t>&lt;</w:t>
-      </w:r>
-      <w:r>
-        <w:rPr>
-          <w:b/>
-          <w:bCs/>
-        </w:rPr>
-        <w:t>2,000 words</w:t>
-      </w:r>
-    </w:p>
-    <w:p>
-      <w:pPr>
         <w:pStyle w:val="Heading2"/>
       </w:pPr>
-      <w:r>
-        <w:t xml:space="preserve">Development Methodology </w:t>
+      <w:bookmarkStart w:id="17" w:name="_Toc227766324"/>
+      <w:r>
+        <w:t>Development Methodology</w:t>
+      </w:r>
+      <w:bookmarkEnd w:id="17"/>
+      <w:r>
+        <w:t xml:space="preserve"> </w:t>
       </w:r>
     </w:p>
     <w:p>
@@ -4797,6 +7387,7 @@
         </w:numPr>
       </w:pPr>
       <w:r>
+        <w:lastRenderedPageBreak/>
         <w:t>Design</w:t>
       </w:r>
       <w:r>
@@ -4892,8 +7483,13 @@
       <w:pPr>
         <w:pStyle w:val="Heading2"/>
       </w:pPr>
-      <w:r>
-        <w:t xml:space="preserve">System Architecture </w:t>
+      <w:bookmarkStart w:id="18" w:name="_Toc227766325"/>
+      <w:r>
+        <w:t>System Architecture</w:t>
+      </w:r>
+      <w:bookmarkEnd w:id="18"/>
+      <w:r>
+        <w:t xml:space="preserve"> </w:t>
       </w:r>
     </w:p>
     <w:p>
@@ -4912,69 +7508,118 @@
     </w:p>
     <w:p>
       <w:r>
+        <w:t>Each non-UI game obje</w:t>
+      </w:r>
+      <w:r>
+        <w:t>ct will have a transform component to determine is size and position within the world, and then any other necessary components can be added as needed, such as a collider or a sprite component. Additionally, some game objects will have C# scripts added as components to dictate how the object and its components interact with the world</w:t>
+      </w:r>
+      <w:r>
+        <w:t xml:space="preserve">. </w:t>
+      </w:r>
+    </w:p>
+    <w:p>
+      <w:r>
+        <w:t>Each of these scripts that are mono-behavioural contain a Start and an Update function by default and the Update functions for the scripts will be our games main loop, in addition to any other scripts that determine other parts of the game, such as gravity and lighting.</w:t>
+      </w:r>
+      <w:r>
+        <w:t xml:space="preserve"> Within the main game loop, the game should manage movement and combat for the player character, enemy AI, timers and cooldowns, animations, </w:t>
+      </w:r>
+      <w:r>
+        <w:t>the detection system for grapple points, and other objects with triggers and other states that need to be constantly checked. Any other functions that the C# scripts contain are called from inputs or Update.</w:t>
+      </w:r>
+    </w:p>
+    <w:p>
+      <w:pPr>
+        <w:pStyle w:val="Heading2"/>
+      </w:pPr>
+      <w:bookmarkStart w:id="19" w:name="_Toc227766326"/>
+      <w:r>
         <w:lastRenderedPageBreak/>
-        <w:t>Each non-UI game obje</w:t>
-      </w:r>
-      <w:r>
-        <w:t>ct will have a transform component to determine is size and position within the world, and then any other necessary components can be added as needed, such as a collider or a sprite component. Additionally, some game objects will have C# scripts added as components to dictate how the object and its components interact with the world</w:t>
-      </w:r>
-      <w:r>
-        <w:t xml:space="preserve">. </w:t>
-      </w:r>
-    </w:p>
-    <w:p>
-      <w:r>
-        <w:t>Each of these scripts that are mono-behavioural contain a Start and an Update function by default and the Update functions for the scripts will be our games main loop, in addition to any other scripts that determine other parts of the game, such as gravity and lighting.</w:t>
-      </w:r>
-      <w:r>
-        <w:t xml:space="preserve"> Within the main game loop, the game should manage movement and combat for the player character, enemy AI, timers and cooldowns, animations, </w:t>
-      </w:r>
-      <w:r>
-        <w:t>the detection system for grapple points, and other objects with triggers and other states that need to be constantly checked. Any other functions that the C# scripts contain are called from inputs or Update.</w:t>
+        <w:t>Game Design</w:t>
+      </w:r>
+      <w:bookmarkEnd w:id="19"/>
+      <w:r>
+        <w:t xml:space="preserve"> </w:t>
+      </w:r>
+    </w:p>
+    <w:p>
+      <w:r>
+        <w:t>The main movement of the game is simple to code. If the player inputs left and right</w:t>
+      </w:r>
+      <w:r>
+        <w:t xml:space="preserve">, they move in those directions and pressing jump launches the player a certain distance into the air. The player will have one extra jump they can perform midair until they touch the ground again. If the player is against a wall while midair, they will slide down it at a slower speed than the normal falling speed and it can be jumped </w:t>
+      </w:r>
+      <w:r>
+        <w:t>off</w:t>
+      </w:r>
+      <w:r>
+        <w:t xml:space="preserve"> at any point.</w:t>
+      </w:r>
+    </w:p>
+    <w:p>
+      <w:r>
+        <w:t>When the player is close to a grapple point, they can attach themselves to it and swing around an area or obstacle and build up speed to be flung across a room. While grappling, the player need</w:t>
+      </w:r>
+      <w:r>
+        <w:t>s</w:t>
+      </w:r>
+      <w:r>
+        <w:t xml:space="preserve"> a line of sight to the grapple point</w:t>
+      </w:r>
+      <w:r>
+        <w:t xml:space="preserve"> to avoid players getting stuck in certain part of the level. This way, the player can stop grappling by letting go of the button or by </w:t>
+      </w:r>
+      <w:r>
+        <w:t>getting cut off by the corner of a pillar.</w:t>
+      </w:r>
+      <w:r>
+        <w:t xml:space="preserve"> If the player holds the jump button while grappling, they will be reeled in towards the centre of the grapple point; this can be used to build up speed while grappling or to reach areas above without needing to wall jump a lot.</w:t>
+      </w:r>
+    </w:p>
+    <w:p>
+      <w:r>
+        <w:t xml:space="preserve">While moving around, the game will take the player’s cursor and obtain the angle between the player character and cursor and move a game object called the fire point to the same angle so that when the player fires a projectile, it will go in the direction of the cursor; this will be the </w:t>
+      </w:r>
+      <w:r>
+        <w:t>way that players can aim and fire at the enemies in each level.</w:t>
+      </w:r>
+    </w:p>
+    <w:p>
+      <w:r>
+        <w:t xml:space="preserve">In each level, the game will have various enemies with different attack patterns; however, </w:t>
+      </w:r>
+      <w:r>
+        <w:t>each of them will have the same initial AI. Each enemy will patrol their specific area and attack upon detecting, or being damaged by, the player.</w:t>
+      </w:r>
+      <w:r>
+        <w:t xml:space="preserve"> The more common enemies will attempt to get within a certain range and fire projectiles in the direction of the player.</w:t>
+      </w:r>
+    </w:p>
+    <w:p>
+      <w:r>
+        <w:t xml:space="preserve">The main </w:t>
+      </w:r>
+      <w:r>
+        <w:t xml:space="preserve">designs for creating levels will follow the principle of utilising </w:t>
+      </w:r>
+      <w:r>
+        <w:t>fluctuating height levels to provide a sense of verticality for the player. There will be some larger flat surfaces throughout that will contain enemies before placing a large boss arena at the end of the level for the player to be tested against a formidable foe.</w:t>
+      </w:r>
+      <w:r>
+        <w:t xml:space="preserve"> </w:t>
       </w:r>
     </w:p>
     <w:p>
       <w:pPr>
         <w:pStyle w:val="Heading2"/>
       </w:pPr>
-      <w:r>
-        <w:t xml:space="preserve">Game Design </w:t>
-      </w:r>
-    </w:p>
-    <w:p>
-      <w:pPr>
-        <w:numPr>
-          <w:ilvl w:val="1"/>
-          <w:numId w:val="35"/>
-        </w:numPr>
-      </w:pPr>
-      <w:r>
-        <w:t xml:space="preserve">Mechanics design (movement, enemies, scoring) </w:t>
-      </w:r>
-    </w:p>
-    <w:p>
-      <w:pPr>
-        <w:numPr>
-          <w:ilvl w:val="1"/>
-          <w:numId w:val="35"/>
-        </w:numPr>
-      </w:pPr>
-      <w:r>
-        <w:t xml:space="preserve">Level design </w:t>
-      </w:r>
-      <w:r>
-        <w:t>principles.</w:t>
-      </w:r>
+      <w:bookmarkStart w:id="20" w:name="_Toc227766327"/>
+      <w:r>
+        <w:t>Tools and Technologies</w:t>
+      </w:r>
+      <w:bookmarkEnd w:id="20"/>
       <w:r>
         <w:t xml:space="preserve"> </w:t>
-      </w:r>
-    </w:p>
-    <w:p>
-      <w:pPr>
-        <w:pStyle w:val="Heading2"/>
-      </w:pPr>
-      <w:r>
-        <w:t xml:space="preserve">Tools and Technologies </w:t>
       </w:r>
     </w:p>
     <w:p>
@@ -5006,10 +7651,7 @@
         </w:r>
       </w:hyperlink>
       <w:r>
-        <w:t>.</w:t>
-      </w:r>
-      <w:r>
-        <w:t xml:space="preserve"> </w:t>
+        <w:t xml:space="preserve">. </w:t>
       </w:r>
       <w:r>
         <w:t>All</w:t>
@@ -5075,6 +7717,7 @@
         </w:numPr>
       </w:pPr>
       <w:r>
+        <w:lastRenderedPageBreak/>
         <w:t>System.Collections,</w:t>
       </w:r>
     </w:p>
@@ -5125,6 +7768,9 @@
       <w:r>
         <w:t>UnityEngine</w:t>
       </w:r>
+      <w:r>
+        <w:t>,</w:t>
+      </w:r>
     </w:p>
     <w:p>
       <w:pPr>
@@ -5215,16 +7861,24 @@
       <w:r>
         <w:t>TMPro</w:t>
       </w:r>
+      <w:r>
+        <w:t>.</w:t>
+      </w:r>
     </w:p>
     <w:p>
       <w:pPr>
         <w:pStyle w:val="Heading2"/>
       </w:pPr>
-      <w:r>
-        <w:lastRenderedPageBreak/>
-        <w:t xml:space="preserve">Project Planning </w:t>
-      </w:r>
-    </w:p>
+      <w:bookmarkStart w:id="21" w:name="_Toc227766328"/>
+      <w:r>
+        <w:t>Project Planning</w:t>
+      </w:r>
+      <w:bookmarkEnd w:id="21"/>
+      <w:r>
+        <w:t xml:space="preserve"> </w:t>
+      </w:r>
+    </w:p>
+    <w:p/>
     <w:p>
       <w:pPr>
         <w:numPr>
@@ -5262,10 +7916,16 @@
       <w:pPr>
         <w:pStyle w:val="Heading2"/>
       </w:pPr>
-      <w:r>
-        <w:t xml:space="preserve">Risk Management </w:t>
-      </w:r>
-    </w:p>
+      <w:bookmarkStart w:id="22" w:name="_Toc227766329"/>
+      <w:r>
+        <w:t>Risk Management</w:t>
+      </w:r>
+      <w:bookmarkEnd w:id="22"/>
+      <w:r>
+        <w:t xml:space="preserve"> </w:t>
+      </w:r>
+    </w:p>
+    <w:p/>
     <w:p>
       <w:pPr>
         <w:numPr>
@@ -5355,14 +8015,14 @@
       <w:pPr>
         <w:pStyle w:val="Heading1"/>
       </w:pPr>
-      <w:bookmarkStart w:id="17" w:name="_Toc227247062"/>
+      <w:bookmarkStart w:id="23" w:name="_Toc227766330"/>
       <w:r>
         <w:t xml:space="preserve">End-project </w:t>
       </w:r>
-      <w:bookmarkEnd w:id="17"/>
       <w:r>
         <w:t>Report.</w:t>
       </w:r>
+      <w:bookmarkEnd w:id="23"/>
     </w:p>
     <w:p>
       <w:pPr>
@@ -5424,6 +8084,7 @@
         </w:numPr>
       </w:pPr>
       <w:r>
+        <w:lastRenderedPageBreak/>
         <w:t xml:space="preserve">Show </w:t>
       </w:r>
       <w:r>
@@ -5489,7 +8150,7 @@
     <w:p>
       <w:r>
         <w:pict w14:anchorId="1B781DE2">
-          <v:rect id="_x0000_i1025" style="width:0;height:1.5pt" o:hralign="center" o:hrstd="t" o:hr="t" fillcolor="#a0a0a0" stroked="f"/>
+          <v:rect id="_x0000_i1111" style="width:0;height:1.5pt" o:hralign="center" o:hrstd="t" o:hr="t" fillcolor="#a0a0a0" stroked="f"/>
         </w:pict>
       </w:r>
     </w:p>
@@ -5497,9 +8158,11 @@
       <w:pPr>
         <w:pStyle w:val="Heading2"/>
       </w:pPr>
+      <w:bookmarkStart w:id="24" w:name="_Toc227766331"/>
       <w:r>
         <w:t>Evaluation of Objectives (CRITICAL SECTION)</w:t>
       </w:r>
+      <w:bookmarkEnd w:id="24"/>
     </w:p>
     <w:p>
       <w:pPr>
@@ -5562,9 +8225,8 @@
     </w:p>
     <w:p>
       <w:r>
-        <w:lastRenderedPageBreak/>
         <w:pict w14:anchorId="6A1F37CC">
-          <v:rect id="_x0000_i1026" style="width:0;height:1.5pt" o:hralign="center" o:hrstd="t" o:hr="t" fillcolor="#a0a0a0" stroked="f"/>
+          <v:rect id="_x0000_i1112" style="width:0;height:1.5pt" o:hralign="center" o:hrstd="t" o:hr="t" fillcolor="#a0a0a0" stroked="f"/>
         </w:pict>
       </w:r>
     </w:p>
@@ -5597,7 +8259,19 @@
     </w:p>
     <w:p>
       <w:r>
-        <w:t>The objective of implementing a responsive grappling system was partially achieved. While the system allows for fluid swinging movement, playtesting revealed inconsistencies in collision detection at high speeds. This aligns with known challenges in physics-based platformers identified in the literature, particularly regarding stability at high velocities.</w:t>
+        <w:t xml:space="preserve">The objective of implementing a responsive grappling system was partially achieved. While the system allows for fluid swinging movement, playtesting revealed inconsistencies in collision detection at high speeds. This aligns with known challenges in physics-based platformers </w:t>
+      </w:r>
+      <w:r>
+        <w:t>found</w:t>
+      </w:r>
+      <w:r>
+        <w:t xml:space="preserve"> in the literature, particularly </w:t>
+      </w:r>
+      <w:r>
+        <w:t>about</w:t>
+      </w:r>
+      <w:r>
+        <w:t xml:space="preserve"> stability at high velocities.</w:t>
       </w:r>
     </w:p>
     <w:p>
@@ -5619,7 +8293,7 @@
     <w:p>
       <w:r>
         <w:pict w14:anchorId="4AAC7F00">
-          <v:rect id="_x0000_i1027" style="width:0;height:1.5pt" o:hralign="center" o:hrstd="t" o:hr="t" fillcolor="#a0a0a0" stroked="f"/>
+          <v:rect id="_x0000_i1113" style="width:0;height:1.5pt" o:hralign="center" o:hrstd="t" o:hr="t" fillcolor="#a0a0a0" stroked="f"/>
         </w:pict>
       </w:r>
     </w:p>
@@ -5627,9 +8301,11 @@
       <w:pPr>
         <w:pStyle w:val="Heading2"/>
       </w:pPr>
+      <w:bookmarkStart w:id="25" w:name="_Toc227766332"/>
       <w:r>
         <w:t>Changes During the Project</w:t>
       </w:r>
+      <w:bookmarkEnd w:id="25"/>
     </w:p>
     <w:p>
       <w:r>
@@ -5643,7 +8319,13 @@
         <w:t>must</w:t>
       </w:r>
       <w:r>
-        <w:t xml:space="preserve"> include this now (explicitly required):</w:t>
+        <w:t xml:space="preserve"> include this now (explicitly </w:t>
+      </w:r>
+      <w:r>
+        <w:t>needed</w:t>
+      </w:r>
+      <w:r>
+        <w:t>):</w:t>
       </w:r>
     </w:p>
     <w:p>
@@ -5682,7 +8364,7 @@
     <w:p>
       <w:r>
         <w:pict w14:anchorId="5691006F">
-          <v:rect id="_x0000_i1028" style="width:0;height:1.5pt" o:hralign="center" o:hrstd="t" o:hr="t" fillcolor="#a0a0a0" stroked="f"/>
+          <v:rect id="_x0000_i1114" style="width:0;height:1.5pt" o:hralign="center" o:hrstd="t" o:hr="t" fillcolor="#a0a0a0" stroked="f"/>
         </w:pict>
       </w:r>
     </w:p>
@@ -5707,13 +8389,20 @@
     </w:p>
     <w:p>
       <w:r>
-        <w:t>The decision to exclude elastic rope physics (inspired by Rusted Moss) was made due to difficulties in maintaining player control. This change improved precision but reduced movement variety.</w:t>
-      </w:r>
-    </w:p>
-    <w:p>
-      <w:r>
+        <w:t xml:space="preserve">The decision to exclude elastic rope physics (inspired by Rusted Moss) was made due to difficulties in </w:t>
+      </w:r>
+      <w:r>
+        <w:t>supporting</w:t>
+      </w:r>
+      <w:r>
+        <w:t xml:space="preserve"> player control. This change improved precision but reduced movement variety.</w:t>
+      </w:r>
+    </w:p>
+    <w:p>
+      <w:r>
+        <w:lastRenderedPageBreak/>
         <w:pict w14:anchorId="13CA8F93">
-          <v:rect id="_x0000_i1029" style="width:0;height:1.5pt" o:hralign="center" o:hrstd="t" o:hr="t" fillcolor="#a0a0a0" stroked="f"/>
+          <v:rect id="_x0000_i1115" style="width:0;height:1.5pt" o:hralign="center" o:hrstd="t" o:hr="t" fillcolor="#a0a0a0" stroked="f"/>
         </w:pict>
       </w:r>
     </w:p>
@@ -5721,9 +8410,11 @@
       <w:pPr>
         <w:pStyle w:val="Heading2"/>
       </w:pPr>
+      <w:bookmarkStart w:id="26" w:name="_Toc227766333"/>
       <w:r>
         <w:t>Testing</w:t>
       </w:r>
+      <w:bookmarkEnd w:id="26"/>
     </w:p>
     <w:p>
       <w:pPr>
@@ -5761,7 +8452,7 @@
     <w:p>
       <w:r>
         <w:pict w14:anchorId="5CF2A76F">
-          <v:rect id="_x0000_i1030" style="width:0;height:1.5pt" o:hralign="center" o:hrstd="t" o:hr="t" fillcolor="#a0a0a0" stroked="f"/>
+          <v:rect id="_x0000_i1116" style="width:0;height:1.5pt" o:hralign="center" o:hrstd="t" o:hr="t" fillcolor="#a0a0a0" stroked="f"/>
         </w:pict>
       </w:r>
     </w:p>
@@ -5817,7 +8508,6 @@
         <w:rPr>
           <w:rFonts w:ascii="Segoe UI Emoji" w:hAnsi="Segoe UI Emoji" w:cs="Segoe UI Emoji"/>
         </w:rPr>
-        <w:lastRenderedPageBreak/>
         <w:t>👉</w:t>
       </w:r>
       <w:r>
@@ -5839,11 +8529,11 @@
       <w:pPr>
         <w:pStyle w:val="Heading1"/>
       </w:pPr>
-      <w:bookmarkStart w:id="18" w:name="_Toc227247063"/>
+      <w:bookmarkStart w:id="27" w:name="_Toc227766334"/>
       <w:r>
         <w:t>Project Reflections</w:t>
       </w:r>
-      <w:bookmarkEnd w:id="18"/>
+      <w:bookmarkEnd w:id="27"/>
     </w:p>
     <w:p>
       <w:pPr>
@@ -6036,6 +8726,7 @@
     </w:p>
     <w:p>
       <w:r>
+        <w:lastRenderedPageBreak/>
         <w:t>This is the big upgrade.</w:t>
       </w:r>
     </w:p>
@@ -6085,7 +8776,13 @@
     </w:p>
     <w:p>
       <w:r>
-        <w:t>The difficulty in tuning the grappling physics aligns with existing research on player perception of “game feel,” where small inconsistencies can significantly impact user experience.</w:t>
+        <w:t xml:space="preserve">The difficulty in tuning the grappling physics aligns with existing research on player perception of “game feel,” where small inconsistencies can significantly </w:t>
+      </w:r>
+      <w:r>
+        <w:t>affect</w:t>
+      </w:r>
+      <w:r>
+        <w:t xml:space="preserve"> user experience.</w:t>
       </w:r>
     </w:p>
     <w:p/>
@@ -6116,7 +8813,6 @@
         </w:numPr>
       </w:pPr>
       <w:r>
-        <w:lastRenderedPageBreak/>
         <w:t xml:space="preserve">Be </w:t>
       </w:r>
       <w:r>
@@ -6165,7 +8861,13 @@
     </w:p>
     <w:p>
       <w:r>
-        <w:t>This is explicitly required:</w:t>
+        <w:t xml:space="preserve">This is explicitly </w:t>
+      </w:r>
+      <w:r>
+        <w:t>needed</w:t>
+      </w:r>
+      <w:r>
+        <w:t>:</w:t>
       </w:r>
     </w:p>
     <w:p>
@@ -6206,11 +8908,11 @@
       <w:pPr>
         <w:pStyle w:val="Heading1"/>
       </w:pPr>
-      <w:bookmarkStart w:id="19" w:name="_Toc227247064"/>
+      <w:bookmarkStart w:id="28" w:name="_Toc227766335"/>
       <w:r>
         <w:t>Conclusion</w:t>
       </w:r>
-      <w:bookmarkEnd w:id="19"/>
+      <w:bookmarkEnd w:id="28"/>
     </w:p>
     <w:p>
       <w:pPr>
@@ -6309,24 +9011,33 @@
       </w:r>
     </w:p>
     <w:p/>
+    <w:p/>
+    <w:p/>
     <w:p>
       <w:pPr>
         <w:pStyle w:val="Heading1"/>
       </w:pPr>
-      <w:bookmarkStart w:id="20" w:name="_Toc227247065"/>
-      <w:r>
+      <w:bookmarkStart w:id="29" w:name="_Toc227766336"/>
+      <w:r>
+        <w:lastRenderedPageBreak/>
         <w:t>References/Bibliography</w:t>
       </w:r>
-      <w:bookmarkEnd w:id="20"/>
+      <w:bookmarkEnd w:id="29"/>
     </w:p>
     <w:p>
       <w:pPr>
         <w:pStyle w:val="Heading3"/>
       </w:pPr>
-      <w:bookmarkStart w:id="21" w:name="_Epic_Games_Developer."/>
-      <w:bookmarkEnd w:id="21"/>
-      <w:r>
-        <w:lastRenderedPageBreak/>
+      <w:bookmarkStart w:id="30" w:name="_Epic_Games_Developer."/>
+      <w:bookmarkStart w:id="31" w:name="_Toc227766337"/>
+      <w:bookmarkEnd w:id="30"/>
+      <w:r>
+        <w:t>2D in Unreal Engine</w:t>
+      </w:r>
+      <w:bookmarkEnd w:id="31"/>
+    </w:p>
+    <w:p>
+      <w:r>
         <w:t>Epic Games Developer. (2026). </w:t>
       </w:r>
       <w:r>
@@ -6339,7 +9050,7 @@
       <w:r>
         <w:t xml:space="preserve">. [online] Available at: </w:t>
       </w:r>
-      <w:hyperlink r:id="rId14" w:history="1">
+      <w:hyperlink r:id="rId15" w:history="1">
         <w:r>
           <w:rPr>
             <w:rStyle w:val="Hyperlink"/>
@@ -6351,18 +9062,22 @@
         </w:r>
       </w:hyperlink>
       <w:r>
-        <w:t xml:space="preserve"> </w:t>
-      </w:r>
-      <w:r>
-        <w:t>[Accessed 20 Apr. 2026].</w:t>
+        <w:t xml:space="preserve"> [Accessed 20 Apr. 2026].</w:t>
       </w:r>
     </w:p>
     <w:p>
       <w:pPr>
         <w:pStyle w:val="Heading3"/>
       </w:pPr>
-      <w:bookmarkStart w:id="22" w:name="_Engine,_G._(n.d.)."/>
-      <w:bookmarkEnd w:id="22"/>
+      <w:bookmarkStart w:id="32" w:name="_Engine,_G._(n.d.)."/>
+      <w:bookmarkStart w:id="33" w:name="_Toc227766338"/>
+      <w:bookmarkEnd w:id="32"/>
+      <w:r>
+        <w:t>2D in Godot</w:t>
+      </w:r>
+      <w:bookmarkEnd w:id="33"/>
+    </w:p>
+    <w:p>
       <w:r>
         <w:rPr>
           <w:rFonts w:eastAsia="Times New Roman"/>
@@ -6383,7 +9098,7 @@
         </w:rPr>
         <w:t xml:space="preserve">. [online] Godot Engine. Available at: </w:t>
       </w:r>
-      <w:hyperlink r:id="rId15" w:history="1">
+      <w:hyperlink r:id="rId16" w:history="1">
         <w:r>
           <w:rPr>
             <w:rStyle w:val="Hyperlink"/>
@@ -6406,8 +9121,15 @@
       <w:pPr>
         <w:pStyle w:val="Heading3"/>
       </w:pPr>
-      <w:bookmarkStart w:id="23" w:name="_store.steampowered.com._(n.d.)._Hol"/>
-      <w:bookmarkEnd w:id="23"/>
+      <w:bookmarkStart w:id="34" w:name="_store.steampowered.com._(n.d.)._Hol"/>
+      <w:bookmarkStart w:id="35" w:name="_Toc227766339"/>
+      <w:bookmarkEnd w:id="34"/>
+      <w:r>
+        <w:t>Hollow Knight: Silksong</w:t>
+      </w:r>
+      <w:bookmarkEnd w:id="35"/>
+    </w:p>
+    <w:p>
       <w:r>
         <w:t>store.steampowered.com. (n.d.). </w:t>
       </w:r>
@@ -6421,7 +9143,7 @@
       <w:r>
         <w:t xml:space="preserve">. [online] Available at: </w:t>
       </w:r>
-      <w:hyperlink r:id="rId16" w:history="1">
+      <w:hyperlink r:id="rId17" w:history="1">
         <w:r>
           <w:rPr>
             <w:rStyle w:val="Hyperlink"/>
@@ -6440,8 +9162,15 @@
       <w:pPr>
         <w:pStyle w:val="Heading3"/>
       </w:pPr>
-      <w:bookmarkStart w:id="24" w:name="_Steampowered.com._(2019)._Rusted"/>
-      <w:bookmarkEnd w:id="24"/>
+      <w:bookmarkStart w:id="36" w:name="_Steampowered.com._(2019)._Rusted"/>
+      <w:bookmarkStart w:id="37" w:name="_Toc227766340"/>
+      <w:bookmarkEnd w:id="36"/>
+      <w:r>
+        <w:t>Rusted Moss</w:t>
+      </w:r>
+      <w:bookmarkEnd w:id="37"/>
+    </w:p>
+    <w:p>
       <w:r>
         <w:t>Steampowered.com. (2019). </w:t>
       </w:r>
@@ -6455,7 +9184,7 @@
       <w:r>
         <w:t xml:space="preserve">. [online] Available at: </w:t>
       </w:r>
-      <w:hyperlink r:id="rId17" w:history="1">
+      <w:hyperlink r:id="rId18" w:history="1">
         <w:r>
           <w:rPr>
             <w:rStyle w:val="Hyperlink"/>
@@ -6474,8 +9203,15 @@
       <w:pPr>
         <w:pStyle w:val="Heading3"/>
       </w:pPr>
-      <w:bookmarkStart w:id="25" w:name="_Steampowered.com._(2026)._Flinthook"/>
-      <w:bookmarkEnd w:id="25"/>
+      <w:bookmarkStart w:id="38" w:name="_Steampowered.com._(2026)._Flinthook"/>
+      <w:bookmarkStart w:id="39" w:name="_Toc227766341"/>
+      <w:bookmarkEnd w:id="38"/>
+      <w:r>
+        <w:t>Flinthook</w:t>
+      </w:r>
+      <w:bookmarkEnd w:id="39"/>
+    </w:p>
+    <w:p>
       <w:r>
         <w:t>Steampowered.com. (2026). </w:t>
       </w:r>
@@ -6489,7 +9225,7 @@
       <w:r>
         <w:t xml:space="preserve">. [online] Available at: </w:t>
       </w:r>
-      <w:hyperlink r:id="rId18" w:history="1">
+      <w:hyperlink r:id="rId19" w:history="1">
         <w:r>
           <w:rPr>
             <w:rStyle w:val="Hyperlink"/>
@@ -6505,8 +9241,56 @@
       <w:pPr>
         <w:pStyle w:val="Heading3"/>
       </w:pPr>
-      <w:bookmarkStart w:id="26" w:name="_Steampowered.com._(2017)._Cuphead"/>
-      <w:bookmarkEnd w:id="26"/>
+      <w:bookmarkStart w:id="40" w:name="_The_King’s_Bird"/>
+      <w:bookmarkStart w:id="41" w:name="_Toc227766342"/>
+      <w:bookmarkEnd w:id="40"/>
+      <w:r>
+        <w:t>The King’s Bird</w:t>
+      </w:r>
+      <w:bookmarkEnd w:id="41"/>
+    </w:p>
+    <w:p>
+      <w:r>
+        <w:t>Steampowered.com. (2026). </w:t>
+      </w:r>
+      <w:r>
+        <w:rPr>
+          <w:i/>
+          <w:iCs/>
+        </w:rPr>
+        <w:t>The King’s Bird on Steam</w:t>
+      </w:r>
+      <w:r>
+        <w:t xml:space="preserve">. [online] Available at: </w:t>
+      </w:r>
+      <w:hyperlink r:id="rId20" w:history="1">
+        <w:r>
+          <w:rPr>
+            <w:rStyle w:val="Hyperlink"/>
+          </w:rPr>
+          <w:t>https://store.steampowered.com/app/812550/The_Kings_Bird/</w:t>
+        </w:r>
+      </w:hyperlink>
+      <w:r>
+        <w:t xml:space="preserve"> </w:t>
+      </w:r>
+      <w:r>
+        <w:t>[Accessed 22 Apr. 2026].</w:t>
+      </w:r>
+    </w:p>
+    <w:p>
+      <w:pPr>
+        <w:pStyle w:val="Heading3"/>
+      </w:pPr>
+      <w:bookmarkStart w:id="42" w:name="_Steampowered.com._(2017)._Cuphead"/>
+      <w:bookmarkStart w:id="43" w:name="_Toc227766343"/>
+      <w:bookmarkEnd w:id="42"/>
+      <w:r>
+        <w:t>Cuphead</w:t>
+      </w:r>
+      <w:bookmarkEnd w:id="43"/>
+    </w:p>
+    <w:p>
       <w:r>
         <w:t>Steampowered.com. (2017). </w:t>
       </w:r>
@@ -6520,7 +9304,7 @@
       <w:r>
         <w:t xml:space="preserve">. [online] Available at: </w:t>
       </w:r>
-      <w:hyperlink r:id="rId19" w:history="1">
+      <w:hyperlink r:id="rId21" w:history="1">
         <w:r>
           <w:rPr>
             <w:rStyle w:val="Hyperlink"/>
@@ -6539,8 +9323,15 @@
       <w:pPr>
         <w:pStyle w:val="Heading3"/>
       </w:pPr>
-      <w:bookmarkStart w:id="27" w:name="_store.steampowered.com._(n.d.)._Sav"/>
-      <w:bookmarkEnd w:id="27"/>
+      <w:bookmarkStart w:id="44" w:name="_store.steampowered.com._(n.d.)._Sav"/>
+      <w:bookmarkStart w:id="45" w:name="_Toc227766344"/>
+      <w:bookmarkEnd w:id="44"/>
+      <w:r>
+        <w:t>Mega Man 11</w:t>
+      </w:r>
+      <w:bookmarkEnd w:id="45"/>
+    </w:p>
+    <w:p>
       <w:r>
         <w:t>store.steampowered.com. (n.d.). </w:t>
       </w:r>
@@ -6554,7 +9345,7 @@
       <w:r>
         <w:t xml:space="preserve">. [online] Available at: </w:t>
       </w:r>
-      <w:hyperlink r:id="rId20" w:history="1">
+      <w:hyperlink r:id="rId22" w:history="1">
         <w:r>
           <w:rPr>
             <w:rStyle w:val="Hyperlink"/>
@@ -6573,8 +9364,15 @@
       <w:pPr>
         <w:pStyle w:val="Heading3"/>
       </w:pPr>
-      <w:bookmarkStart w:id="28" w:name="_Yu,_J._(2025)."/>
-      <w:bookmarkEnd w:id="28"/>
+      <w:bookmarkStart w:id="46" w:name="_Yu,_J._(2025)."/>
+      <w:bookmarkStart w:id="47" w:name="_Toc227766345"/>
+      <w:bookmarkEnd w:id="46"/>
+      <w:r>
+        <w:t>Using the Clawline in Hollow Knight Silksong</w:t>
+      </w:r>
+      <w:bookmarkEnd w:id="47"/>
+    </w:p>
+    <w:p>
       <w:r>
         <w:t>Yu, J. (2025). </w:t>
       </w:r>
@@ -6588,7 +9386,7 @@
       <w:r>
         <w:t xml:space="preserve">. [online] Polygon.com. Available at: </w:t>
       </w:r>
-      <w:hyperlink r:id="rId21" w:history="1">
+      <w:hyperlink r:id="rId23" w:history="1">
         <w:r>
           <w:rPr>
             <w:rStyle w:val="Hyperlink"/>
@@ -6610,8 +9408,16 @@
       <w:pPr>
         <w:pStyle w:val="Heading3"/>
       </w:pPr>
-      <w:bookmarkStart w:id="29" w:name="_Fajardo,_M._(2018)."/>
-      <w:bookmarkEnd w:id="29"/>
+      <w:bookmarkStart w:id="48" w:name="_Fajardo,_M._(2018)."/>
+      <w:bookmarkStart w:id="49" w:name="_Toc227766346"/>
+      <w:bookmarkEnd w:id="48"/>
+      <w:r>
+        <w:lastRenderedPageBreak/>
+        <w:t>Level select in Mega Man 11</w:t>
+      </w:r>
+      <w:bookmarkEnd w:id="49"/>
+    </w:p>
+    <w:p>
       <w:r>
         <w:t>Fajardo, M. (2018). </w:t>
       </w:r>
@@ -6625,7 +9431,7 @@
       <w:r>
         <w:t xml:space="preserve">. [online] Just Push Start. Available at: </w:t>
       </w:r>
-      <w:hyperlink r:id="rId22" w:history="1">
+      <w:hyperlink r:id="rId24" w:history="1">
         <w:r>
           <w:rPr>
             <w:rStyle w:val="Hyperlink"/>
@@ -6647,8 +9453,15 @@
       <w:pPr>
         <w:pStyle w:val="Heading3"/>
       </w:pPr>
-      <w:bookmarkStart w:id="30" w:name="_Wolens,_J._(2025)."/>
-      <w:bookmarkEnd w:id="30"/>
+      <w:bookmarkStart w:id="50" w:name="_Wolens,_J._(2025)."/>
+      <w:bookmarkStart w:id="51" w:name="_Toc227766347"/>
+      <w:bookmarkEnd w:id="50"/>
+      <w:r>
+        <w:t>Steam’s player base</w:t>
+      </w:r>
+      <w:bookmarkEnd w:id="51"/>
+    </w:p>
+    <w:p>
       <w:r>
         <w:t>Wolens, J. (2025). </w:t>
       </w:r>
@@ -6662,7 +9475,7 @@
       <w:r>
         <w:t xml:space="preserve">. [online] PC Gamer. Available at: </w:t>
       </w:r>
-      <w:hyperlink r:id="rId23" w:history="1">
+      <w:hyperlink r:id="rId25" w:history="1">
         <w:r>
           <w:rPr>
             <w:rStyle w:val="Hyperlink"/>
@@ -6681,14 +9494,21 @@
       <w:pPr>
         <w:pStyle w:val="Heading3"/>
       </w:pPr>
-      <w:bookmarkStart w:id="31" w:name="_Steamworks_(2019)._Steamworks"/>
-      <w:bookmarkEnd w:id="31"/>
+      <w:bookmarkStart w:id="52" w:name="_Steamworks_(2019)._Steamworks"/>
+      <w:bookmarkEnd w:id="52"/>
       <w:r>
         <w:rPr>
           <w:vertAlign w:val="superscript"/>
         </w:rPr>
         <w:t xml:space="preserve"> </w:t>
       </w:r>
+      <w:bookmarkStart w:id="53" w:name="_Toc227766348"/>
+      <w:r>
+        <w:t>Steam Partner Program</w:t>
+      </w:r>
+      <w:bookmarkEnd w:id="53"/>
+    </w:p>
+    <w:p>
       <w:r>
         <w:t>Steamworks (2019). </w:t>
       </w:r>
@@ -6702,7 +9522,7 @@
       <w:r>
         <w:t xml:space="preserve">. [online] Steamgames.com. Available at: </w:t>
       </w:r>
-      <w:hyperlink r:id="rId24" w:history="1">
+      <w:hyperlink r:id="rId26" w:history="1">
         <w:r>
           <w:rPr>
             <w:rStyle w:val="Hyperlink"/>
@@ -6721,8 +9541,15 @@
       <w:pPr>
         <w:pStyle w:val="Heading3"/>
       </w:pPr>
-      <w:bookmarkStart w:id="32" w:name="_Unity._(2025)._Unity"/>
-      <w:bookmarkEnd w:id="32"/>
+      <w:bookmarkStart w:id="54" w:name="_Unity._(2025)._Unity"/>
+      <w:bookmarkStart w:id="55" w:name="_Toc227766349"/>
+      <w:bookmarkEnd w:id="54"/>
+      <w:r>
+        <w:t>Unity Pricing</w:t>
+      </w:r>
+      <w:bookmarkEnd w:id="55"/>
+    </w:p>
+    <w:p>
       <w:r>
         <w:t>Unity. (2025). </w:t>
       </w:r>
@@ -6736,7 +9563,7 @@
       <w:r>
         <w:t xml:space="preserve">. [online] Available at: </w:t>
       </w:r>
-      <w:hyperlink r:id="rId25" w:history="1">
+      <w:hyperlink r:id="rId27" w:history="1">
         <w:r>
           <w:rPr>
             <w:rStyle w:val="Hyperlink"/>
@@ -6758,8 +9585,15 @@
       <w:pPr>
         <w:pStyle w:val="Heading3"/>
       </w:pPr>
-      <w:bookmarkStart w:id="33" w:name="_PEGI_(2017)._What"/>
-      <w:bookmarkEnd w:id="33"/>
+      <w:bookmarkStart w:id="56" w:name="_PEGI_(2017)._What"/>
+      <w:bookmarkStart w:id="57" w:name="_Toc227766350"/>
+      <w:bookmarkEnd w:id="56"/>
+      <w:r>
+        <w:t>PEGI ratings</w:t>
+      </w:r>
+      <w:bookmarkEnd w:id="57"/>
+    </w:p>
+    <w:p>
       <w:r>
         <w:t>PEGI (2017). </w:t>
       </w:r>
@@ -6773,7 +9607,7 @@
       <w:r>
         <w:t xml:space="preserve">. [online] Pegi.info. Available at: </w:t>
       </w:r>
-      <w:hyperlink r:id="rId26" w:history="1">
+      <w:hyperlink r:id="rId28" w:history="1">
         <w:r>
           <w:rPr>
             <w:rStyle w:val="Hyperlink"/>
@@ -6792,10 +9626,16 @@
       <w:pPr>
         <w:pStyle w:val="Heading3"/>
       </w:pPr>
-      <w:bookmarkStart w:id="34" w:name="_www.piskelapp.com._(n.d.)._Piskel"/>
-      <w:bookmarkEnd w:id="34"/>
-      <w:r>
-        <w:lastRenderedPageBreak/>
+      <w:bookmarkStart w:id="58" w:name="_www.piskelapp.com._(n.d.)._Piskel"/>
+      <w:bookmarkStart w:id="59" w:name="_Toc227766351"/>
+      <w:bookmarkEnd w:id="58"/>
+      <w:r>
+        <w:t>Piskel</w:t>
+      </w:r>
+      <w:bookmarkEnd w:id="59"/>
+    </w:p>
+    <w:p>
+      <w:r>
         <w:t>www.piskelapp.com. (n.d.). </w:t>
       </w:r>
       <w:r>
@@ -6808,7 +9648,7 @@
       <w:r>
         <w:t xml:space="preserve">. [online] Available at: </w:t>
       </w:r>
-      <w:hyperlink r:id="rId27" w:history="1">
+      <w:hyperlink r:id="rId29" w:history="1">
         <w:r>
           <w:rPr>
             <w:rStyle w:val="Hyperlink"/>
@@ -6848,19 +9688,24 @@
       <w:pPr>
         <w:pStyle w:val="Heading1"/>
       </w:pPr>
-      <w:bookmarkStart w:id="35" w:name="_Toc227247066"/>
+      <w:bookmarkStart w:id="60" w:name="_Toc227766352"/>
       <w:r>
         <w:t>Appendices</w:t>
       </w:r>
-      <w:bookmarkEnd w:id="35"/>
+      <w:bookmarkEnd w:id="60"/>
     </w:p>
     <w:p>
       <w:pPr>
         <w:pStyle w:val="Heading2"/>
       </w:pPr>
       <w:r>
-        <w:t xml:space="preserve"> User Guide</w:t>
-      </w:r>
+        <w:t xml:space="preserve"> </w:t>
+      </w:r>
+      <w:bookmarkStart w:id="61" w:name="_Toc227766353"/>
+      <w:r>
+        <w:t>User Guide</w:t>
+      </w:r>
+      <w:bookmarkEnd w:id="61"/>
     </w:p>
     <w:p/>
     <w:p>
@@ -6870,9 +9715,11 @@
       <w:r>
         <w:t xml:space="preserve"> </w:t>
       </w:r>
+      <w:bookmarkStart w:id="62" w:name="_Toc227766354"/>
       <w:r>
         <w:t>Project Planning &amp; Agile Evidence</w:t>
       </w:r>
+      <w:bookmarkEnd w:id="62"/>
     </w:p>
     <w:p>
       <w:r>
@@ -6921,6 +9768,7 @@
         </w:numPr>
       </w:pPr>
       <w:r>
+        <w:lastRenderedPageBreak/>
         <w:t xml:space="preserve">Task boards (e.g., screenshots from Trello/Jira) </w:t>
       </w:r>
     </w:p>
@@ -7003,9 +9851,11 @@
       <w:r>
         <w:t xml:space="preserve"> </w:t>
       </w:r>
+      <w:bookmarkStart w:id="63" w:name="_Toc227766355"/>
       <w:r>
         <w:t>Technical Design &amp; Architecture</w:t>
       </w:r>
+      <w:bookmarkEnd w:id="63"/>
     </w:p>
     <w:p>
       <w:r>
@@ -7110,12 +9960,13 @@
         <w:pStyle w:val="Heading2"/>
       </w:pPr>
       <w:r>
-        <w:lastRenderedPageBreak/>
         <w:t xml:space="preserve"> </w:t>
       </w:r>
+      <w:bookmarkStart w:id="64" w:name="_Toc227766356"/>
       <w:r>
         <w:t>Code Samples</w:t>
       </w:r>
+      <w:bookmarkEnd w:id="64"/>
     </w:p>
     <w:p>
       <w:r>
@@ -7245,12 +10096,409 @@
         <w:pStyle w:val="Heading2"/>
       </w:pPr>
       <w:r>
+        <w:lastRenderedPageBreak/>
         <w:t xml:space="preserve"> </w:t>
       </w:r>
+      <w:bookmarkStart w:id="65" w:name="_Toc227766357"/>
       <w:r>
         <w:t>Testing Documentation</w:t>
       </w:r>
-    </w:p>
+      <w:bookmarkEnd w:id="65"/>
+    </w:p>
+    <w:p>
+      <w:r>
+        <w:drawing>
+          <wp:inline distT="0" distB="0" distL="0" distR="0" wp14:anchorId="68106DFF" wp14:editId="496E3BB0">
+            <wp:extent cx="5731510" cy="2033905"/>
+            <wp:effectExtent l="0" t="0" r="2540" b="4445"/>
+            <wp:docPr id="1678418238" name="Picture 1"/>
+            <wp:cNvGraphicFramePr>
+              <a:graphicFrameLocks xmlns:a="http://schemas.openxmlformats.org/drawingml/2006/main" noChangeAspect="1"/>
+            </wp:cNvGraphicFramePr>
+            <a:graphic xmlns:a="http://schemas.openxmlformats.org/drawingml/2006/main">
+              <a:graphicData uri="http://schemas.openxmlformats.org/drawingml/2006/picture">
+                <pic:pic xmlns:pic="http://schemas.openxmlformats.org/drawingml/2006/picture">
+                  <pic:nvPicPr>
+                    <pic:cNvPr id="1678418238" name=""/>
+                    <pic:cNvPicPr/>
+                  </pic:nvPicPr>
+                  <pic:blipFill>
+                    <a:blip r:embed="rId30"/>
+                    <a:stretch>
+                      <a:fillRect/>
+                    </a:stretch>
+                  </pic:blipFill>
+                  <pic:spPr>
+                    <a:xfrm>
+                      <a:off x="0" y="0"/>
+                      <a:ext cx="5731510" cy="2033905"/>
+                    </a:xfrm>
+                    <a:prstGeom prst="rect">
+                      <a:avLst/>
+                    </a:prstGeom>
+                  </pic:spPr>
+                </pic:pic>
+              </a:graphicData>
+            </a:graphic>
+          </wp:inline>
+        </w:drawing>
+      </w:r>
+    </w:p>
+    <w:p>
+      <w:r>
+        <w:drawing>
+          <wp:inline distT="0" distB="0" distL="0" distR="0" wp14:anchorId="4481CDF3" wp14:editId="1C1963FD">
+            <wp:extent cx="5731510" cy="2047875"/>
+            <wp:effectExtent l="0" t="0" r="2540" b="9525"/>
+            <wp:docPr id="1886723457" name="Picture 1"/>
+            <wp:cNvGraphicFramePr>
+              <a:graphicFrameLocks xmlns:a="http://schemas.openxmlformats.org/drawingml/2006/main" noChangeAspect="1"/>
+            </wp:cNvGraphicFramePr>
+            <a:graphic xmlns:a="http://schemas.openxmlformats.org/drawingml/2006/main">
+              <a:graphicData uri="http://schemas.openxmlformats.org/drawingml/2006/picture">
+                <pic:pic xmlns:pic="http://schemas.openxmlformats.org/drawingml/2006/picture">
+                  <pic:nvPicPr>
+                    <pic:cNvPr id="1886723457" name=""/>
+                    <pic:cNvPicPr/>
+                  </pic:nvPicPr>
+                  <pic:blipFill>
+                    <a:blip r:embed="rId31"/>
+                    <a:stretch>
+                      <a:fillRect/>
+                    </a:stretch>
+                  </pic:blipFill>
+                  <pic:spPr>
+                    <a:xfrm>
+                      <a:off x="0" y="0"/>
+                      <a:ext cx="5731510" cy="2047875"/>
+                    </a:xfrm>
+                    <a:prstGeom prst="rect">
+                      <a:avLst/>
+                    </a:prstGeom>
+                  </pic:spPr>
+                </pic:pic>
+              </a:graphicData>
+            </a:graphic>
+          </wp:inline>
+        </w:drawing>
+      </w:r>
+    </w:p>
+    <w:p>
+      <w:r>
+        <w:drawing>
+          <wp:inline distT="0" distB="0" distL="0" distR="0" wp14:anchorId="38CEEA86" wp14:editId="4E12571C">
+            <wp:extent cx="5731510" cy="2057400"/>
+            <wp:effectExtent l="0" t="0" r="2540" b="0"/>
+            <wp:docPr id="351131663" name="Picture 1"/>
+            <wp:cNvGraphicFramePr>
+              <a:graphicFrameLocks xmlns:a="http://schemas.openxmlformats.org/drawingml/2006/main" noChangeAspect="1"/>
+            </wp:cNvGraphicFramePr>
+            <a:graphic xmlns:a="http://schemas.openxmlformats.org/drawingml/2006/main">
+              <a:graphicData uri="http://schemas.openxmlformats.org/drawingml/2006/picture">
+                <pic:pic xmlns:pic="http://schemas.openxmlformats.org/drawingml/2006/picture">
+                  <pic:nvPicPr>
+                    <pic:cNvPr id="351131663" name=""/>
+                    <pic:cNvPicPr/>
+                  </pic:nvPicPr>
+                  <pic:blipFill>
+                    <a:blip r:embed="rId32"/>
+                    <a:stretch>
+                      <a:fillRect/>
+                    </a:stretch>
+                  </pic:blipFill>
+                  <pic:spPr>
+                    <a:xfrm>
+                      <a:off x="0" y="0"/>
+                      <a:ext cx="5731510" cy="2057400"/>
+                    </a:xfrm>
+                    <a:prstGeom prst="rect">
+                      <a:avLst/>
+                    </a:prstGeom>
+                  </pic:spPr>
+                </pic:pic>
+              </a:graphicData>
+            </a:graphic>
+          </wp:inline>
+        </w:drawing>
+      </w:r>
+    </w:p>
+    <w:p>
+      <w:r>
+        <w:lastRenderedPageBreak/>
+        <w:drawing>
+          <wp:inline distT="0" distB="0" distL="0" distR="0" wp14:anchorId="29FFA714" wp14:editId="345541D3">
+            <wp:extent cx="5731510" cy="2629535"/>
+            <wp:effectExtent l="0" t="0" r="2540" b="0"/>
+            <wp:docPr id="1782147628" name="Picture 1"/>
+            <wp:cNvGraphicFramePr>
+              <a:graphicFrameLocks xmlns:a="http://schemas.openxmlformats.org/drawingml/2006/main" noChangeAspect="1"/>
+            </wp:cNvGraphicFramePr>
+            <a:graphic xmlns:a="http://schemas.openxmlformats.org/drawingml/2006/main">
+              <a:graphicData uri="http://schemas.openxmlformats.org/drawingml/2006/picture">
+                <pic:pic xmlns:pic="http://schemas.openxmlformats.org/drawingml/2006/picture">
+                  <pic:nvPicPr>
+                    <pic:cNvPr id="1782147628" name=""/>
+                    <pic:cNvPicPr/>
+                  </pic:nvPicPr>
+                  <pic:blipFill>
+                    <a:blip r:embed="rId33"/>
+                    <a:stretch>
+                      <a:fillRect/>
+                    </a:stretch>
+                  </pic:blipFill>
+                  <pic:spPr>
+                    <a:xfrm>
+                      <a:off x="0" y="0"/>
+                      <a:ext cx="5731510" cy="2629535"/>
+                    </a:xfrm>
+                    <a:prstGeom prst="rect">
+                      <a:avLst/>
+                    </a:prstGeom>
+                  </pic:spPr>
+                </pic:pic>
+              </a:graphicData>
+            </a:graphic>
+          </wp:inline>
+        </w:drawing>
+      </w:r>
+    </w:p>
+    <w:p>
+      <w:r>
+        <w:drawing>
+          <wp:inline distT="0" distB="0" distL="0" distR="0" wp14:anchorId="0D3A5280" wp14:editId="110E0F3A">
+            <wp:extent cx="5731510" cy="1873885"/>
+            <wp:effectExtent l="0" t="0" r="2540" b="0"/>
+            <wp:docPr id="1337132637" name="Picture 1"/>
+            <wp:cNvGraphicFramePr>
+              <a:graphicFrameLocks xmlns:a="http://schemas.openxmlformats.org/drawingml/2006/main" noChangeAspect="1"/>
+            </wp:cNvGraphicFramePr>
+            <a:graphic xmlns:a="http://schemas.openxmlformats.org/drawingml/2006/main">
+              <a:graphicData uri="http://schemas.openxmlformats.org/drawingml/2006/picture">
+                <pic:pic xmlns:pic="http://schemas.openxmlformats.org/drawingml/2006/picture">
+                  <pic:nvPicPr>
+                    <pic:cNvPr id="1337132637" name=""/>
+                    <pic:cNvPicPr/>
+                  </pic:nvPicPr>
+                  <pic:blipFill>
+                    <a:blip r:embed="rId34"/>
+                    <a:stretch>
+                      <a:fillRect/>
+                    </a:stretch>
+                  </pic:blipFill>
+                  <pic:spPr>
+                    <a:xfrm>
+                      <a:off x="0" y="0"/>
+                      <a:ext cx="5731510" cy="1873885"/>
+                    </a:xfrm>
+                    <a:prstGeom prst="rect">
+                      <a:avLst/>
+                    </a:prstGeom>
+                  </pic:spPr>
+                </pic:pic>
+              </a:graphicData>
+            </a:graphic>
+          </wp:inline>
+        </w:drawing>
+      </w:r>
+    </w:p>
+    <w:p>
+      <w:r>
+        <w:drawing>
+          <wp:inline distT="0" distB="0" distL="0" distR="0" wp14:anchorId="46CA63A2" wp14:editId="6E146B88">
+            <wp:extent cx="5731510" cy="1839595"/>
+            <wp:effectExtent l="0" t="0" r="2540" b="8255"/>
+            <wp:docPr id="769866180" name="Picture 1"/>
+            <wp:cNvGraphicFramePr>
+              <a:graphicFrameLocks xmlns:a="http://schemas.openxmlformats.org/drawingml/2006/main" noChangeAspect="1"/>
+            </wp:cNvGraphicFramePr>
+            <a:graphic xmlns:a="http://schemas.openxmlformats.org/drawingml/2006/main">
+              <a:graphicData uri="http://schemas.openxmlformats.org/drawingml/2006/picture">
+                <pic:pic xmlns:pic="http://schemas.openxmlformats.org/drawingml/2006/picture">
+                  <pic:nvPicPr>
+                    <pic:cNvPr id="769866180" name=""/>
+                    <pic:cNvPicPr/>
+                  </pic:nvPicPr>
+                  <pic:blipFill>
+                    <a:blip r:embed="rId35"/>
+                    <a:stretch>
+                      <a:fillRect/>
+                    </a:stretch>
+                  </pic:blipFill>
+                  <pic:spPr>
+                    <a:xfrm>
+                      <a:off x="0" y="0"/>
+                      <a:ext cx="5731510" cy="1839595"/>
+                    </a:xfrm>
+                    <a:prstGeom prst="rect">
+                      <a:avLst/>
+                    </a:prstGeom>
+                  </pic:spPr>
+                </pic:pic>
+              </a:graphicData>
+            </a:graphic>
+          </wp:inline>
+        </w:drawing>
+      </w:r>
+    </w:p>
+    <w:p>
+      <w:r>
+        <w:lastRenderedPageBreak/>
+        <w:drawing>
+          <wp:inline distT="0" distB="0" distL="0" distR="0" wp14:anchorId="0CDF009C" wp14:editId="15F95201">
+            <wp:extent cx="5731510" cy="4093210"/>
+            <wp:effectExtent l="0" t="0" r="2540" b="2540"/>
+            <wp:docPr id="1427130980" name="Picture 1"/>
+            <wp:cNvGraphicFramePr>
+              <a:graphicFrameLocks xmlns:a="http://schemas.openxmlformats.org/drawingml/2006/main" noChangeAspect="1"/>
+            </wp:cNvGraphicFramePr>
+            <a:graphic xmlns:a="http://schemas.openxmlformats.org/drawingml/2006/main">
+              <a:graphicData uri="http://schemas.openxmlformats.org/drawingml/2006/picture">
+                <pic:pic xmlns:pic="http://schemas.openxmlformats.org/drawingml/2006/picture">
+                  <pic:nvPicPr>
+                    <pic:cNvPr id="1427130980" name=""/>
+                    <pic:cNvPicPr/>
+                  </pic:nvPicPr>
+                  <pic:blipFill>
+                    <a:blip r:embed="rId36"/>
+                    <a:stretch>
+                      <a:fillRect/>
+                    </a:stretch>
+                  </pic:blipFill>
+                  <pic:spPr>
+                    <a:xfrm>
+                      <a:off x="0" y="0"/>
+                      <a:ext cx="5731510" cy="4093210"/>
+                    </a:xfrm>
+                    <a:prstGeom prst="rect">
+                      <a:avLst/>
+                    </a:prstGeom>
+                  </pic:spPr>
+                </pic:pic>
+              </a:graphicData>
+            </a:graphic>
+          </wp:inline>
+        </w:drawing>
+      </w:r>
+    </w:p>
+    <w:p>
+      <w:r>
+        <w:drawing>
+          <wp:inline distT="0" distB="0" distL="0" distR="0" wp14:anchorId="1B069DC7" wp14:editId="55D57F3D">
+            <wp:extent cx="5731510" cy="3386455"/>
+            <wp:effectExtent l="0" t="0" r="2540" b="4445"/>
+            <wp:docPr id="2039870078" name="Picture 1"/>
+            <wp:cNvGraphicFramePr>
+              <a:graphicFrameLocks xmlns:a="http://schemas.openxmlformats.org/drawingml/2006/main" noChangeAspect="1"/>
+            </wp:cNvGraphicFramePr>
+            <a:graphic xmlns:a="http://schemas.openxmlformats.org/drawingml/2006/main">
+              <a:graphicData uri="http://schemas.openxmlformats.org/drawingml/2006/picture">
+                <pic:pic xmlns:pic="http://schemas.openxmlformats.org/drawingml/2006/picture">
+                  <pic:nvPicPr>
+                    <pic:cNvPr id="2039870078" name=""/>
+                    <pic:cNvPicPr/>
+                  </pic:nvPicPr>
+                  <pic:blipFill>
+                    <a:blip r:embed="rId37"/>
+                    <a:stretch>
+                      <a:fillRect/>
+                    </a:stretch>
+                  </pic:blipFill>
+                  <pic:spPr>
+                    <a:xfrm>
+                      <a:off x="0" y="0"/>
+                      <a:ext cx="5731510" cy="3386455"/>
+                    </a:xfrm>
+                    <a:prstGeom prst="rect">
+                      <a:avLst/>
+                    </a:prstGeom>
+                  </pic:spPr>
+                </pic:pic>
+              </a:graphicData>
+            </a:graphic>
+          </wp:inline>
+        </w:drawing>
+      </w:r>
+    </w:p>
+    <w:p>
+      <w:r>
+        <w:lastRenderedPageBreak/>
+        <w:drawing>
+          <wp:inline distT="0" distB="0" distL="0" distR="0" wp14:anchorId="18E3E903" wp14:editId="7D78C712">
+            <wp:extent cx="5731510" cy="2765425"/>
+            <wp:effectExtent l="0" t="0" r="2540" b="0"/>
+            <wp:docPr id="1873176812" name="Picture 1"/>
+            <wp:cNvGraphicFramePr>
+              <a:graphicFrameLocks xmlns:a="http://schemas.openxmlformats.org/drawingml/2006/main" noChangeAspect="1"/>
+            </wp:cNvGraphicFramePr>
+            <a:graphic xmlns:a="http://schemas.openxmlformats.org/drawingml/2006/main">
+              <a:graphicData uri="http://schemas.openxmlformats.org/drawingml/2006/picture">
+                <pic:pic xmlns:pic="http://schemas.openxmlformats.org/drawingml/2006/picture">
+                  <pic:nvPicPr>
+                    <pic:cNvPr id="1873176812" name=""/>
+                    <pic:cNvPicPr/>
+                  </pic:nvPicPr>
+                  <pic:blipFill>
+                    <a:blip r:embed="rId38"/>
+                    <a:stretch>
+                      <a:fillRect/>
+                    </a:stretch>
+                  </pic:blipFill>
+                  <pic:spPr>
+                    <a:xfrm>
+                      <a:off x="0" y="0"/>
+                      <a:ext cx="5731510" cy="2765425"/>
+                    </a:xfrm>
+                    <a:prstGeom prst="rect">
+                      <a:avLst/>
+                    </a:prstGeom>
+                  </pic:spPr>
+                </pic:pic>
+              </a:graphicData>
+            </a:graphic>
+          </wp:inline>
+        </w:drawing>
+      </w:r>
+    </w:p>
+    <w:p>
+      <w:r>
+        <w:drawing>
+          <wp:inline distT="0" distB="0" distL="0" distR="0" wp14:anchorId="35C40073" wp14:editId="1199FF13">
+            <wp:extent cx="5731510" cy="3808730"/>
+            <wp:effectExtent l="0" t="0" r="2540" b="1270"/>
+            <wp:docPr id="360553911" name="Picture 1"/>
+            <wp:cNvGraphicFramePr>
+              <a:graphicFrameLocks xmlns:a="http://schemas.openxmlformats.org/drawingml/2006/main" noChangeAspect="1"/>
+            </wp:cNvGraphicFramePr>
+            <a:graphic xmlns:a="http://schemas.openxmlformats.org/drawingml/2006/main">
+              <a:graphicData uri="http://schemas.openxmlformats.org/drawingml/2006/picture">
+                <pic:pic xmlns:pic="http://schemas.openxmlformats.org/drawingml/2006/picture">
+                  <pic:nvPicPr>
+                    <pic:cNvPr id="360553911" name=""/>
+                    <pic:cNvPicPr/>
+                  </pic:nvPicPr>
+                  <pic:blipFill>
+                    <a:blip r:embed="rId39"/>
+                    <a:stretch>
+                      <a:fillRect/>
+                    </a:stretch>
+                  </pic:blipFill>
+                  <pic:spPr>
+                    <a:xfrm>
+                      <a:off x="0" y="0"/>
+                      <a:ext cx="5731510" cy="3808730"/>
+                    </a:xfrm>
+                    <a:prstGeom prst="rect">
+                      <a:avLst/>
+                    </a:prstGeom>
+                  </pic:spPr>
+                </pic:pic>
+              </a:graphicData>
+            </a:graphic>
+          </wp:inline>
+        </w:drawing>
+      </w:r>
+    </w:p>
+    <w:p/>
     <w:p>
       <w:r>
         <w:t xml:space="preserve">Supports: </w:t>
@@ -7314,6 +10562,7 @@
     </w:p>
     <w:p>
       <w:r>
+        <w:lastRenderedPageBreak/>
         <w:t>Example:</w:t>
       </w:r>
     </w:p>
@@ -7336,9 +10585,11 @@
       <w:r>
         <w:t xml:space="preserve"> </w:t>
       </w:r>
+      <w:bookmarkStart w:id="66" w:name="_Toc227766358"/>
       <w:r>
         <w:t>User Testing / Feedback</w:t>
       </w:r>
+      <w:bookmarkEnd w:id="66"/>
     </w:p>
     <w:p>
       <w:r>
@@ -7392,7 +10643,6 @@
     </w:p>
     <w:p>
       <w:r>
-        <w:lastRenderedPageBreak/>
         <w:t>This is especially strong if you:</w:t>
       </w:r>
     </w:p>
@@ -7421,93 +10671,63 @@
       <w:r>
         <w:t xml:space="preserve"> </w:t>
       </w:r>
+      <w:bookmarkStart w:id="67" w:name="_Toc227766359"/>
       <w:r>
         <w:t>Asset &amp; Resource List</w:t>
       </w:r>
-    </w:p>
-    <w:p>
-      <w:r>
-        <w:t xml:space="preserve">Supports: </w:t>
-      </w:r>
-      <w:r>
-        <w:rPr>
-          <w:i/>
-          <w:iCs/>
-        </w:rPr>
-        <w:t>LSEP (legal/professional issues)</w:t>
-      </w:r>
-    </w:p>
-    <w:p>
-      <w:r>
-        <w:t>Include:</w:t>
-      </w:r>
-    </w:p>
-    <w:p>
-      <w:pPr>
-        <w:numPr>
-          <w:ilvl w:val="0"/>
-          <w:numId w:val="52"/>
-        </w:numPr>
-      </w:pPr>
-      <w:r>
-        <w:t xml:space="preserve">All assets used: </w:t>
-      </w:r>
-    </w:p>
-    <w:p>
-      <w:pPr>
-        <w:numPr>
-          <w:ilvl w:val="1"/>
-          <w:numId w:val="52"/>
-        </w:numPr>
-      </w:pPr>
-      <w:r>
-        <w:t xml:space="preserve">Sprites </w:t>
-      </w:r>
-    </w:p>
-    <w:p>
-      <w:pPr>
-        <w:numPr>
-          <w:ilvl w:val="1"/>
-          <w:numId w:val="52"/>
-        </w:numPr>
-      </w:pPr>
-      <w:r>
-        <w:t xml:space="preserve">Audio </w:t>
-      </w:r>
-    </w:p>
-    <w:p>
-      <w:pPr>
-        <w:numPr>
-          <w:ilvl w:val="1"/>
-          <w:numId w:val="52"/>
-        </w:numPr>
-      </w:pPr>
-      <w:r>
-        <w:t xml:space="preserve">Fonts </w:t>
-      </w:r>
-    </w:p>
-    <w:p>
-      <w:pPr>
-        <w:numPr>
-          <w:ilvl w:val="0"/>
-          <w:numId w:val="52"/>
-        </w:numPr>
-      </w:pPr>
-      <w:r>
-        <w:t xml:space="preserve">Sources and licenses </w:t>
-      </w:r>
-    </w:p>
-    <w:p>
-      <w:r>
-        <w:rPr>
-          <w:b/>
-          <w:bCs/>
-        </w:rPr>
-        <w:t>This is crucial</w:t>
-      </w:r>
-      <w:r>
-        <w:t xml:space="preserve"> for copyright marks.</w:t>
-      </w:r>
+      <w:bookmarkEnd w:id="67"/>
+    </w:p>
+    <w:p>
+      <w:r>
+        <w:t xml:space="preserve">Background of level one and two, UnderWater Diving made by Ansimuz found on the Unity Asset Store: </w:t>
+      </w:r>
+      <w:hyperlink r:id="rId40" w:history="1">
+        <w:r>
+          <w:rPr>
+            <w:rStyle w:val="Hyperlink"/>
+          </w:rPr>
+          <w:t>https://assetstore.unity.com/packages/2d/environments/underwater-diving-94029</w:t>
+        </w:r>
+      </w:hyperlink>
+    </w:p>
+    <w:p>
+      <w:r>
+        <w:t xml:space="preserve">Tileset used in level one, SpearFishing asset pack made by Szym found on itch.io: </w:t>
+      </w:r>
+      <w:hyperlink r:id="rId41" w:history="1">
+        <w:r>
+          <w:rPr>
+            <w:rStyle w:val="Hyperlink"/>
+          </w:rPr>
+          <w:t>https://nszym.itch.io/spearfishing-assets-pack</w:t>
+        </w:r>
+      </w:hyperlink>
+    </w:p>
+    <w:p>
+      <w:r>
+        <w:t xml:space="preserve">Background of main menu, Parallax Backgrounds: Dock made by Admurin found on itch.io: </w:t>
+      </w:r>
+      <w:hyperlink r:id="rId42" w:history="1">
+        <w:r>
+          <w:rPr>
+            <w:rStyle w:val="Hyperlink"/>
+          </w:rPr>
+          <w:t>https://admurin.itch.io/parallax-backgrounds-dock</w:t>
+        </w:r>
+      </w:hyperlink>
+    </w:p>
+    <w:p>
+      <w:r>
+        <w:t xml:space="preserve">Font for title on main menu, Zain Fishing Hooks Font uploaded by audreanne87 on font.download: </w:t>
+      </w:r>
+      <w:hyperlink r:id="rId43" w:history="1">
+        <w:r>
+          <w:rPr>
+            <w:rStyle w:val="Hyperlink"/>
+          </w:rPr>
+          <w:t>https://font.download/font/zain-fishing-hooks</w:t>
+        </w:r>
+      </w:hyperlink>
     </w:p>
     <w:p/>
     <w:p>
@@ -7517,83 +10737,492 @@
       <w:r>
         <w:t xml:space="preserve"> </w:t>
       </w:r>
+      <w:bookmarkStart w:id="68" w:name="_Toc227766360"/>
       <w:r>
         <w:t>Risk Assessment</w:t>
       </w:r>
-    </w:p>
-    <w:p>
-      <w:r>
-        <w:t xml:space="preserve">Supports: </w:t>
-      </w:r>
-      <w:r>
-        <w:rPr>
-          <w:i/>
-          <w:iCs/>
-        </w:rPr>
-        <w:t>Planning &amp; methodology</w:t>
-      </w:r>
-    </w:p>
-    <w:p>
-      <w:r>
-        <w:t>Include:</w:t>
-      </w:r>
-    </w:p>
-    <w:p>
-      <w:pPr>
-        <w:numPr>
-          <w:ilvl w:val="0"/>
-          <w:numId w:val="53"/>
-        </w:numPr>
-      </w:pPr>
-      <w:r>
-        <w:t xml:space="preserve">Risk table: </w:t>
-      </w:r>
-    </w:p>
-    <w:p>
-      <w:pPr>
-        <w:numPr>
-          <w:ilvl w:val="1"/>
-          <w:numId w:val="53"/>
-        </w:numPr>
-      </w:pPr>
-      <w:r>
-        <w:t xml:space="preserve">Risk </w:t>
-      </w:r>
-    </w:p>
-    <w:p>
-      <w:pPr>
-        <w:numPr>
-          <w:ilvl w:val="1"/>
-          <w:numId w:val="53"/>
-        </w:numPr>
-      </w:pPr>
-      <w:r>
-        <w:t xml:space="preserve">Likelihood </w:t>
-      </w:r>
-    </w:p>
-    <w:p>
-      <w:pPr>
-        <w:numPr>
-          <w:ilvl w:val="1"/>
-          <w:numId w:val="53"/>
-        </w:numPr>
-      </w:pPr>
-      <w:r>
-        <w:t xml:space="preserve">Impact </w:t>
-      </w:r>
-    </w:p>
-    <w:p>
-      <w:pPr>
-        <w:numPr>
-          <w:ilvl w:val="1"/>
-          <w:numId w:val="53"/>
-        </w:numPr>
-      </w:pPr>
-      <w:r>
-        <w:t xml:space="preserve">Mitigation </w:t>
-      </w:r>
-    </w:p>
+      <w:bookmarkEnd w:id="68"/>
+    </w:p>
+    <w:tbl>
+      <w:tblPr>
+        <w:tblStyle w:val="TableGrid"/>
+        <w:tblW w:w="10774" w:type="dxa"/>
+        <w:tblInd w:w="-856" w:type="dxa"/>
+        <w:tblLayout w:type="fixed"/>
+        <w:tblLook w:val="04A0" w:firstRow="1" w:lastRow="0" w:firstColumn="1" w:lastColumn="0" w:noHBand="0" w:noVBand="1"/>
+      </w:tblPr>
+      <w:tblGrid>
+        <w:gridCol w:w="1418"/>
+        <w:gridCol w:w="1418"/>
+        <w:gridCol w:w="1417"/>
+        <w:gridCol w:w="993"/>
+        <w:gridCol w:w="850"/>
+        <w:gridCol w:w="1559"/>
+        <w:gridCol w:w="1276"/>
+        <w:gridCol w:w="992"/>
+        <w:gridCol w:w="851"/>
+      </w:tblGrid>
+      <w:tr>
+        <w:tc>
+          <w:tcPr>
+            <w:tcW w:w="1418" w:type="dxa"/>
+          </w:tcPr>
+          <w:p>
+            <w:r>
+              <w:t>Risk</w:t>
+            </w:r>
+          </w:p>
+        </w:tc>
+        <w:tc>
+          <w:tcPr>
+            <w:tcW w:w="1418" w:type="dxa"/>
+          </w:tcPr>
+          <w:p>
+            <w:r>
+              <w:t>Who/what it will affect</w:t>
+            </w:r>
+          </w:p>
+        </w:tc>
+        <w:tc>
+          <w:tcPr>
+            <w:tcW w:w="1417" w:type="dxa"/>
+          </w:tcPr>
+          <w:p>
+            <w:r>
+              <w:t>Likelihood score</w:t>
+            </w:r>
+          </w:p>
+        </w:tc>
+        <w:tc>
+          <w:tcPr>
+            <w:tcW w:w="993" w:type="dxa"/>
+          </w:tcPr>
+          <w:p>
+            <w:r>
+              <w:t>Impact score</w:t>
+            </w:r>
+          </w:p>
+        </w:tc>
+        <w:tc>
+          <w:tcPr>
+            <w:tcW w:w="850" w:type="dxa"/>
+          </w:tcPr>
+          <w:p>
+            <w:r>
+              <w:t>Total risk score</w:t>
+            </w:r>
+          </w:p>
+        </w:tc>
+        <w:tc>
+          <w:tcPr>
+            <w:tcW w:w="1559" w:type="dxa"/>
+          </w:tcPr>
+          <w:p>
+            <w:r>
+              <w:t>Mitigation</w:t>
+            </w:r>
+          </w:p>
+        </w:tc>
+        <w:tc>
+          <w:tcPr>
+            <w:tcW w:w="1276" w:type="dxa"/>
+          </w:tcPr>
+          <w:p>
+            <w:r>
+              <w:t>New likelihood score</w:t>
+            </w:r>
+          </w:p>
+        </w:tc>
+        <w:tc>
+          <w:tcPr>
+            <w:tcW w:w="992" w:type="dxa"/>
+          </w:tcPr>
+          <w:p>
+            <w:r>
+              <w:t>New impact score</w:t>
+            </w:r>
+          </w:p>
+        </w:tc>
+        <w:tc>
+          <w:tcPr>
+            <w:tcW w:w="851" w:type="dxa"/>
+          </w:tcPr>
+          <w:p>
+            <w:r>
+              <w:t>New total score</w:t>
+            </w:r>
+          </w:p>
+        </w:tc>
+      </w:tr>
+      <w:tr>
+        <w:tc>
+          <w:tcPr>
+            <w:tcW w:w="1418" w:type="dxa"/>
+          </w:tcPr>
+          <w:p>
+            <w:r>
+              <w:t>Loss of device or report</w:t>
+            </w:r>
+          </w:p>
+        </w:tc>
+        <w:tc>
+          <w:tcPr>
+            <w:tcW w:w="1418" w:type="dxa"/>
+          </w:tcPr>
+          <w:p>
+            <w:r>
+              <w:t>No report will be available to present</w:t>
+            </w:r>
+          </w:p>
+        </w:tc>
+        <w:tc>
+          <w:tcPr>
+            <w:tcW w:w="1417" w:type="dxa"/>
+          </w:tcPr>
+          <w:p>
+            <w:r>
+              <w:t>1/5</w:t>
+            </w:r>
+          </w:p>
+        </w:tc>
+        <w:tc>
+          <w:tcPr>
+            <w:tcW w:w="993" w:type="dxa"/>
+          </w:tcPr>
+          <w:p>
+            <w:r>
+              <w:t>5/5</w:t>
+            </w:r>
+          </w:p>
+        </w:tc>
+        <w:tc>
+          <w:tcPr>
+            <w:tcW w:w="850" w:type="dxa"/>
+          </w:tcPr>
+          <w:p>
+            <w:r>
+              <w:t>5/</w:t>
+            </w:r>
+            <w:r>
+              <w:t>25</w:t>
+            </w:r>
+          </w:p>
+        </w:tc>
+        <w:tc>
+          <w:tcPr>
+            <w:tcW w:w="1559" w:type="dxa"/>
+          </w:tcPr>
+          <w:p>
+            <w:r>
+              <w:t>Game saved and uploaded to GitHub repository</w:t>
+            </w:r>
+          </w:p>
+        </w:tc>
+        <w:tc>
+          <w:tcPr>
+            <w:tcW w:w="1276" w:type="dxa"/>
+          </w:tcPr>
+          <w:p>
+            <w:r>
+              <w:t>1/5</w:t>
+            </w:r>
+          </w:p>
+        </w:tc>
+        <w:tc>
+          <w:tcPr>
+            <w:tcW w:w="992" w:type="dxa"/>
+          </w:tcPr>
+          <w:p>
+            <w:r>
+              <w:t>2/5</w:t>
+            </w:r>
+          </w:p>
+        </w:tc>
+        <w:tc>
+          <w:tcPr>
+            <w:tcW w:w="851" w:type="dxa"/>
+          </w:tcPr>
+          <w:p>
+            <w:r>
+              <w:t>2/25</w:t>
+            </w:r>
+          </w:p>
+        </w:tc>
+      </w:tr>
+      <w:tr>
+        <w:tc>
+          <w:tcPr>
+            <w:tcW w:w="1418" w:type="dxa"/>
+          </w:tcPr>
+          <w:p>
+            <w:r>
+              <w:lastRenderedPageBreak/>
+              <w:t>Game not finished in time</w:t>
+            </w:r>
+          </w:p>
+        </w:tc>
+        <w:tc>
+          <w:tcPr>
+            <w:tcW w:w="1418" w:type="dxa"/>
+          </w:tcPr>
+          <w:p>
+            <w:r>
+              <w:t>No report will be available to present</w:t>
+            </w:r>
+          </w:p>
+        </w:tc>
+        <w:tc>
+          <w:tcPr>
+            <w:tcW w:w="1417" w:type="dxa"/>
+          </w:tcPr>
+          <w:p>
+            <w:r>
+              <w:t>2/5</w:t>
+            </w:r>
+          </w:p>
+        </w:tc>
+        <w:tc>
+          <w:tcPr>
+            <w:tcW w:w="993" w:type="dxa"/>
+          </w:tcPr>
+          <w:p>
+            <w:r>
+              <w:t>5/5</w:t>
+            </w:r>
+          </w:p>
+        </w:tc>
+        <w:tc>
+          <w:tcPr>
+            <w:tcW w:w="850" w:type="dxa"/>
+          </w:tcPr>
+          <w:p>
+            <w:r>
+              <w:t>10/25</w:t>
+            </w:r>
+          </w:p>
+        </w:tc>
+        <w:tc>
+          <w:tcPr>
+            <w:tcW w:w="1559" w:type="dxa"/>
+          </w:tcPr>
+          <w:p>
+            <w:r>
+              <w:t xml:space="preserve">Sprints will be planned beforehand to </w:t>
+            </w:r>
+            <w:r>
+              <w:t>find</w:t>
+            </w:r>
+            <w:r>
+              <w:t xml:space="preserve"> the MVP</w:t>
+            </w:r>
+          </w:p>
+        </w:tc>
+        <w:tc>
+          <w:tcPr>
+            <w:tcW w:w="1276" w:type="dxa"/>
+          </w:tcPr>
+          <w:p>
+            <w:r>
+              <w:t>1/5</w:t>
+            </w:r>
+          </w:p>
+        </w:tc>
+        <w:tc>
+          <w:tcPr>
+            <w:tcW w:w="992" w:type="dxa"/>
+          </w:tcPr>
+          <w:p>
+            <w:r>
+              <w:t>5/5</w:t>
+            </w:r>
+          </w:p>
+        </w:tc>
+        <w:tc>
+          <w:tcPr>
+            <w:tcW w:w="851" w:type="dxa"/>
+          </w:tcPr>
+          <w:p>
+            <w:r>
+              <w:t>5/25</w:t>
+            </w:r>
+          </w:p>
+        </w:tc>
+      </w:tr>
+      <w:tr>
+        <w:tc>
+          <w:tcPr>
+            <w:tcW w:w="1418" w:type="dxa"/>
+          </w:tcPr>
+          <w:p>
+            <w:r>
+              <w:t>Game breaking bug discovered on release</w:t>
+            </w:r>
+          </w:p>
+        </w:tc>
+        <w:tc>
+          <w:tcPr>
+            <w:tcW w:w="1418" w:type="dxa"/>
+          </w:tcPr>
+          <w:p>
+            <w:r>
+              <w:t>Game might not be playable due to bug not found before</w:t>
+            </w:r>
+          </w:p>
+        </w:tc>
+        <w:tc>
+          <w:tcPr>
+            <w:tcW w:w="1417" w:type="dxa"/>
+          </w:tcPr>
+          <w:p>
+            <w:r>
+              <w:t>3/5</w:t>
+            </w:r>
+          </w:p>
+        </w:tc>
+        <w:tc>
+          <w:tcPr>
+            <w:tcW w:w="993" w:type="dxa"/>
+          </w:tcPr>
+          <w:p>
+            <w:r>
+              <w:t>5/5</w:t>
+            </w:r>
+          </w:p>
+        </w:tc>
+        <w:tc>
+          <w:tcPr>
+            <w:tcW w:w="850" w:type="dxa"/>
+          </w:tcPr>
+          <w:p>
+            <w:r>
+              <w:t>15/25</w:t>
+            </w:r>
+          </w:p>
+        </w:tc>
+        <w:tc>
+          <w:tcPr>
+            <w:tcW w:w="1559" w:type="dxa"/>
+          </w:tcPr>
+          <w:p>
+            <w:r>
+              <w:t>Usability testing will be held in stages before release</w:t>
+            </w:r>
+          </w:p>
+        </w:tc>
+        <w:tc>
+          <w:tcPr>
+            <w:tcW w:w="1276" w:type="dxa"/>
+          </w:tcPr>
+          <w:p>
+            <w:r>
+              <w:t>1/5</w:t>
+            </w:r>
+          </w:p>
+        </w:tc>
+        <w:tc>
+          <w:tcPr>
+            <w:tcW w:w="992" w:type="dxa"/>
+          </w:tcPr>
+          <w:p>
+            <w:r>
+              <w:t>5/5</w:t>
+            </w:r>
+          </w:p>
+        </w:tc>
+        <w:tc>
+          <w:tcPr>
+            <w:tcW w:w="851" w:type="dxa"/>
+          </w:tcPr>
+          <w:p>
+            <w:r>
+              <w:t>5/25</w:t>
+            </w:r>
+          </w:p>
+        </w:tc>
+      </w:tr>
+      <w:tr>
+        <w:tc>
+          <w:tcPr>
+            <w:tcW w:w="1418" w:type="dxa"/>
+          </w:tcPr>
+          <w:p>
+            <w:r>
+              <w:t>Copyright issues</w:t>
+            </w:r>
+          </w:p>
+        </w:tc>
+        <w:tc>
+          <w:tcPr>
+            <w:tcW w:w="1418" w:type="dxa"/>
+          </w:tcPr>
+          <w:p>
+            <w:r>
+              <w:t>Loss of marks and removal of game from stores if the correct licensing hasn’t been acquired.</w:t>
+            </w:r>
+          </w:p>
+        </w:tc>
+        <w:tc>
+          <w:tcPr>
+            <w:tcW w:w="1417" w:type="dxa"/>
+          </w:tcPr>
+          <w:p>
+            <w:r>
+              <w:t>2/5</w:t>
+            </w:r>
+          </w:p>
+        </w:tc>
+        <w:tc>
+          <w:tcPr>
+            <w:tcW w:w="993" w:type="dxa"/>
+          </w:tcPr>
+          <w:p>
+            <w:r>
+              <w:t>5/5</w:t>
+            </w:r>
+          </w:p>
+        </w:tc>
+        <w:tc>
+          <w:tcPr>
+            <w:tcW w:w="850" w:type="dxa"/>
+          </w:tcPr>
+          <w:p>
+            <w:r>
+              <w:t>10/25</w:t>
+            </w:r>
+          </w:p>
+        </w:tc>
+        <w:tc>
+          <w:tcPr>
+            <w:tcW w:w="1559" w:type="dxa"/>
+          </w:tcPr>
+          <w:p>
+            <w:r>
+              <w:t>Licensing checked beforehand</w:t>
+            </w:r>
+          </w:p>
+        </w:tc>
+        <w:tc>
+          <w:tcPr>
+            <w:tcW w:w="1276" w:type="dxa"/>
+          </w:tcPr>
+          <w:p/>
+        </w:tc>
+        <w:tc>
+          <w:tcPr>
+            <w:tcW w:w="992" w:type="dxa"/>
+          </w:tcPr>
+          <w:p/>
+        </w:tc>
+        <w:tc>
+          <w:tcPr>
+            <w:tcW w:w="851" w:type="dxa"/>
+          </w:tcPr>
+          <w:p/>
+        </w:tc>
+      </w:tr>
+    </w:tbl>
     <w:p/>
+    <w:p/>
     <w:p>
       <w:pPr>
         <w:pStyle w:val="Heading2"/>
@@ -7601,9 +11230,11 @@
       <w:r>
         <w:t xml:space="preserve"> </w:t>
       </w:r>
+      <w:bookmarkStart w:id="69" w:name="_Toc227766361"/>
       <w:r>
         <w:t>Additional Screenshots / Game Evidence</w:t>
       </w:r>
+      <w:bookmarkEnd w:id="69"/>
     </w:p>
     <w:p>
       <w:r>
@@ -7660,23 +11291,23 @@
       <w:pPr>
         <w:pStyle w:val="Heading1"/>
       </w:pPr>
-      <w:bookmarkStart w:id="36" w:name="_Toc32579073"/>
-      <w:bookmarkStart w:id="37" w:name="_Toc32579097"/>
-      <w:bookmarkStart w:id="38" w:name="_Toc32579142"/>
-      <w:bookmarkStart w:id="39" w:name="_Toc227247069"/>
+      <w:bookmarkStart w:id="70" w:name="_Toc32579073"/>
+      <w:bookmarkStart w:id="71" w:name="_Toc32579097"/>
+      <w:bookmarkStart w:id="72" w:name="_Toc32579142"/>
+      <w:bookmarkStart w:id="73" w:name="_Toc227766362"/>
       <w:r>
         <w:t>Report Structure</w:t>
       </w:r>
-      <w:bookmarkEnd w:id="36"/>
-      <w:bookmarkEnd w:id="37"/>
-      <w:bookmarkEnd w:id="38"/>
-      <w:bookmarkEnd w:id="39"/>
-    </w:p>
-    <w:p>
-      <w:bookmarkStart w:id="40" w:name="_Ref32480538"/>
-      <w:bookmarkStart w:id="41" w:name="_Toc32579076"/>
-      <w:bookmarkStart w:id="42" w:name="_Toc32579100"/>
-      <w:bookmarkStart w:id="43" w:name="_Toc32579145"/>
+      <w:bookmarkEnd w:id="70"/>
+      <w:bookmarkEnd w:id="71"/>
+      <w:bookmarkEnd w:id="72"/>
+      <w:bookmarkEnd w:id="73"/>
+    </w:p>
+    <w:p>
+      <w:bookmarkStart w:id="74" w:name="_Ref32480538"/>
+      <w:bookmarkStart w:id="75" w:name="_Toc32579076"/>
+      <w:bookmarkStart w:id="76" w:name="_Toc32579100"/>
+      <w:bookmarkStart w:id="77" w:name="_Toc32579145"/>
       <w:r>
         <w:t xml:space="preserve">The word </w:t>
       </w:r>
@@ -7686,10 +11317,10 @@
       <w:r>
         <w:t>ount</w:t>
       </w:r>
-      <w:bookmarkEnd w:id="40"/>
-      <w:bookmarkEnd w:id="41"/>
-      <w:bookmarkEnd w:id="42"/>
-      <w:bookmarkEnd w:id="43"/>
+      <w:bookmarkEnd w:id="74"/>
+      <w:bookmarkEnd w:id="75"/>
+      <w:bookmarkEnd w:id="76"/>
+      <w:bookmarkEnd w:id="77"/>
     </w:p>
     <w:p>
       <w:pPr>
@@ -7734,6 +11365,7 @@
         </w:numPr>
       </w:pPr>
       <w:r>
+        <w:lastRenderedPageBreak/>
         <w:t>Everything else – absolutely everything else - is included in your word count</w:t>
       </w:r>
       <w:r>
@@ -7833,7 +11465,13 @@
         <w:t xml:space="preserve">. </w:t>
       </w:r>
       <w:r>
-        <w:t xml:space="preserve">Much more over that amount usually indicates that the student has not applied rational thought to how they are communicating and are </w:t>
+        <w:t xml:space="preserve">Much more over that amount usually </w:t>
+      </w:r>
+      <w:r>
+        <w:t>shows</w:t>
+      </w:r>
+      <w:r>
+        <w:t xml:space="preserve"> that the student has not applied rational thought to how they are communicating and are </w:t>
       </w:r>
       <w:r>
         <w:t>including</w:t>
@@ -7866,23 +11504,35 @@
         <w:t xml:space="preserve">If you have much lower than 7,000 </w:t>
       </w:r>
       <w:r>
-        <w:t xml:space="preserve">this usually indicates that you have not given enough depth of thought to all the aspects of the software development lifecycle and </w:t>
+        <w:t xml:space="preserve">this usually </w:t>
+      </w:r>
+      <w:r>
+        <w:t>shows</w:t>
+      </w:r>
+      <w:r>
+        <w:t xml:space="preserve"> that you have not given enough depth of thought to all the aspects of the software development lifecycle and </w:t>
       </w:r>
       <w:r>
         <w:t>most</w:t>
       </w:r>
       <w:r>
-        <w:t xml:space="preserve"> reports at this level have indicated a failing project.</w:t>
+        <w:t xml:space="preserve"> reports at this level have </w:t>
+      </w:r>
+      <w:r>
+        <w:t>shown</w:t>
+      </w:r>
+      <w:r>
+        <w:t xml:space="preserve"> a failing project.</w:t>
       </w:r>
     </w:p>
     <w:p>
       <w:pPr>
         <w:pStyle w:val="Heading2"/>
       </w:pPr>
-      <w:bookmarkStart w:id="44" w:name="_Toc32579077"/>
-      <w:bookmarkStart w:id="45" w:name="_Toc32579101"/>
-      <w:bookmarkStart w:id="46" w:name="_Toc32579146"/>
-      <w:bookmarkStart w:id="47" w:name="_Toc227247070"/>
+      <w:bookmarkStart w:id="78" w:name="_Toc32579077"/>
+      <w:bookmarkStart w:id="79" w:name="_Toc32579101"/>
+      <w:bookmarkStart w:id="80" w:name="_Toc32579146"/>
+      <w:bookmarkStart w:id="81" w:name="_Toc227766363"/>
       <w:r>
         <w:t>Main</w:t>
       </w:r>
@@ -7892,10 +11542,10 @@
       <w:r>
         <w:t>of the report</w:t>
       </w:r>
-      <w:bookmarkEnd w:id="44"/>
-      <w:bookmarkEnd w:id="45"/>
-      <w:bookmarkEnd w:id="46"/>
-      <w:bookmarkEnd w:id="47"/>
+      <w:bookmarkEnd w:id="78"/>
+      <w:bookmarkEnd w:id="79"/>
+      <w:bookmarkEnd w:id="80"/>
+      <w:bookmarkEnd w:id="81"/>
     </w:p>
     <w:p>
       <w:r>
@@ -8095,83 +11745,83 @@
       <w:pPr>
         <w:pStyle w:val="Heading3"/>
       </w:pPr>
-      <w:bookmarkStart w:id="48" w:name="_Toc32579079"/>
-      <w:bookmarkStart w:id="49" w:name="_Toc32579103"/>
-      <w:bookmarkStart w:id="50" w:name="_Toc32579148"/>
-      <w:bookmarkStart w:id="51" w:name="_Toc227247071"/>
+      <w:bookmarkStart w:id="82" w:name="_Toc32579079"/>
+      <w:bookmarkStart w:id="83" w:name="_Toc32579103"/>
+      <w:bookmarkStart w:id="84" w:name="_Toc32579148"/>
+      <w:bookmarkStart w:id="85" w:name="_Toc227766364"/>
+      <w:r>
+        <w:t>A</w:t>
+      </w:r>
+      <w:r>
+        <w:t>bout r</w:t>
+      </w:r>
+      <w:r>
+        <w:t>eflection</w:t>
+      </w:r>
+      <w:bookmarkEnd w:id="82"/>
+      <w:bookmarkEnd w:id="83"/>
+      <w:bookmarkEnd w:id="84"/>
+      <w:bookmarkEnd w:id="85"/>
+    </w:p>
+    <w:p>
+      <w:r>
+        <w:t xml:space="preserve">In relation to both the end-Project report and the </w:t>
+      </w:r>
+      <w:r>
+        <w:t>reflections</w:t>
+      </w:r>
+      <w:r>
+        <w:t>, student reflection sometimes tends to be too shallow</w:t>
+      </w:r>
+      <w:r>
+        <w:t xml:space="preserve">. Therefore, </w:t>
+      </w:r>
+      <w:r>
+        <w:t>before attempting some reflective writing</w:t>
+      </w:r>
+      <w:r>
+        <w:t>,</w:t>
+      </w:r>
+      <w:r>
+        <w:t xml:space="preserve"> you should undertake some reflective thinking.</w:t>
+      </w:r>
+      <w:r>
+        <w:t xml:space="preserve"> Take time to c</w:t>
+      </w:r>
+      <w:r>
+        <w:t xml:space="preserve">onsider the intended purpose and benefits of </w:t>
+      </w:r>
+      <w:r>
+        <w:t>‘</w:t>
+      </w:r>
+      <w:r>
+        <w:t xml:space="preserve">the </w:t>
+      </w:r>
+      <w:r>
+        <w:t xml:space="preserve">core </w:t>
+      </w:r>
+      <w:r>
+        <w:t>aspect</w:t>
+      </w:r>
+      <w:r>
+        <w:t>s</w:t>
+      </w:r>
+      <w:r>
+        <w:t xml:space="preserve"> of the project</w:t>
+      </w:r>
+      <w:r>
+        <w:t>’</w:t>
+      </w:r>
+      <w:r>
+        <w:t xml:space="preserve"> under consideration and the choices you made in relation to it</w:t>
+      </w:r>
+      <w:r>
+        <w:t>.</w:t>
+      </w:r>
+    </w:p>
+    <w:p>
       <w:r>
         <w:lastRenderedPageBreak/>
-        <w:t>A</w:t>
-      </w:r>
-      <w:r>
-        <w:t>bout r</w:t>
-      </w:r>
-      <w:r>
-        <w:t>eflection</w:t>
-      </w:r>
-      <w:bookmarkEnd w:id="48"/>
-      <w:bookmarkEnd w:id="49"/>
-      <w:bookmarkEnd w:id="50"/>
-      <w:bookmarkEnd w:id="51"/>
-    </w:p>
-    <w:p>
-      <w:r>
-        <w:t xml:space="preserve">In relation to both the end-Project report and the </w:t>
-      </w:r>
-      <w:r>
-        <w:t>reflections</w:t>
-      </w:r>
-      <w:r>
-        <w:t>, student reflection sometimes tends to be too shallow</w:t>
-      </w:r>
-      <w:r>
-        <w:t xml:space="preserve">. Therefore, </w:t>
-      </w:r>
-      <w:r>
-        <w:t>before attempting some reflective writing</w:t>
-      </w:r>
-      <w:r>
-        <w:t>,</w:t>
-      </w:r>
-      <w:r>
-        <w:t xml:space="preserve"> you should undertake some reflective thinking.</w:t>
-      </w:r>
-      <w:r>
-        <w:t xml:space="preserve"> Take time to c</w:t>
-      </w:r>
-      <w:r>
-        <w:t xml:space="preserve">onsider the intended purpose and benefits of </w:t>
-      </w:r>
-      <w:r>
-        <w:t>‘</w:t>
-      </w:r>
-      <w:r>
-        <w:t xml:space="preserve">the </w:t>
-      </w:r>
-      <w:r>
-        <w:t xml:space="preserve">core </w:t>
-      </w:r>
-      <w:r>
-        <w:t>aspect</w:t>
-      </w:r>
-      <w:r>
-        <w:t>s</w:t>
-      </w:r>
-      <w:r>
-        <w:t xml:space="preserve"> of the project</w:t>
-      </w:r>
-      <w:r>
-        <w:t>’</w:t>
-      </w:r>
-      <w:r>
-        <w:t xml:space="preserve"> under consideration and the choices you made in relation to it</w:t>
-      </w:r>
-      <w:r>
-        <w:t>.</w:t>
-      </w:r>
-    </w:p>
-    <w:p>
-      <w:r>
         <w:t>I</w:t>
       </w:r>
       <w:r>
@@ -8260,22 +11910,22 @@
       <w:pPr>
         <w:pStyle w:val="Heading3"/>
       </w:pPr>
-      <w:bookmarkStart w:id="52" w:name="_Ref32482371"/>
-      <w:bookmarkStart w:id="53" w:name="_Toc32579080"/>
-      <w:bookmarkStart w:id="54" w:name="_Toc32579104"/>
-      <w:bookmarkStart w:id="55" w:name="_Toc32579149"/>
-      <w:bookmarkStart w:id="56" w:name="_Toc227247072"/>
+      <w:bookmarkStart w:id="86" w:name="_Ref32482371"/>
+      <w:bookmarkStart w:id="87" w:name="_Toc32579080"/>
+      <w:bookmarkStart w:id="88" w:name="_Toc32579104"/>
+      <w:bookmarkStart w:id="89" w:name="_Toc32579149"/>
+      <w:bookmarkStart w:id="90" w:name="_Toc227766365"/>
       <w:r>
         <w:t xml:space="preserve">End-project </w:t>
       </w:r>
-      <w:bookmarkEnd w:id="52"/>
-      <w:bookmarkEnd w:id="53"/>
-      <w:bookmarkEnd w:id="54"/>
-      <w:bookmarkEnd w:id="55"/>
+      <w:bookmarkEnd w:id="86"/>
+      <w:bookmarkEnd w:id="87"/>
+      <w:bookmarkEnd w:id="88"/>
+      <w:bookmarkEnd w:id="89"/>
       <w:r>
         <w:t>report.</w:t>
       </w:r>
-      <w:bookmarkEnd w:id="56"/>
+      <w:bookmarkEnd w:id="90"/>
       <w:r>
         <w:t xml:space="preserve"> </w:t>
       </w:r>
@@ -8351,22 +12001,22 @@
       <w:pPr>
         <w:pStyle w:val="Heading3"/>
       </w:pPr>
-      <w:bookmarkStart w:id="57" w:name="_Ref32482400"/>
-      <w:bookmarkStart w:id="58" w:name="_Toc32579081"/>
-      <w:bookmarkStart w:id="59" w:name="_Toc32579105"/>
-      <w:bookmarkStart w:id="60" w:name="_Toc32579150"/>
-      <w:bookmarkStart w:id="61" w:name="_Toc227247073"/>
+      <w:bookmarkStart w:id="91" w:name="_Ref32482400"/>
+      <w:bookmarkStart w:id="92" w:name="_Toc32579081"/>
+      <w:bookmarkStart w:id="93" w:name="_Toc32579105"/>
+      <w:bookmarkStart w:id="94" w:name="_Toc32579150"/>
+      <w:bookmarkStart w:id="95" w:name="_Toc227766366"/>
       <w:r>
         <w:t xml:space="preserve">The </w:t>
       </w:r>
-      <w:bookmarkEnd w:id="57"/>
-      <w:bookmarkEnd w:id="58"/>
-      <w:bookmarkEnd w:id="59"/>
-      <w:bookmarkEnd w:id="60"/>
+      <w:bookmarkEnd w:id="91"/>
+      <w:bookmarkEnd w:id="92"/>
+      <w:bookmarkEnd w:id="93"/>
+      <w:bookmarkEnd w:id="94"/>
       <w:r>
         <w:t>reflection</w:t>
       </w:r>
-      <w:bookmarkEnd w:id="61"/>
+      <w:bookmarkEnd w:id="95"/>
     </w:p>
     <w:p>
       <w:r>
@@ -8443,17 +12093,17 @@
       <w:pPr>
         <w:pStyle w:val="Heading2"/>
       </w:pPr>
-      <w:bookmarkStart w:id="62" w:name="_Toc32579082"/>
-      <w:bookmarkStart w:id="63" w:name="_Toc32579106"/>
-      <w:bookmarkStart w:id="64" w:name="_Toc32579151"/>
-      <w:bookmarkStart w:id="65" w:name="_Toc227247074"/>
+      <w:bookmarkStart w:id="96" w:name="_Toc32579082"/>
+      <w:bookmarkStart w:id="97" w:name="_Toc32579106"/>
+      <w:bookmarkStart w:id="98" w:name="_Toc32579151"/>
+      <w:bookmarkStart w:id="99" w:name="_Toc227766367"/>
       <w:r>
         <w:t>Appendices</w:t>
       </w:r>
-      <w:bookmarkEnd w:id="62"/>
-      <w:bookmarkEnd w:id="63"/>
-      <w:bookmarkEnd w:id="64"/>
-      <w:bookmarkEnd w:id="65"/>
+      <w:bookmarkEnd w:id="96"/>
+      <w:bookmarkEnd w:id="97"/>
+      <w:bookmarkEnd w:id="98"/>
+      <w:bookmarkEnd w:id="99"/>
     </w:p>
     <w:p>
       <w:r>
@@ -8484,73 +12134,70 @@
         <w:t xml:space="preserve">may not </w:t>
       </w:r>
       <w:r>
-        <w:t xml:space="preserve">read your </w:t>
-      </w:r>
+        <w:t>read your appendices</w:t>
+      </w:r>
+      <w:r>
+        <w:t xml:space="preserve">. Thus, you must </w:t>
+      </w:r>
+      <w:r>
+        <w:t>make sure that the main body of the report is a self-contained description of your project (at least at some level of abstraction).</w:t>
+      </w:r>
+      <w:r>
+        <w:t xml:space="preserve"> </w:t>
+      </w:r>
+      <w:r>
+        <w:t xml:space="preserve">If the reader </w:t>
+      </w:r>
+      <w:r>
+        <w:t>‘</w:t>
+      </w:r>
+      <w:r>
+        <w:t>needs</w:t>
+      </w:r>
+      <w:r>
+        <w:t>’</w:t>
+      </w:r>
+      <w:r>
+        <w:t xml:space="preserve"> to read something </w:t>
+      </w:r>
+      <w:r>
+        <w:t>to</w:t>
+      </w:r>
+      <w:r>
+        <w:t xml:space="preserve"> understand your project, then at </w:t>
+      </w:r>
+      <w:r>
+        <w:t xml:space="preserve">the very </w:t>
+      </w:r>
+      <w:r>
+        <w:t>least</w:t>
+      </w:r>
+      <w:r>
+        <w:t xml:space="preserve"> put</w:t>
+      </w:r>
+      <w:r>
+        <w:t xml:space="preserve"> a summary of </w:t>
+      </w:r>
+      <w:r>
+        <w:t>the material</w:t>
+      </w:r>
+      <w:r>
+        <w:t xml:space="preserve"> in the main body.</w:t>
+      </w:r>
+      <w:r>
+        <w:t xml:space="preserve"> </w:t>
+      </w:r>
+    </w:p>
+    <w:p>
+      <w:pPr>
+        <w:pStyle w:val="Heading3"/>
+      </w:pPr>
+      <w:bookmarkStart w:id="100" w:name="_Toc227766368"/>
       <w:r>
         <w:lastRenderedPageBreak/>
-        <w:t>appendices</w:t>
-      </w:r>
-      <w:r>
-        <w:t xml:space="preserve">. Thus, you must </w:t>
-      </w:r>
-      <w:r>
-        <w:t>make sure that the main body of the report is a self-contained description of your project (at least at some level of abstraction).</w:t>
-      </w:r>
-      <w:r>
-        <w:t xml:space="preserve"> </w:t>
-      </w:r>
-      <w:r>
-        <w:t xml:space="preserve">If the reader </w:t>
-      </w:r>
-      <w:r>
-        <w:t>‘</w:t>
-      </w:r>
-      <w:r>
-        <w:t>needs</w:t>
-      </w:r>
-      <w:r>
-        <w:t>’</w:t>
-      </w:r>
-      <w:r>
-        <w:t xml:space="preserve"> to read something </w:t>
-      </w:r>
-      <w:r>
-        <w:t>to</w:t>
-      </w:r>
-      <w:r>
-        <w:t xml:space="preserve"> understand your project, then at </w:t>
-      </w:r>
-      <w:r>
-        <w:t xml:space="preserve">the very </w:t>
-      </w:r>
-      <w:r>
-        <w:t>least</w:t>
-      </w:r>
-      <w:r>
-        <w:t xml:space="preserve"> put</w:t>
-      </w:r>
-      <w:r>
-        <w:t xml:space="preserve"> a summary of </w:t>
-      </w:r>
-      <w:r>
-        <w:t>the material</w:t>
-      </w:r>
-      <w:r>
-        <w:t xml:space="preserve"> in the main body.</w:t>
-      </w:r>
-      <w:r>
-        <w:t xml:space="preserve"> </w:t>
-      </w:r>
-    </w:p>
-    <w:p>
-      <w:pPr>
-        <w:pStyle w:val="Heading3"/>
-      </w:pPr>
-      <w:bookmarkStart w:id="66" w:name="_Toc227247076"/>
-      <w:r>
         <w:t>Typical Use of Appendices</w:t>
       </w:r>
-      <w:bookmarkEnd w:id="66"/>
+      <w:bookmarkEnd w:id="100"/>
     </w:p>
     <w:p>
       <w:r>
@@ -8729,17 +12376,17 @@
       <w:pPr>
         <w:pStyle w:val="Heading1"/>
       </w:pPr>
-      <w:bookmarkStart w:id="67" w:name="_Toc32579083"/>
-      <w:bookmarkStart w:id="68" w:name="_Toc32579107"/>
-      <w:bookmarkStart w:id="69" w:name="_Toc32579152"/>
-      <w:bookmarkStart w:id="70" w:name="_Toc227247077"/>
+      <w:bookmarkStart w:id="101" w:name="_Toc32579083"/>
+      <w:bookmarkStart w:id="102" w:name="_Toc32579107"/>
+      <w:bookmarkStart w:id="103" w:name="_Toc32579152"/>
+      <w:bookmarkStart w:id="104" w:name="_Toc227766369"/>
       <w:r>
         <w:t>General advice</w:t>
       </w:r>
-      <w:bookmarkEnd w:id="67"/>
-      <w:bookmarkEnd w:id="68"/>
-      <w:bookmarkEnd w:id="69"/>
-      <w:bookmarkEnd w:id="70"/>
+      <w:bookmarkEnd w:id="101"/>
+      <w:bookmarkEnd w:id="102"/>
+      <w:bookmarkEnd w:id="103"/>
+      <w:bookmarkEnd w:id="104"/>
     </w:p>
     <w:p>
       <w:r>
@@ -8788,52 +12435,52 @@
       <w:pPr>
         <w:pStyle w:val="Heading2"/>
       </w:pPr>
-      <w:bookmarkStart w:id="71" w:name="_Toc32579084"/>
-      <w:bookmarkStart w:id="72" w:name="_Toc32579108"/>
-      <w:bookmarkStart w:id="73" w:name="_Toc32579153"/>
-      <w:bookmarkStart w:id="74" w:name="_Toc227247078"/>
+      <w:bookmarkStart w:id="105" w:name="_Toc32579084"/>
+      <w:bookmarkStart w:id="106" w:name="_Toc32579108"/>
+      <w:bookmarkStart w:id="107" w:name="_Toc32579153"/>
+      <w:bookmarkStart w:id="108" w:name="_Toc227766370"/>
+      <w:r>
+        <w:t>Descriptions</w:t>
+      </w:r>
+      <w:bookmarkEnd w:id="105"/>
+      <w:bookmarkEnd w:id="106"/>
+      <w:bookmarkEnd w:id="107"/>
+      <w:bookmarkEnd w:id="108"/>
+    </w:p>
+    <w:p>
+      <w:r>
+        <w:t>Describe your work at a suitable level.</w:t>
+      </w:r>
+      <w:r>
+        <w:t xml:space="preserve"> </w:t>
+      </w:r>
+      <w:r>
+        <w:t xml:space="preserve">The standard advice is that it should be written at a level that could be read by a (good) final stage student. The best reports display author </w:t>
+      </w:r>
+      <w:r>
+        <w:t>maturity and</w:t>
+      </w:r>
+      <w:r>
+        <w:t xml:space="preserve"> demand it from their reader</w:t>
+      </w:r>
+      <w:r>
+        <w:t xml:space="preserve">. </w:t>
+      </w:r>
+    </w:p>
+    <w:p>
+      <w:r>
+        <w:t>Please put some screen shots in your main body</w:t>
+      </w:r>
+      <w:r>
+        <w:t>; b</w:t>
+      </w:r>
+      <w:r>
+        <w:t>ut too many can be tedious.</w:t>
+      </w:r>
+    </w:p>
+    <w:p>
       <w:r>
         <w:lastRenderedPageBreak/>
-        <w:t>Descriptions</w:t>
-      </w:r>
-      <w:bookmarkEnd w:id="71"/>
-      <w:bookmarkEnd w:id="72"/>
-      <w:bookmarkEnd w:id="73"/>
-      <w:bookmarkEnd w:id="74"/>
-    </w:p>
-    <w:p>
-      <w:r>
-        <w:t>Describe your work at a suitable level.</w:t>
-      </w:r>
-      <w:r>
-        <w:t xml:space="preserve"> </w:t>
-      </w:r>
-      <w:r>
-        <w:t xml:space="preserve">The standard advice is that it should be written at a level that could be read by a (good) final stage student. The best reports display author </w:t>
-      </w:r>
-      <w:r>
-        <w:t>maturity and</w:t>
-      </w:r>
-      <w:r>
-        <w:t xml:space="preserve"> demand it from their reader</w:t>
-      </w:r>
-      <w:r>
-        <w:t xml:space="preserve">. </w:t>
-      </w:r>
-    </w:p>
-    <w:p>
-      <w:r>
-        <w:t>Please put some screen shots in your main body</w:t>
-      </w:r>
-      <w:r>
-        <w:t>; b</w:t>
-      </w:r>
-      <w:r>
-        <w:t>ut too many can be tedious.</w:t>
-      </w:r>
-    </w:p>
-    <w:p>
-      <w:r>
         <w:t>You can gain credit for what you did as well as what you produced.</w:t>
       </w:r>
       <w:r>
@@ -8966,7 +12613,7 @@
       </w:r>
     </w:p>
     <w:sectPr>
-      <w:footerReference w:type="default" r:id="rId28"/>
+      <w:footerReference w:type="default" r:id="rId44"/>
       <w:pgSz w:w="11906" w:h="16838" w:code="9"/>
       <w:pgMar w:top="1440" w:right="1440" w:bottom="1440" w:left="1440" w:header="708" w:footer="708" w:gutter="0"/>
       <w:pgNumType w:start="0"/>
@@ -19732,6 +23379,25 @@
       <w:u w:val="single"/>
     </w:rPr>
   </w:style>
+  <w:style w:type="table" w:styleId="TableGrid">
+    <w:name w:val="Table Grid"/>
+    <w:basedOn w:val="TableNormal"/>
+    <w:uiPriority w:val="39"/>
+    <w:rsid w:val="00A70516"/>
+    <w:pPr>
+      <w:spacing w:after="0" w:line="240" w:lineRule="auto"/>
+    </w:pPr>
+    <w:tblPr>
+      <w:tblBorders>
+        <w:top w:val="single" w:sz="4" w:space="0" w:color="auto"/>
+        <w:left w:val="single" w:sz="4" w:space="0" w:color="auto"/>
+        <w:bottom w:val="single" w:sz="4" w:space="0" w:color="auto"/>
+        <w:right w:val="single" w:sz="4" w:space="0" w:color="auto"/>
+        <w:insideH w:val="single" w:sz="4" w:space="0" w:color="auto"/>
+        <w:insideV w:val="single" w:sz="4" w:space="0" w:color="auto"/>
+      </w:tblBorders>
+    </w:tblPr>
+  </w:style>
 </w:styles>
 </file>
 
